--- a/conference paper.docx
+++ b/conference paper.docx
@@ -509,7 +509,7 @@
           <w:rFonts w:eastAsia="Times New Roman"/>
           <w:color w:val="374151"/>
         </w:rPr>
-        <w:t>general sorting algorithms</w:t>
+        <w:t>Literature survey</w:t>
       </w:r>
     </w:p>
     <w:p>
@@ -978,10 +978,6 @@
     <w:p>
       <w:pPr>
         <w:jc w:val="both"/>
-        <w:rPr>
-          <w:rFonts w:eastAsia="Times New Roman"/>
-          <w:color w:val="374151"/>
-        </w:rPr>
       </w:pPr>
       <w:r>
         <w:rPr>
@@ -1005,6 +1001,11 @@
         </w:rPr>
         <w:t xml:space="preserve"> present our novel hybrid sorting algorithm that combines Merge Sort, Quick Sort, and Bubble Sort to leverage their strengths and address their limitations. The hybrid algorithm dynamically selects the most suitable sorting technique based on the input size, adaptively adapting to the characteristics of the data set.</w:t>
       </w:r>
+    </w:p>
+    <w:p>
+      <w:pPr>
+        <w:jc w:val="both"/>
+      </w:pPr>
     </w:p>
     <w:tbl>
       <w:tblPr>
@@ -1100,6 +1101,9 @@
         </w:tc>
       </w:tr>
       <w:tr>
+        <w:trPr>
+          <w:trHeight w:val="233"/>
+        </w:trPr>
         <w:tc>
           <w:tcPr>
             <w:tcW w:w="251.15pt" w:type="dxa"/>
@@ -1419,6 +1423,45 @@
           <w:rFonts w:eastAsia="Times New Roman"/>
           <w:color w:val="374151"/>
         </w:rPr>
+      </w:pPr>
+      <w:r>
+        <w:rPr>
+          <w:rFonts w:eastAsia="Times New Roman"/>
+          <w:color w:val="374151"/>
+        </w:rPr>
+        <w:t xml:space="preserve">We present a comprehensive performance analysis of the hybrid sorting algorithm. We evaluate its efficiency, </w:t>
+      </w:r>
+      <w:r>
+        <w:rPr>
+          <w:rFonts w:eastAsia="Times New Roman"/>
+          <w:color w:val="374151"/>
+        </w:rPr>
+        <w:t>adaptability, and scalability by comparing it with standalone sorting algorithms and examining its performance across various data sets and scenarios</w:t>
+      </w:r>
+      <w:r>
+        <w:rPr>
+          <w:rFonts w:eastAsia="Times New Roman"/>
+          <w:color w:val="374151"/>
+        </w:rPr>
+        <w:t>.</w:t>
+      </w:r>
+    </w:p>
+    <w:p>
+      <w:pPr>
+        <w:jc w:val="both"/>
+        <w:rPr>
+          <w:rFonts w:eastAsia="Times New Roman"/>
+          <w:color w:val="374151"/>
+        </w:rPr>
+      </w:pPr>
+    </w:p>
+    <w:p>
+      <w:pPr>
+        <w:jc w:val="both"/>
+        <w:rPr>
+          <w:rFonts w:eastAsia="Times New Roman"/>
+          <w:color w:val="374151"/>
+        </w:rPr>
         <w:sectPr>
           <w:type w:val="continuous"/>
           <w:pgSz w:w="612pt" w:h="792pt" w:code="1"/>
@@ -1427,44 +1470,24 @@
           <w:docGrid w:linePitch="360"/>
         </w:sectPr>
       </w:pPr>
-      <w:r>
-        <w:rPr>
-          <w:rFonts w:eastAsia="Times New Roman"/>
-          <w:color w:val="374151"/>
-        </w:rPr>
-        <w:t xml:space="preserve">We present a comprehensive performance analysis of the hybrid sorting algorithm. We evaluate its efficiency, </w:t>
-      </w:r>
-      <w:r>
-        <w:rPr>
-          <w:rFonts w:eastAsia="Times New Roman"/>
-          <w:color w:val="374151"/>
-        </w:rPr>
-        <w:t>adaptability, and scalability by comparing it with standalone sorting algorithms and examining its performance across various data sets and scenarios</w:t>
-      </w:r>
-      <w:r>
-        <w:rPr>
-          <w:rFonts w:eastAsia="Times New Roman"/>
-          <w:color w:val="374151"/>
-        </w:rPr>
-        <w:t>.</w:t>
-      </w:r>
     </w:p>
     <w:tbl>
       <w:tblPr>
         <w:tblStyle w:val="TableGrid"/>
-        <w:tblW w:w="0pt" w:type="auto"/>
+        <w:tblW w:w="530.05pt" w:type="dxa"/>
+        <w:tblInd w:w="-9.25pt" w:type="dxa"/>
         <w:tblLook w:firstRow="1" w:lastRow="0" w:firstColumn="1" w:lastColumn="0" w:noHBand="0" w:noVBand="1"/>
       </w:tblPr>
       <w:tblGrid>
-        <w:gridCol w:w="10416"/>
+        <w:gridCol w:w="10601"/>
       </w:tblGrid>
       <w:tr>
-        <w:tc>
-          <w:tcPr>
-            <w:tcW w:w="520.80pt" w:type="dxa"/>
-            <w:tcBorders>
-              <w:bottom w:val="single" w:sz="4" w:space="0" w:color="auto"/>
-            </w:tcBorders>
+        <w:trPr>
+          <w:trHeight w:val="4874"/>
+        </w:trPr>
+        <w:tc>
+          <w:tcPr>
+            <w:tcW w:w="530.05pt" w:type="dxa"/>
           </w:tcPr>
           <w:p>
             <w:pPr>
@@ -1528,78 +1551,6 @@
           </w:p>
         </w:tc>
       </w:tr>
-      <w:tr>
-        <w:tc>
-          <w:tcPr>
-            <w:tcW w:w="520.80pt" w:type="dxa"/>
-            <w:tcBorders>
-              <w:top w:val="single" w:sz="4" w:space="0" w:color="auto"/>
-              <w:start w:val="nil"/>
-              <w:bottom w:val="nil"/>
-              <w:end w:val="nil"/>
-            </w:tcBorders>
-          </w:tcPr>
-          <w:p>
-            <w:pPr>
-              <w:pStyle w:val="Heading2"/>
-              <w:numPr>
-                <w:ilvl w:val="0"/>
-                <w:numId w:val="0"/>
-              </w:numPr>
-              <w:jc w:val="both"/>
-              <w:rPr>
-                <w:rFonts w:eastAsia="Times New Roman"/>
-                <w:i w:val="0"/>
-                <w:color w:val="374151"/>
-                <w:sz w:val="16"/>
-                <w:szCs w:val="16"/>
-              </w:rPr>
-            </w:pPr>
-            <w:r>
-              <w:rPr>
-                <w:rFonts w:eastAsia="Times New Roman"/>
-                <w:b/>
-                <w:i w:val="0"/>
-                <w:color w:val="374151"/>
-                <w:sz w:val="16"/>
-                <w:szCs w:val="16"/>
-              </w:rPr>
-              <w:t>Fig</w:t>
-            </w:r>
-            <w:r>
-              <w:rPr>
-                <w:rFonts w:eastAsia="Times New Roman"/>
-                <w:i w:val="0"/>
-                <w:color w:val="374151"/>
-                <w:sz w:val="16"/>
-                <w:szCs w:val="16"/>
-              </w:rPr>
-              <w:t>.</w:t>
-            </w:r>
-            <w:r>
-              <w:rPr>
-                <w:rFonts w:eastAsia="Times New Roman"/>
-                <w:b/>
-                <w:i w:val="0"/>
-                <w:color w:val="374151"/>
-                <w:sz w:val="16"/>
-                <w:szCs w:val="16"/>
-              </w:rPr>
-              <w:t xml:space="preserve">2 : </w:t>
-            </w:r>
-            <w:r>
-              <w:rPr>
-                <w:rFonts w:eastAsia="Times New Roman"/>
-                <w:i w:val="0"/>
-                <w:color w:val="374151"/>
-                <w:sz w:val="16"/>
-                <w:szCs w:val="16"/>
-              </w:rPr>
-              <w:t>Hybrid Sort Time Complexity for Different Threshold.</w:t>
-            </w:r>
-          </w:p>
-        </w:tc>
-      </w:tr>
     </w:tbl>
     <w:p>
       <w:pPr>
@@ -1611,7 +1562,11 @@
         <w:jc w:val="both"/>
         <w:rPr>
           <w:rFonts w:eastAsia="Times New Roman"/>
-          <w:color w:val="374151"/>
+          <w:b/>
+          <w:i w:val="0"/>
+          <w:color w:val="374151"/>
+          <w:sz w:val="16"/>
+          <w:szCs w:val="16"/>
         </w:rPr>
         <w:sectPr>
           <w:type w:val="continuous"/>
@@ -1622,262 +1577,101 @@
         </w:sectPr>
       </w:pPr>
     </w:p>
+    <w:tbl>
+      <w:tblPr>
+        <w:tblStyle w:val="TableGrid"/>
+        <w:tblW w:w="251.70pt" w:type="dxa"/>
+        <w:tblInd w:w="0.25pt" w:type="dxa"/>
+        <w:tblBorders>
+          <w:top w:val="none" w:sz="0" w:space="0" w:color="auto"/>
+          <w:start w:val="none" w:sz="0" w:space="0" w:color="auto"/>
+          <w:bottom w:val="none" w:sz="0" w:space="0" w:color="auto"/>
+          <w:end w:val="none" w:sz="0" w:space="0" w:color="auto"/>
+          <w:insideH w:val="none" w:sz="0" w:space="0" w:color="auto"/>
+          <w:insideV w:val="none" w:sz="0" w:space="0" w:color="auto"/>
+        </w:tblBorders>
+        <w:tblLook w:firstRow="1" w:lastRow="0" w:firstColumn="1" w:lastColumn="0" w:noHBand="0" w:noVBand="1"/>
+      </w:tblPr>
+      <w:tblGrid>
+        <w:gridCol w:w="5034"/>
+      </w:tblGrid>
+      <w:tr>
+        <w:trPr>
+          <w:trHeight w:val="268"/>
+        </w:trPr>
+        <w:tc>
+          <w:tcPr>
+            <w:tcW w:w="251.70pt" w:type="dxa"/>
+          </w:tcPr>
+          <w:p>
+            <w:pPr>
+              <w:pStyle w:val="Heading2"/>
+              <w:numPr>
+                <w:ilvl w:val="0"/>
+                <w:numId w:val="0"/>
+              </w:numPr>
+              <w:jc w:val="both"/>
+              <w:rPr>
+                <w:rFonts w:eastAsia="Times New Roman"/>
+                <w:i w:val="0"/>
+                <w:color w:val="374151"/>
+                <w:sz w:val="16"/>
+                <w:szCs w:val="16"/>
+              </w:rPr>
+            </w:pPr>
+            <w:r>
+              <w:rPr>
+                <w:rFonts w:eastAsia="Times New Roman"/>
+                <w:b/>
+                <w:i w:val="0"/>
+                <w:color w:val="374151"/>
+                <w:sz w:val="16"/>
+                <w:szCs w:val="16"/>
+              </w:rPr>
+              <w:t>Fig</w:t>
+            </w:r>
+            <w:r>
+              <w:rPr>
+                <w:rFonts w:eastAsia="Times New Roman"/>
+                <w:i w:val="0"/>
+                <w:color w:val="374151"/>
+                <w:sz w:val="16"/>
+                <w:szCs w:val="16"/>
+              </w:rPr>
+              <w:t>.</w:t>
+            </w:r>
+            <w:r>
+              <w:rPr>
+                <w:rFonts w:eastAsia="Times New Roman"/>
+                <w:b/>
+                <w:i w:val="0"/>
+                <w:color w:val="374151"/>
+                <w:sz w:val="16"/>
+                <w:szCs w:val="16"/>
+              </w:rPr>
+              <w:t xml:space="preserve">2 : </w:t>
+            </w:r>
+            <w:r>
+              <w:rPr>
+                <w:rFonts w:eastAsia="Times New Roman"/>
+                <w:i w:val="0"/>
+                <w:color w:val="374151"/>
+                <w:sz w:val="16"/>
+                <w:szCs w:val="16"/>
+              </w:rPr>
+              <w:t>Hybrid Sort Time Complexity for Different Threshold.</w:t>
+            </w:r>
+          </w:p>
+        </w:tc>
+      </w:tr>
+    </w:tbl>
     <w:p>
       <w:pPr>
         <w:pStyle w:val="Heading2"/>
-        <w:numPr>
-          <w:ilvl w:val="1"/>
-          <w:numId w:val="9"/>
-        </w:numPr>
-        <w:jc w:val="both"/>
-        <w:rPr>
-          <w:rFonts w:eastAsia="Times New Roman"/>
-          <w:color w:val="374151"/>
-        </w:rPr>
-      </w:pPr>
-      <w:r>
-        <w:rPr>
-          <w:rFonts w:eastAsia="Times New Roman"/>
-          <w:color w:val="374151"/>
-        </w:rPr>
-        <w:t>Efficiency Comparison</w:t>
-      </w:r>
-    </w:p>
-    <w:p>
-      <w:pPr>
-        <w:jc w:val="both"/>
-        <w:rPr>
-          <w:rFonts w:eastAsia="Times New Roman"/>
-          <w:color w:val="374151"/>
-        </w:rPr>
-      </w:pPr>
-      <w:r>
-        <w:rPr>
-          <w:rFonts w:eastAsia="Times New Roman"/>
-          <w:color w:val="374151"/>
-        </w:rPr>
-        <w:t xml:space="preserve"> We begin by comparing the efficiency of the hybrid sorting algorithm with standalone sorting techniques, including Merge Sort, Quick Sort, and Bubble Sort. Through empirical experiments on different data sets, we measure the execution time and analyze the number of comparisons and swaps performed by each algorithm. The analysis provides insights into the algorithm's efficiency in terms of time complexity and operation count.</w:t>
-      </w:r>
-      <w:r>
-        <w:rPr>
-          <w:rFonts w:eastAsia="Times New Roman"/>
-          <w:color w:val="374151"/>
-        </w:rPr>
-        <w:t xml:space="preserve"> </w:t>
-      </w:r>
-      <w:r>
-        <w:rPr>
-          <w:rFonts w:eastAsia="Times New Roman"/>
-          <w:color w:val="374151"/>
-        </w:rPr>
-        <w:t>Additionally, we assess the algorithm's efficiency under different scenarios, such as completely random data, partially sorted data, and reverse sorted data. This evaluation helps us understand the adaptive nature of the hybrid sorting algorithm and its ability to select the most suitable technique for each scenario, thereby achieving optimal performance.</w:t>
-      </w:r>
-    </w:p>
-    <w:p>
-      <w:pPr>
-        <w:pStyle w:val="Heading2"/>
-        <w:numPr>
-          <w:ilvl w:val="1"/>
-          <w:numId w:val="9"/>
-        </w:numPr>
-        <w:jc w:val="both"/>
-        <w:rPr>
-          <w:rFonts w:eastAsia="Times New Roman"/>
-          <w:color w:val="374151"/>
-        </w:rPr>
-      </w:pPr>
-      <w:r>
-        <w:rPr>
-          <w:rFonts w:eastAsia="Times New Roman"/>
-          <w:color w:val="374151"/>
-        </w:rPr>
-        <w:t>Adaptability Analysis</w:t>
-      </w:r>
-    </w:p>
-    <w:p>
-      <w:pPr>
-        <w:jc w:val="both"/>
-        <w:rPr>
-          <w:rFonts w:eastAsia="Times New Roman"/>
-          <w:color w:val="374151"/>
-        </w:rPr>
-      </w:pPr>
-      <w:r>
-        <w:rPr>
-          <w:rFonts w:eastAsia="Times New Roman"/>
-          <w:color w:val="374151"/>
-        </w:rPr>
-        <w:t xml:space="preserve"> </w:t>
-      </w:r>
-      <w:r>
-        <w:rPr>
-          <w:rFonts w:eastAsia="Times New Roman"/>
-          <w:color w:val="374151"/>
-        </w:rPr>
-        <w:t>The adaptability of the hybrid sorting algorithm is a key aspect that sets it apart from standalone sorting techniques. We evaluate its adaptability by analyzing the algorithm's behavior on different sizes of input data. This analysis includes examining the threshold at which the algorithm switches from Bubble Sort to the hybrid technique, as well as the effectiveness of the adaptive selection of Merge Sort and Quick Sort for various input sizes.</w:t>
-      </w:r>
-      <w:r>
-        <w:rPr>
-          <w:rFonts w:eastAsia="Times New Roman"/>
-          <w:color w:val="374151"/>
-        </w:rPr>
-        <w:t xml:space="preserve"> </w:t>
-      </w:r>
-      <w:r>
-        <w:rPr>
-          <w:rFonts w:eastAsia="Times New Roman"/>
-          <w:color w:val="374151"/>
-        </w:rPr>
-        <w:t>By assessing the algorithm's adaptability, we gain insights into its ability to handle both small and large data sets efficiently. We also investigate its performance on</w:t>
-      </w:r>
-      <w:r>
-        <w:rPr>
-          <w:rFonts w:eastAsia="Times New Roman"/>
-          <w:color w:val="374151"/>
-        </w:rPr>
-        <w:t xml:space="preserve"> </w:t>
-      </w:r>
-      <w:r>
-        <w:rPr>
-          <w:rFonts w:eastAsia="Times New Roman"/>
-          <w:color w:val="374151"/>
-        </w:rPr>
-        <w:t>partially sorted data, where the hybrid algorithm's adaptability is expected to shine.</w:t>
-      </w:r>
-    </w:p>
-    <w:p>
-      <w:pPr>
-        <w:pStyle w:val="Heading2"/>
-        <w:numPr>
-          <w:ilvl w:val="1"/>
-          <w:numId w:val="9"/>
-        </w:numPr>
-        <w:jc w:val="both"/>
-        <w:rPr>
-          <w:rFonts w:eastAsia="Times New Roman"/>
-          <w:color w:val="374151"/>
-        </w:rPr>
-      </w:pPr>
-      <w:r>
-        <w:rPr>
-          <w:rFonts w:eastAsia="Times New Roman"/>
-          <w:color w:val="374151"/>
-        </w:rPr>
-        <w:t>Scalability Assessment</w:t>
-      </w:r>
-    </w:p>
-    <w:p>
-      <w:pPr>
-        <w:jc w:val="both"/>
-        <w:rPr>
-          <w:rFonts w:eastAsia="Times New Roman"/>
-          <w:color w:val="374151"/>
-        </w:rPr>
-      </w:pPr>
-      <w:r>
-        <w:rPr>
-          <w:rFonts w:eastAsia="Times New Roman"/>
-          <w:color w:val="374151"/>
-        </w:rPr>
-        <w:t>Scalability is an important factor to consider in sorting algorithms, especially when dealing with large data sets. We evaluate the scalability of the hybrid sorting algorithm by measuring its performance on increasingly larger data sets. This analysis helps us understand how the algorithm's time complexity and execution time scale as the input size grows.</w:t>
-      </w:r>
-      <w:r>
-        <w:rPr>
-          <w:rFonts w:eastAsia="Times New Roman"/>
-          <w:color w:val="374151"/>
-        </w:rPr>
-        <w:t xml:space="preserve"> </w:t>
-      </w:r>
-      <w:r>
-        <w:rPr>
-          <w:rFonts w:eastAsia="Times New Roman"/>
-          <w:color w:val="374151"/>
-        </w:rPr>
-        <w:t>We assess the algorithm's scalability by comparing it with other sorting algorithms on a range of data sets, including small, medium, and large sizes. We analyze the growth rate of the algorithm's time complexity and execution time and discuss any trade-offs or limitations that may arise with extremely large data sets.</w:t>
-      </w:r>
-    </w:p>
-    <w:p>
-      <w:pPr>
-        <w:pStyle w:val="Heading2"/>
-        <w:numPr>
-          <w:ilvl w:val="1"/>
-          <w:numId w:val="9"/>
-        </w:numPr>
-      </w:pPr>
-      <w:r>
-        <w:t>Experimental Results and Discussion</w:t>
-      </w:r>
-    </w:p>
-    <w:p>
-      <w:pPr>
-        <w:jc w:val="both"/>
-        <w:rPr>
-          <w:rFonts w:eastAsia="Times New Roman"/>
-          <w:color w:val="374151"/>
-        </w:rPr>
-      </w:pPr>
-      <w:r>
-        <w:rPr>
-          <w:rFonts w:eastAsia="Times New Roman"/>
-          <w:color w:val="374151"/>
-        </w:rPr>
-        <w:t xml:space="preserve"> </w:t>
-      </w:r>
-      <w:r>
-        <w:rPr>
-          <w:rFonts w:eastAsia="Times New Roman"/>
-          <w:color w:val="374151"/>
-        </w:rPr>
-        <w:t>W</w:t>
-      </w:r>
-      <w:r>
-        <w:rPr>
-          <w:rFonts w:eastAsia="Times New Roman"/>
-          <w:color w:val="374151"/>
-        </w:rPr>
-        <w:t>e present the experimental results obtained from running the hybrid sorting algorithm on various data sets and scenarios. We provide performance metrics such as execution time, number of comparisons, and number of swaps for each sorting technique employed.</w:t>
-      </w:r>
-      <w:r>
-        <w:rPr>
-          <w:rFonts w:eastAsia="Times New Roman"/>
-          <w:color w:val="374151"/>
-        </w:rPr>
-        <w:t xml:space="preserve"> </w:t>
-      </w:r>
-      <w:r>
-        <w:rPr>
-          <w:rFonts w:eastAsia="Times New Roman"/>
-          <w:color w:val="374151"/>
-        </w:rPr>
-        <w:t>We discuss the observed patterns, trends, and trade-offs in the experimental results. We highlight the algorithm's efficiency in handling different types and sizes of data, showcasing its adaptability and scalability.</w:t>
-      </w:r>
-    </w:p>
-    <w:p>
-      <w:pPr>
-        <w:pStyle w:val="Heading1"/>
         <w:numPr>
           <w:ilvl w:val="0"/>
           <w:numId w:val="0"/>
         </w:numPr>
-      </w:pPr>
-      <w:r>
-        <w:rPr>
-          <w:rFonts w:eastAsia="Times New Roman"/>
-          <w:color w:val="374151"/>
-        </w:rPr>
-        <w:lastRenderedPageBreak/>
-        <w:t xml:space="preserve">V. </w:t>
-      </w:r>
-      <w:r>
-        <w:rPr>
-          <w:rFonts w:eastAsia="Times New Roman"/>
-          <w:color w:val="374151"/>
-        </w:rPr>
-        <w:t>Experimental Results</w:t>
-      </w:r>
-    </w:p>
-    <w:p>
-      <w:pPr>
         <w:jc w:val="both"/>
         <w:rPr>
           <w:rFonts w:eastAsia="Times New Roman"/>
@@ -1891,29 +1685,306 @@
           <w:docGrid w:linePitch="360"/>
         </w:sectPr>
       </w:pPr>
+    </w:p>
+    <w:p>
+      <w:pPr>
+        <w:pStyle w:val="Heading2"/>
+        <w:numPr>
+          <w:ilvl w:val="1"/>
+          <w:numId w:val="9"/>
+        </w:numPr>
+        <w:jc w:val="both"/>
+        <w:rPr>
+          <w:rFonts w:eastAsia="Times New Roman"/>
+          <w:color w:val="374151"/>
+        </w:rPr>
+      </w:pPr>
+      <w:r>
+        <w:rPr>
+          <w:rFonts w:eastAsia="Times New Roman"/>
+          <w:color w:val="374151"/>
+        </w:rPr>
+        <w:t>Efficiency Comparison</w:t>
+      </w:r>
+    </w:p>
+    <w:p>
+      <w:pPr>
+        <w:jc w:val="both"/>
+        <w:rPr>
+          <w:rFonts w:eastAsia="Times New Roman"/>
+          <w:color w:val="374151"/>
+        </w:rPr>
+      </w:pPr>
+      <w:r>
+        <w:rPr>
+          <w:rFonts w:eastAsia="Times New Roman"/>
+          <w:color w:val="374151"/>
+        </w:rPr>
+        <w:t xml:space="preserve"> We begin by comparing the efficiency of the hybrid sorting algorithm with standalone sorting techniques, including Merge Sort, Quick Sort, and Bubble Sort. Through empirical experiments on different data sets, we measure the execution time and analyze the number of comparisons and swaps performed by each algorithm. The analysis provides insights into the algorithm's efficiency in terms of time complexity and operation count.</w:t>
+      </w:r>
+      <w:r>
+        <w:rPr>
+          <w:rFonts w:eastAsia="Times New Roman"/>
+          <w:color w:val="374151"/>
+        </w:rPr>
+        <w:t xml:space="preserve"> </w:t>
+      </w:r>
+      <w:r>
+        <w:rPr>
+          <w:rFonts w:eastAsia="Times New Roman"/>
+          <w:color w:val="374151"/>
+        </w:rPr>
+        <w:t>Additionally, we assess the algorithm's efficiency under different scenarios, such as completely random data, partially sorted data, and reverse sorted data. This evaluation helps us understand the adaptive nature of the hybrid sorting algorithm and its ability to select the most suitable technique for each scenario, thereby achieving optimal performance.</w:t>
+      </w:r>
+    </w:p>
+    <w:p>
+      <w:pPr>
+        <w:pStyle w:val="Heading2"/>
+        <w:numPr>
+          <w:ilvl w:val="1"/>
+          <w:numId w:val="9"/>
+        </w:numPr>
+        <w:jc w:val="both"/>
+        <w:rPr>
+          <w:rFonts w:eastAsia="Times New Roman"/>
+          <w:color w:val="374151"/>
+        </w:rPr>
+      </w:pPr>
+      <w:r>
+        <w:rPr>
+          <w:rFonts w:eastAsia="Times New Roman"/>
+          <w:color w:val="374151"/>
+        </w:rPr>
+        <w:t>Adaptability Analysis</w:t>
+      </w:r>
+    </w:p>
+    <w:p>
+      <w:pPr>
+        <w:jc w:val="both"/>
+        <w:rPr>
+          <w:rFonts w:eastAsia="Times New Roman"/>
+          <w:color w:val="374151"/>
+        </w:rPr>
+      </w:pPr>
+      <w:r>
+        <w:rPr>
+          <w:rFonts w:eastAsia="Times New Roman"/>
+          <w:color w:val="374151"/>
+        </w:rPr>
+        <w:t xml:space="preserve"> </w:t>
+      </w:r>
+      <w:r>
+        <w:rPr>
+          <w:rFonts w:eastAsia="Times New Roman"/>
+          <w:color w:val="374151"/>
+        </w:rPr>
+        <w:t>The adaptability of the hybrid sorting algorithm is a key aspect that sets it apart from standalone sorting techniques. We evaluate its adaptability by analyzing the algorithm's behavior on different sizes of input data. This analysis includes examining the threshold at which the algorithm switches from Bubble Sort to the hybrid technique, as well as the effectiveness of the adaptive selection of Merge Sort and Quick Sort for various input sizes.</w:t>
+      </w:r>
+      <w:r>
+        <w:rPr>
+          <w:rFonts w:eastAsia="Times New Roman"/>
+          <w:color w:val="374151"/>
+        </w:rPr>
+        <w:t xml:space="preserve"> </w:t>
+      </w:r>
+      <w:r>
+        <w:rPr>
+          <w:rFonts w:eastAsia="Times New Roman"/>
+          <w:color w:val="374151"/>
+        </w:rPr>
+        <w:t xml:space="preserve">By assessing the algorithm's adaptability, </w:t>
+      </w:r>
+      <w:r>
+        <w:rPr>
+          <w:rFonts w:eastAsia="Times New Roman"/>
+          <w:color w:val="374151"/>
+        </w:rPr>
+        <w:t>we gain insights into its ability to handle both small and large data sets efficiently. We also investigate its performance on</w:t>
+      </w:r>
+      <w:r>
+        <w:rPr>
+          <w:rFonts w:eastAsia="Times New Roman"/>
+          <w:color w:val="374151"/>
+        </w:rPr>
+        <w:t xml:space="preserve"> </w:t>
+      </w:r>
+      <w:r>
+        <w:rPr>
+          <w:rFonts w:eastAsia="Times New Roman"/>
+          <w:color w:val="374151"/>
+        </w:rPr>
+        <w:t>partially sorted data, where the hybrid algorithm's adaptability is expected to shine.</w:t>
+      </w:r>
+    </w:p>
+    <w:p>
+      <w:pPr>
+        <w:pStyle w:val="Heading2"/>
+        <w:numPr>
+          <w:ilvl w:val="1"/>
+          <w:numId w:val="9"/>
+        </w:numPr>
+        <w:jc w:val="both"/>
+        <w:rPr>
+          <w:rFonts w:eastAsia="Times New Roman"/>
+          <w:color w:val="374151"/>
+        </w:rPr>
+      </w:pPr>
+      <w:r>
+        <w:rPr>
+          <w:rFonts w:eastAsia="Times New Roman"/>
+          <w:color w:val="374151"/>
+        </w:rPr>
+        <w:t>Scalability Assessment</w:t>
+      </w:r>
+    </w:p>
+    <w:p>
+      <w:pPr>
+        <w:jc w:val="both"/>
+        <w:rPr>
+          <w:rFonts w:eastAsia="Times New Roman"/>
+          <w:color w:val="374151"/>
+        </w:rPr>
+      </w:pPr>
+      <w:r>
+        <w:rPr>
+          <w:rFonts w:eastAsia="Times New Roman"/>
+          <w:color w:val="374151"/>
+        </w:rPr>
+        <w:t>Scalability is an important factor to consider in sorting algorithms, especially when dealing with large data sets. We evaluate the scalability of the hybrid sorting algorithm by measuring its performance on increasingly larger data sets. This analysis helps us understand how the algorithm's time complexity and execution time scale as the input size grows.</w:t>
+      </w:r>
+      <w:r>
+        <w:rPr>
+          <w:rFonts w:eastAsia="Times New Roman"/>
+          <w:color w:val="374151"/>
+        </w:rPr>
+        <w:t xml:space="preserve"> </w:t>
+      </w:r>
+      <w:r>
+        <w:rPr>
+          <w:rFonts w:eastAsia="Times New Roman"/>
+          <w:color w:val="374151"/>
+        </w:rPr>
+        <w:t>We assess the algorithm's scalability by comparing it with other sorting algorithms on a range of data sets, including small, medium, and large sizes. We analyze the growth rate of the algorithm's time complexity and execution time and discuss any trade-offs or limitations that may arise with extremely large data sets.</w:t>
+      </w:r>
+    </w:p>
+    <w:p>
+      <w:pPr>
+        <w:pStyle w:val="Heading2"/>
+        <w:numPr>
+          <w:ilvl w:val="1"/>
+          <w:numId w:val="9"/>
+        </w:numPr>
+      </w:pPr>
+      <w:r>
+        <w:t>Experimental Results and Discussion</w:t>
+      </w:r>
+    </w:p>
+    <w:p>
+      <w:pPr>
+        <w:jc w:val="both"/>
+        <w:rPr>
+          <w:rFonts w:eastAsia="Times New Roman"/>
+          <w:color w:val="374151"/>
+        </w:rPr>
+      </w:pPr>
+      <w:r>
+        <w:rPr>
+          <w:rFonts w:eastAsia="Times New Roman"/>
+          <w:color w:val="374151"/>
+        </w:rPr>
+        <w:t xml:space="preserve"> </w:t>
+      </w:r>
+      <w:r>
+        <w:rPr>
+          <w:rFonts w:eastAsia="Times New Roman"/>
+          <w:color w:val="374151"/>
+        </w:rPr>
+        <w:t>W</w:t>
+      </w:r>
+      <w:r>
+        <w:rPr>
+          <w:rFonts w:eastAsia="Times New Roman"/>
+          <w:color w:val="374151"/>
+        </w:rPr>
+        <w:t>e present the experimental results obtained from running the hybrid sorting algorithm on various data sets and scenarios. We provide performance metrics such as execution time, number of comparisons, and number of swaps for each sorting technique employed.</w:t>
+      </w:r>
+      <w:r>
+        <w:rPr>
+          <w:rFonts w:eastAsia="Times New Roman"/>
+          <w:color w:val="374151"/>
+        </w:rPr>
+        <w:t xml:space="preserve"> </w:t>
+      </w:r>
+      <w:r>
+        <w:rPr>
+          <w:rFonts w:eastAsia="Times New Roman"/>
+          <w:color w:val="374151"/>
+        </w:rPr>
+        <w:t xml:space="preserve">We discuss the observed patterns, trends, and trade-offs in the experimental results. We highlight the algorithm's </w:t>
+      </w:r>
+      <w:r>
+        <w:rPr>
+          <w:rFonts w:eastAsia="Times New Roman"/>
+          <w:color w:val="374151"/>
+        </w:rPr>
+        <w:lastRenderedPageBreak/>
+        <w:t>efficiency in handling different types and sizes of data, showcasing its adaptability and scalability.</w:t>
+      </w:r>
+    </w:p>
+    <w:p>
+      <w:pPr>
+        <w:pStyle w:val="Heading1"/>
+        <w:numPr>
+          <w:ilvl w:val="0"/>
+          <w:numId w:val="0"/>
+        </w:numPr>
+      </w:pPr>
+      <w:r>
+        <w:rPr>
+          <w:rFonts w:eastAsia="Times New Roman"/>
+          <w:color w:val="374151"/>
+        </w:rPr>
+        <w:t xml:space="preserve">V. </w:t>
+      </w:r>
+      <w:r>
+        <w:rPr>
+          <w:rFonts w:eastAsia="Times New Roman"/>
+          <w:color w:val="374151"/>
+        </w:rPr>
+        <w:t>Experimental Results</w:t>
+      </w:r>
+    </w:p>
+    <w:p>
+      <w:pPr>
+        <w:jc w:val="both"/>
+        <w:rPr>
+          <w:rFonts w:eastAsia="Times New Roman"/>
+          <w:color w:val="374151"/>
+        </w:rPr>
+        <w:sectPr>
+          <w:type w:val="continuous"/>
+          <w:pgSz w:w="612pt" w:h="792pt" w:code="1"/>
+          <w:pgMar w:top="54pt" w:right="45.35pt" w:bottom="72pt" w:left="45.35pt" w:header="36pt" w:footer="36pt" w:gutter="0pt"/>
+          <w:cols w:num="2" w:space="18pt"/>
+          <w:docGrid w:linePitch="360"/>
+        </w:sectPr>
+      </w:pPr>
       <w:bookmarkStart w:id="0" w:name="_Hlk140691682"/>
       <w:r>
         <w:rPr>
           <w:rFonts w:eastAsia="Times New Roman"/>
           <w:color w:val="374151"/>
         </w:rPr>
-        <w:t xml:space="preserve">In this section, we present the experimental results obtained from running the hybrid sorting algorithm on various data sets and scenarios. We provide performance metrics such as </w:t>
-      </w:r>
-      <w:r>
-        <w:rPr>
-          <w:rFonts w:eastAsia="Times New Roman"/>
-          <w:color w:val="374151"/>
-        </w:rPr>
-        <w:t>execution time, number of comparisons, and number of swaps for each sorting technique employed. The results aim to demonstrate the efficiency, adaptability, and scalability of the hybrid sorting algorithm</w:t>
+        <w:t xml:space="preserve">In this section, we present the experimental results obtained from running the hybrid sorting algorithm on various data sets </w:t>
+      </w:r>
+      <w:r>
+        <w:rPr>
+          <w:rFonts w:eastAsia="Times New Roman"/>
+          <w:color w:val="374151"/>
+        </w:rPr>
+        <w:t>and scenarios. We provide performance metrics such as execution time, number of comparisons, and number of swaps for each sorting technique employed. The results aim to demonstrate the efficiency, adaptability, and scalability of the hybrid sorting algorithm</w:t>
       </w:r>
       <w:bookmarkEnd w:id="0"/>
-      <w:r>
-        <w:rPr>
-          <w:rFonts w:eastAsia="Times New Roman"/>
-          <w:color w:val="374151"/>
-        </w:rPr>
-        <w:t>.</w:t>
-      </w:r>
     </w:p>
     <w:p>
       <w:pPr>
@@ -4318,7 +4389,7 @@
           <w:type w:val="continuous"/>
           <w:pgSz w:w="612pt" w:h="792pt" w:code="1"/>
           <w:pgMar w:top="54pt" w:right="45.35pt" w:bottom="72pt" w:left="45.35pt" w:header="36pt" w:footer="36pt" w:gutter="0pt"/>
-          <w:cols w:space="18pt"/>
+          <w:cols w:num="2" w:space="18pt"/>
           <w:docGrid w:linePitch="360"/>
         </w:sectPr>
       </w:pPr>
@@ -4496,401 +4567,6 @@
     <w:p>
       <w:pPr>
         <w:pStyle w:val="Heading2"/>
-      </w:pPr>
-      <w:r>
-        <w:lastRenderedPageBreak/>
-        <w:t>Scalability Assessment</w:t>
-      </w:r>
-    </w:p>
-    <w:p>
-      <w:pPr>
-        <w:jc w:val="both"/>
-        <w:rPr>
-          <w:rFonts w:eastAsia="Times New Roman"/>
-          <w:color w:val="374151"/>
-        </w:rPr>
-      </w:pPr>
-      <w:r>
-        <w:rPr>
-          <w:rFonts w:eastAsia="Times New Roman"/>
-          <w:color w:val="374151"/>
-        </w:rPr>
-        <w:t>To evaluate the scalability of the hybrid sorting algorithm, we measured its performance on increasingly larger data sets. We analyzed the growth rate of the algorithm's time complexity and execution time as the input size increased.</w:t>
-      </w:r>
-      <w:r>
-        <w:rPr>
-          <w:rFonts w:eastAsia="Times New Roman"/>
-          <w:color w:val="374151"/>
-        </w:rPr>
-        <w:t xml:space="preserve"> </w:t>
-      </w:r>
-      <w:r>
-        <w:rPr>
-          <w:rFonts w:eastAsia="Times New Roman"/>
-          <w:color w:val="374151"/>
-        </w:rPr>
-        <w:t>Our experimental results showed that the hybrid sorting algorithm exhibited good scalability. As the input size grew, the algorithm's time complexity increased moderately, indicating efficient performance even on large data sets. The execution time scaled reasonably well, demonstrating the algorithm's suitability for real-world scenarios that involve sorting substantial amounts of data.</w:t>
-      </w:r>
-    </w:p>
-    <w:p>
-      <w:pPr>
-        <w:pStyle w:val="Heading1"/>
-        <w:numPr>
-          <w:ilvl w:val="0"/>
-          <w:numId w:val="0"/>
-        </w:numPr>
-      </w:pPr>
-      <w:r>
-        <w:t>V</w:t>
-      </w:r>
-      <w:r>
-        <w:t>I</w:t>
-      </w:r>
-      <w:r>
-        <w:t xml:space="preserve">. </w:t>
-      </w:r>
-      <w:r>
-        <w:t>Practical Applications</w:t>
-      </w:r>
-    </w:p>
-    <w:p>
-      <w:pPr>
-        <w:jc w:val="both"/>
-        <w:rPr>
-          <w:rFonts w:eastAsia="Times New Roman"/>
-          <w:color w:val="374151"/>
-        </w:rPr>
-      </w:pPr>
-      <w:r>
-        <w:rPr>
-          <w:rFonts w:eastAsia="Times New Roman"/>
-          <w:color w:val="374151"/>
-        </w:rPr>
-        <w:t>In this section, we discuss the practical applications of the hybrid sorting algorithm and highlight its potential in various domains. The efficiency, adaptability, and scalability of the algorithm make it suitable for a wide range of sorting tasks, enabling improved performance and optimized solutions.</w:t>
-      </w:r>
-      <w:r>
-        <w:rPr>
-          <w:rFonts w:eastAsia="Times New Roman"/>
-          <w:color w:val="374151"/>
-        </w:rPr>
-        <w:t xml:space="preserve"> </w:t>
-      </w:r>
-    </w:p>
-    <w:p>
-      <w:pPr>
-        <w:pStyle w:val="Heading2"/>
-        <w:numPr>
-          <w:ilvl w:val="1"/>
-          <w:numId w:val="11"/>
-        </w:numPr>
-        <w:rPr>
-          <w:rStyle w:val="Emphasis"/>
-          <w:i/>
-        </w:rPr>
-      </w:pPr>
-      <w:r>
-        <w:rPr>
-          <w:rStyle w:val="Emphasis"/>
-          <w:i/>
-        </w:rPr>
-        <w:t>Data Processing and Analysis</w:t>
-      </w:r>
-    </w:p>
-    <w:p>
-      <w:pPr>
-        <w:jc w:val="both"/>
-        <w:rPr>
-          <w:i/>
-          <w:iCs/>
-        </w:rPr>
-      </w:pPr>
-      <w:r>
-        <w:t>Sorting is a fundamental operation in data processing and analysis tasks. The hybrid sorting algorithm can significantly enhance the efficiency of data processing pipelines, such as data cleansing, data transformation, and data aggregation. By leveraging the algorithm's adaptability, large datasets can be sorted more efficiently, reducing processing time and enabling faster data analysis.</w:t>
-      </w:r>
-      <w:r>
-        <w:t xml:space="preserve"> </w:t>
-      </w:r>
-      <w:r>
-        <w:rPr>
-          <w:rFonts w:eastAsia="Times New Roman"/>
-          <w:color w:val="374151"/>
-        </w:rPr>
-        <w:t>Additionally, the hybrid sorting algorithm can be applied in sorting-based algorithms, such as search algorithms, duplicate detection, and top-k queries. Its adaptive nature allows for efficient handling of different data distributions and sizes, making it valuable in scenarios where sorting plays a critical role in data retrieval and analysis.</w:t>
-      </w:r>
-    </w:p>
-    <w:p>
-      <w:pPr>
-        <w:pStyle w:val="Heading2"/>
-      </w:pPr>
-      <w:r>
-        <w:t>Information Retrieval and Search</w:t>
-      </w:r>
-    </w:p>
-    <w:p>
-      <w:pPr>
-        <w:jc w:val="both"/>
-        <w:rPr>
-          <w:rFonts w:eastAsia="Times New Roman"/>
-          <w:color w:val="374151"/>
-        </w:rPr>
-      </w:pPr>
-      <w:r>
-        <w:rPr>
-          <w:rFonts w:eastAsia="Times New Roman"/>
-          <w:color w:val="374151"/>
-        </w:rPr>
-        <w:t>Efficient sorting algorithms are vital in information retrieval systems, where data needs to be organized and ranked based on relevance. The hybrid sorting algorithm can improve the efficiency of search operations, enabling faster retrieval of relevant information.</w:t>
-      </w:r>
-      <w:r>
-        <w:rPr>
-          <w:rFonts w:eastAsia="Times New Roman"/>
-          <w:color w:val="374151"/>
-        </w:rPr>
-        <w:t xml:space="preserve"> </w:t>
-      </w:r>
-      <w:r>
-        <w:rPr>
-          <w:rFonts w:eastAsia="Times New Roman"/>
-          <w:color w:val="374151"/>
-        </w:rPr>
-        <w:t>In search engines, the algorithm can be employed to sort search results based on relevance scores, improving the user experience by providing more accurate and faster search results. Similarly, in database systems, the hybrid sorting algorithm can optimize query execution by efficiently sorting the results based on specified criteria, leading to faster data retrieval.</w:t>
-      </w:r>
-    </w:p>
-    <w:p>
-      <w:pPr>
-        <w:pStyle w:val="Heading2"/>
-      </w:pPr>
-      <w:r>
-        <w:t>Computational Sciences and Simulations</w:t>
-      </w:r>
-    </w:p>
-    <w:p>
-      <w:pPr>
-        <w:jc w:val="both"/>
-        <w:rPr>
-          <w:rFonts w:eastAsia="Times New Roman"/>
-          <w:color w:val="374151"/>
-        </w:rPr>
-      </w:pPr>
-      <w:r>
-        <w:rPr>
-          <w:rFonts w:eastAsia="Times New Roman"/>
-          <w:color w:val="374151"/>
-        </w:rPr>
-        <w:t xml:space="preserve"> </w:t>
-      </w:r>
-      <w:r>
-        <w:rPr>
-          <w:rFonts w:eastAsia="Times New Roman"/>
-          <w:color w:val="374151"/>
-        </w:rPr>
-        <w:t>Numerical simulations and computational sciences often involve large-scale data processing and analysis. The hybrid sorting algorithm can play a crucial role in optimizing computational workflows by efficiently sorting data sets at various stages.</w:t>
-      </w:r>
-      <w:r>
-        <w:rPr>
-          <w:rFonts w:eastAsia="Times New Roman"/>
-          <w:color w:val="374151"/>
-        </w:rPr>
-        <w:t xml:space="preserve"> </w:t>
-      </w:r>
-      <w:r>
-        <w:rPr>
-          <w:rFonts w:eastAsia="Times New Roman"/>
-          <w:color w:val="374151"/>
-        </w:rPr>
-        <w:t xml:space="preserve">For example, in computational biology, the algorithm can be utilized in DNA sequencing applications to sort and analyze large genomic data sets. In physics simulations, it can assist in sorting particle data for efficient collision detection or nearest neighbor search. By providing </w:t>
-      </w:r>
-      <w:r>
-        <w:rPr>
-          <w:rFonts w:eastAsia="Times New Roman"/>
-          <w:color w:val="374151"/>
-        </w:rPr>
-        <w:t>efficient sorting solutions, the hybrid algorithm enables faster and more accurate simulations in various scientific disciplines.</w:t>
-      </w:r>
-    </w:p>
-    <w:p>
-      <w:pPr>
-        <w:pStyle w:val="Heading2"/>
-      </w:pPr>
-      <w:r>
-        <w:t>Multimedia Applications</w:t>
-      </w:r>
-    </w:p>
-    <w:p>
-      <w:pPr>
-        <w:jc w:val="both"/>
-        <w:rPr>
-          <w:rFonts w:eastAsia="Times New Roman"/>
-          <w:color w:val="374151"/>
-        </w:rPr>
-      </w:pPr>
-      <w:r>
-        <w:rPr>
-          <w:rFonts w:eastAsia="Times New Roman"/>
-          <w:color w:val="374151"/>
-        </w:rPr>
-        <w:t>Sorting is essential in multimedia applications that deal with large volumes of multimedia content, such as image and video databases. The hybrid sorting algorithm can enhance the efficiency of sorting operations in these applications, enabling faster content retrieval and organization.</w:t>
-      </w:r>
-      <w:r>
-        <w:rPr>
-          <w:rFonts w:eastAsia="Times New Roman"/>
-          <w:color w:val="374151"/>
-        </w:rPr>
-        <w:t xml:space="preserve"> </w:t>
-      </w:r>
-      <w:r>
-        <w:rPr>
-          <w:rFonts w:eastAsia="Times New Roman"/>
-          <w:color w:val="374151"/>
-        </w:rPr>
-        <w:t>In image processing, the algorithm can be utilized to sort images based on visual similarity or metadata attributes. In video streaming platforms, it can aid in sorting videos based on popularity, relevance, or user preferences. The hybrid sorting algorithm's adaptability allows for efficient sorting in multimedia applications with diverse data types and characteristics.</w:t>
-      </w:r>
-    </w:p>
-    <w:p>
-      <w:pPr>
-        <w:pStyle w:val="Heading2"/>
-        <w:rPr>
-          <w:rFonts w:eastAsia="Times New Roman"/>
-          <w:color w:val="374151"/>
-        </w:rPr>
-      </w:pPr>
-      <w:r>
-        <w:rPr>
-          <w:rFonts w:eastAsia="Times New Roman"/>
-          <w:color w:val="374151"/>
-        </w:rPr>
-        <w:t>E-commerce and Recommendation Systems</w:t>
-      </w:r>
-    </w:p>
-    <w:p>
-      <w:pPr>
-        <w:jc w:val="both"/>
-        <w:rPr>
-          <w:rFonts w:eastAsia="Times New Roman"/>
-          <w:color w:val="374151"/>
-        </w:rPr>
-      </w:pPr>
-      <w:r>
-        <w:rPr>
-          <w:rFonts w:eastAsia="Times New Roman"/>
-          <w:color w:val="374151"/>
-        </w:rPr>
-        <w:t>Efficient sorting is critical in e-commerce platforms and recommendation systems. The hybrid sorting algorithm can optimize product recommendations and sorting of search results based on various criteria such as popularity, relevance, or customer preferences.</w:t>
-      </w:r>
-      <w:r>
-        <w:rPr>
-          <w:rFonts w:eastAsia="Times New Roman"/>
-          <w:color w:val="374151"/>
-        </w:rPr>
-        <w:t xml:space="preserve"> </w:t>
-      </w:r>
-      <w:r>
-        <w:rPr>
-          <w:rFonts w:eastAsia="Times New Roman"/>
-          <w:color w:val="374151"/>
-        </w:rPr>
-        <w:t xml:space="preserve">By leveraging the adaptability of the algorithm, e-commerce platforms can provide personalized and </w:t>
-      </w:r>
-    </w:p>
-    <w:p>
-      <w:pPr>
-        <w:jc w:val="both"/>
-        <w:rPr>
-          <w:rFonts w:eastAsia="Times New Roman"/>
-          <w:color w:val="374151"/>
-        </w:rPr>
-      </w:pPr>
-      <w:r>
-        <w:rPr>
-          <w:rFonts w:eastAsia="Times New Roman"/>
-          <w:color w:val="374151"/>
-        </w:rPr>
-        <w:t xml:space="preserve"> </w:t>
-      </w:r>
-      <w:r>
-        <w:rPr>
-          <w:rFonts w:eastAsia="Times New Roman"/>
-          <w:color w:val="374151"/>
-        </w:rPr>
-        <w:t>accurate product recommendations to customers, improving user experience and increasing sales. The algorithm's efficiency in sorting large product catalogs enables faster browsing and sorting operations in online marketplaces.</w:t>
-      </w:r>
-    </w:p>
-    <w:p/>
-    <w:p>
-      <w:pPr>
-        <w:pStyle w:val="Heading1"/>
-        <w:numPr>
-          <w:ilvl w:val="0"/>
-          <w:numId w:val="0"/>
-        </w:numPr>
-      </w:pPr>
-      <w:r>
-        <w:t>Conclusion</w:t>
-      </w:r>
-    </w:p>
-    <w:p>
-      <w:pPr>
-        <w:jc w:val="both"/>
-        <w:rPr>
-          <w:rFonts w:eastAsia="Times New Roman"/>
-          <w:color w:val="374151"/>
-        </w:rPr>
-      </w:pPr>
-      <w:r>
-        <w:rPr>
-          <w:rFonts w:eastAsia="Times New Roman"/>
-          <w:color w:val="374151"/>
-        </w:rPr>
-        <w:t>In this paper, we have presented a novel hybrid sorting algorithm that combines Merge Sort, Quick Sort, and Bubble Sort to leverage their strengths and mitigate their limitations. The hybrid algorithm offers improved efficiency, adaptability, and scalability compared to standalone sorting techniques.</w:t>
-      </w:r>
-      <w:r>
-        <w:rPr>
-          <w:rFonts w:eastAsia="Times New Roman"/>
-          <w:color w:val="374151"/>
-        </w:rPr>
-        <w:t xml:space="preserve"> </w:t>
-      </w:r>
-      <w:r>
-        <w:rPr>
-          <w:rFonts w:eastAsia="Times New Roman"/>
-          <w:color w:val="374151"/>
-        </w:rPr>
-        <w:t>Through a detailed analysis and experimental evaluation, we have demonstrated the effectiveness of the hybrid sorting algorithm. The algorithm outperforms standalone sorting algorithms in terms of execution time, adaptability to different data sizes, and scalability to handle large data sets. Its adaptive approach allows for efficient sorting in various scenarios, ensuring stability and minimizing unnecessary operations.</w:t>
-      </w:r>
-      <w:r>
-        <w:rPr>
-          <w:rFonts w:eastAsia="Times New Roman"/>
-          <w:color w:val="374151"/>
-        </w:rPr>
-        <w:t xml:space="preserve"> </w:t>
-      </w:r>
-      <w:r>
-        <w:rPr>
-          <w:rFonts w:eastAsia="Times New Roman"/>
-          <w:color w:val="374151"/>
-        </w:rPr>
-        <w:t>The practical applications of the hybrid sorting algorithm span across diverse domains. It can enhance data processing and analysis tasks, improve information retrieval and search efficiency, optimize computational sciences and simulations, and benefit multimedia applications, e-commerce platforms, and recommendation systems.</w:t>
-      </w:r>
-      <w:r>
-        <w:rPr>
-          <w:rFonts w:eastAsia="Times New Roman"/>
-          <w:color w:val="374151"/>
-        </w:rPr>
-        <w:t xml:space="preserve"> </w:t>
-      </w:r>
-      <w:r>
-        <w:rPr>
-          <w:rFonts w:eastAsia="Times New Roman"/>
-          <w:color w:val="374151"/>
-        </w:rPr>
-        <w:t>The hybrid sorting algorithm presented in this paper opens avenues for further research and development. Future work can focus on exploring additional optimizations, refining the adaptive selection process, and investigating its performance in specific domains and applications. Additionally, advancements in parallel processing and distributed computing can be integrated to further enhance the algorithm's efficiency and scalability.</w:t>
-      </w:r>
-    </w:p>
-    <w:p/>
-    <w:p/>
-    <w:p/>
-    <w:p>
-      <w:pPr>
         <w:sectPr>
           <w:type w:val="continuous"/>
           <w:pgSz w:w="612pt" w:h="792pt" w:code="1"/>
@@ -4902,14 +4578,11 @@
     </w:p>
     <w:p>
       <w:pPr>
-        <w:rPr>
-          <w:rFonts w:eastAsia="Times New Roman"/>
-          <w:color w:val="374151"/>
-        </w:rPr>
+        <w:pStyle w:val="Heading2"/>
       </w:pPr>
       <w:r>
         <w:lastRenderedPageBreak/>
-        <w:t>References</w:t>
+        <w:t>Scalability Assessment</w:t>
       </w:r>
     </w:p>
     <w:p>
@@ -4920,21 +4593,345 @@
           <w:color w:val="374151"/>
         </w:rPr>
       </w:pPr>
+      <w:r>
+        <w:rPr>
+          <w:rFonts w:eastAsia="Times New Roman"/>
+          <w:color w:val="374151"/>
+        </w:rPr>
+        <w:t>To evaluate the scalability of the hybrid sorting algorithm, we measured its performance on increasingly larger data sets. We analyzed the growth rate of the algorithm's time complexity and execution time as the input size increased.</w:t>
+      </w:r>
+      <w:r>
+        <w:rPr>
+          <w:rFonts w:eastAsia="Times New Roman"/>
+          <w:color w:val="374151"/>
+        </w:rPr>
+        <w:t xml:space="preserve"> </w:t>
+      </w:r>
+      <w:r>
+        <w:rPr>
+          <w:rFonts w:eastAsia="Times New Roman"/>
+          <w:color w:val="374151"/>
+        </w:rPr>
+        <w:t>Our experimental results showed that the hybrid sorting algorithm exhibited good scalability. As the input size grew, the algorithm's time complexity increased moderately, indicating efficient performance even on large data sets. The execution time scaled reasonably well, demonstrating the algorithm's suitability for real-world scenarios that involve sorting substantial amounts of data.</w:t>
+      </w:r>
     </w:p>
     <w:p>
       <w:pPr>
+        <w:pStyle w:val="Heading1"/>
+        <w:numPr>
+          <w:ilvl w:val="0"/>
+          <w:numId w:val="0"/>
+        </w:numPr>
+      </w:pPr>
+      <w:r>
+        <w:t>Conclusion</w:t>
+      </w:r>
+    </w:p>
+    <w:p>
+      <w:pPr>
         <w:jc w:val="both"/>
         <w:rPr>
-          <w:iCs/>
-        </w:rPr>
-        <w:sectPr>
-          <w:type w:val="continuous"/>
-          <w:pgSz w:w="612pt" w:h="792pt" w:code="1"/>
-          <w:pgMar w:top="54pt" w:right="45.35pt" w:bottom="72pt" w:left="45.35pt" w:header="36pt" w:footer="36pt" w:gutter="0pt"/>
-          <w:cols w:num="2" w:space="18pt"/>
-          <w:docGrid w:linePitch="360"/>
-        </w:sectPr>
-      </w:pPr>
+          <w:rFonts w:eastAsia="Times New Roman"/>
+          <w:color w:val="374151"/>
+        </w:rPr>
+      </w:pPr>
+      <w:r>
+        <w:rPr>
+          <w:rFonts w:eastAsia="Times New Roman"/>
+          <w:color w:val="374151"/>
+        </w:rPr>
+        <w:t>In this paper, we have presented a novel hybrid sorting algorithm that combines Merge Sort, Quick Sort, and Bubble Sort to leverage their strengths and mitigate their limitations. The hybrid algorithm offers improved efficiency, adaptability, and scalability compared to standalone sorting techniques. Through a detailed analysis and experimental evaluation, we have demonstrated the effectiveness of the hybrid sorting algorithm. The algorithm outperforms standalone sorting algorithms in terms of execution time, adaptability to different data sizes, and scalability to handle large data sets. Its adaptive approach allows for efficient sorting in various scenarios, ensuring stability and minimizing unnecessary operations. The</w:t>
+      </w:r>
+      <w:r>
+        <w:rPr>
+          <w:rFonts w:eastAsia="Times New Roman"/>
+          <w:color w:val="374151"/>
+        </w:rPr>
+        <w:t xml:space="preserve"> </w:t>
+      </w:r>
+      <w:r>
+        <w:rPr>
+          <w:rFonts w:eastAsia="Times New Roman"/>
+          <w:color w:val="374151"/>
+        </w:rPr>
+        <w:t>practical applications of the hybrid sorting algorithm span across diverse domains. It can enhance data processing and analysis tasks, improve information retrieval and search efficiency, optimize computational sciences and simulations, and benefit multimedia applications, e-commerce platforms, and recommendation systems. The hybrid sorting algorithm presented in this paper opens avenues for further research and development. Future work can focus on exploring additional optimizations, refining the adaptive selection process, and investigating its performance in specific domains and applications. Additionally, advancements in parallel processing and distributed computing can be integrated to further enhance the algorithm's efficiency and scalability.</w:t>
+      </w:r>
+      <w:r>
+        <w:rPr>
+          <w:rFonts w:eastAsia="Times New Roman"/>
+          <w:color w:val="374151"/>
+        </w:rPr>
+        <w:t xml:space="preserve"> </w:t>
+      </w:r>
+      <w:r>
+        <w:rPr>
+          <w:rFonts w:eastAsia="Times New Roman"/>
+          <w:color w:val="374151"/>
+        </w:rPr>
+        <w:t xml:space="preserve">The hybrid sorting algorithm offers versatile applications in various domains. It efficiently processes data, improves search performance, and optimizes computational workflows. In data processing, it enhances data cleansing, transformation, and aggregation. It also boosts information retrieval, search engines, and database queries. Moreover, the algorithm optimizes computational sciences, simulations, multimedia applications, e-commerce platforms, and recommendation systems. Its </w:t>
+      </w:r>
+      <w:r>
+        <w:rPr>
+          <w:rFonts w:eastAsia="Times New Roman"/>
+          <w:color w:val="374151"/>
+        </w:rPr>
+        <w:t>adaptability and efficiency make it valuable in diverse sorting tasks, enabling faster and more accurate results.</w:t>
+      </w:r>
+    </w:p>
+    <w:p>
+      <w:pPr>
+        <w:spacing w:after="10pt" w:line="13.80pt" w:lineRule="auto"/>
+        <w:rPr>
+          <w:rFonts w:eastAsia="Times New Roman"/>
+          <w:bCs/>
+          <w:color w:val="374151"/>
+        </w:rPr>
+      </w:pPr>
+      <w:r>
+        <w:rPr>
+          <w:rFonts w:eastAsia="Times New Roman"/>
+          <w:bCs/>
+          <w:color w:val="374151"/>
+        </w:rPr>
+        <w:t>References</w:t>
+      </w:r>
+    </w:p>
+    <w:p>
+      <w:pPr>
+        <w:numPr>
+          <w:ilvl w:val="0"/>
+          <w:numId w:val="12"/>
+        </w:numPr>
+        <w:spacing w:after="10pt" w:line="13.80pt" w:lineRule="auto"/>
+        <w:jc w:val="both"/>
+        <w:rPr>
+          <w:rFonts w:eastAsia="Times New Roman"/>
+          <w:bCs/>
+          <w:color w:val="374151"/>
+        </w:rPr>
+      </w:pPr>
+      <w:bookmarkStart w:id="1" w:name="_Hlk140910678"/>
+      <w:r>
+        <w:rPr>
+          <w:rFonts w:eastAsia="Times New Roman"/>
+          <w:bCs/>
+          <w:color w:val="374151"/>
+        </w:rPr>
+        <w:t xml:space="preserve">M. Khurana, N. Faujdar and S. Saraswat, "Hybrid bucket sort switching internal sorting based on the data inside the bucket," 2017 6th International Conference on Reliability, Infocom Technologies and Optimization (Trends and Future Directions) (ICRITO), Noida, India, 2017, pp. 476-482, </w:t>
+      </w:r>
+      <w:proofErr w:type="spellStart"/>
+      <w:r>
+        <w:rPr>
+          <w:rFonts w:eastAsia="Times New Roman"/>
+          <w:bCs/>
+          <w:color w:val="374151"/>
+        </w:rPr>
+        <w:t>doi</w:t>
+      </w:r>
+      <w:proofErr w:type="spellEnd"/>
+      <w:r>
+        <w:rPr>
+          <w:rFonts w:eastAsia="Times New Roman"/>
+          <w:bCs/>
+          <w:color w:val="374151"/>
+        </w:rPr>
+        <w:t>: 10.1109/ICRITO.2017.8342474.</w:t>
+      </w:r>
+    </w:p>
+    <w:p>
+      <w:pPr>
+        <w:numPr>
+          <w:ilvl w:val="0"/>
+          <w:numId w:val="12"/>
+        </w:numPr>
+        <w:spacing w:after="10pt" w:line="13.80pt" w:lineRule="auto"/>
+        <w:jc w:val="both"/>
+        <w:rPr>
+          <w:rFonts w:eastAsia="Times New Roman"/>
+          <w:bCs/>
+          <w:color w:val="374151"/>
+        </w:rPr>
+      </w:pPr>
+      <w:r>
+        <w:rPr>
+          <w:rFonts w:eastAsia="Times New Roman"/>
+          <w:bCs/>
+          <w:color w:val="374151"/>
+        </w:rPr>
+        <w:t xml:space="preserve">A. </w:t>
+      </w:r>
+      <w:proofErr w:type="spellStart"/>
+      <w:r>
+        <w:rPr>
+          <w:rFonts w:eastAsia="Times New Roman"/>
+          <w:bCs/>
+          <w:color w:val="374151"/>
+        </w:rPr>
+        <w:t>Uyar</w:t>
+      </w:r>
+      <w:proofErr w:type="spellEnd"/>
+      <w:r>
+        <w:rPr>
+          <w:rFonts w:eastAsia="Times New Roman"/>
+          <w:bCs/>
+          <w:color w:val="374151"/>
+        </w:rPr>
+        <w:t xml:space="preserve">, "Parallel merge sort with double merging," 2014 IEEE 8th International Conference on Application of Information and Communication Technologies (AICT), Astana, Kazakhstan, 2014, pp. 1-5, </w:t>
+      </w:r>
+      <w:proofErr w:type="spellStart"/>
+      <w:r>
+        <w:rPr>
+          <w:rFonts w:eastAsia="Times New Roman"/>
+          <w:bCs/>
+          <w:color w:val="374151"/>
+        </w:rPr>
+        <w:t>doi</w:t>
+      </w:r>
+      <w:proofErr w:type="spellEnd"/>
+      <w:r>
+        <w:rPr>
+          <w:rFonts w:eastAsia="Times New Roman"/>
+          <w:bCs/>
+          <w:color w:val="374151"/>
+        </w:rPr>
+        <w:t>: 10.1109/ICAICT.2014.7036012.</w:t>
+      </w:r>
+    </w:p>
+    <w:p>
+      <w:pPr>
+        <w:numPr>
+          <w:ilvl w:val="0"/>
+          <w:numId w:val="12"/>
+        </w:numPr>
+        <w:spacing w:after="10pt" w:line="13.80pt" w:lineRule="auto"/>
+        <w:jc w:val="both"/>
+        <w:rPr>
+          <w:rFonts w:eastAsia="Times New Roman"/>
+          <w:bCs/>
+          <w:color w:val="374151"/>
+        </w:rPr>
+      </w:pPr>
+      <w:r>
+        <w:rPr>
+          <w:rFonts w:eastAsia="Times New Roman"/>
+          <w:bCs/>
+          <w:color w:val="374151"/>
+        </w:rPr>
+        <w:t xml:space="preserve">M. </w:t>
+      </w:r>
+      <w:proofErr w:type="spellStart"/>
+      <w:r>
+        <w:rPr>
+          <w:rFonts w:eastAsia="Times New Roman"/>
+          <w:bCs/>
+          <w:color w:val="374151"/>
+        </w:rPr>
+        <w:t>Marcellino</w:t>
+      </w:r>
+      <w:proofErr w:type="spellEnd"/>
+      <w:r>
+        <w:rPr>
+          <w:rFonts w:eastAsia="Times New Roman"/>
+          <w:bCs/>
+          <w:color w:val="374151"/>
+        </w:rPr>
+        <w:t xml:space="preserve">, D. W. </w:t>
+      </w:r>
+      <w:proofErr w:type="spellStart"/>
+      <w:r>
+        <w:rPr>
+          <w:rFonts w:eastAsia="Times New Roman"/>
+          <w:bCs/>
+          <w:color w:val="374151"/>
+        </w:rPr>
+        <w:t>Pratama</w:t>
+      </w:r>
+      <w:proofErr w:type="spellEnd"/>
+      <w:r>
+        <w:rPr>
+          <w:rFonts w:eastAsia="Times New Roman"/>
+          <w:bCs/>
+          <w:color w:val="374151"/>
+        </w:rPr>
+        <w:t xml:space="preserve">, S. S. </w:t>
+      </w:r>
+      <w:proofErr w:type="spellStart"/>
+      <w:r>
+        <w:rPr>
+          <w:rFonts w:eastAsia="Times New Roman"/>
+          <w:bCs/>
+          <w:color w:val="374151"/>
+        </w:rPr>
+        <w:t>Suntiarko</w:t>
+      </w:r>
+      <w:proofErr w:type="spellEnd"/>
+      <w:r>
+        <w:rPr>
+          <w:rFonts w:eastAsia="Times New Roman"/>
+          <w:bCs/>
+          <w:color w:val="374151"/>
+        </w:rPr>
+        <w:t xml:space="preserve"> and K. Margi, "Comparative of Advanced Sorting Algorithms (Quick Sort, Heap Sort, Merge Sort, Intro Sort, Radix Sort) Based on Time and Memory Usage," 2021 1st International Conference on Computer Science and Artificial Intelligence (ICCSAI), Jakarta, Indonesia, 2021, pp. 154-160, </w:t>
+      </w:r>
+      <w:proofErr w:type="spellStart"/>
+      <w:r>
+        <w:rPr>
+          <w:rFonts w:eastAsia="Times New Roman"/>
+          <w:bCs/>
+          <w:color w:val="374151"/>
+        </w:rPr>
+        <w:t>doi</w:t>
+      </w:r>
+      <w:proofErr w:type="spellEnd"/>
+      <w:r>
+        <w:rPr>
+          <w:rFonts w:eastAsia="Times New Roman"/>
+          <w:bCs/>
+          <w:color w:val="374151"/>
+        </w:rPr>
+        <w:t>: 10.1109/ICCSAI53272.2021.9609715.</w:t>
+      </w:r>
+    </w:p>
+    <w:p>
+      <w:pPr>
+        <w:numPr>
+          <w:ilvl w:val="0"/>
+          <w:numId w:val="12"/>
+        </w:numPr>
+        <w:spacing w:after="10pt" w:line="13.80pt" w:lineRule="auto"/>
+        <w:jc w:val="both"/>
+        <w:rPr>
+          <w:rFonts w:eastAsia="Times New Roman"/>
+          <w:bCs/>
+          <w:color w:val="374151"/>
+        </w:rPr>
+      </w:pPr>
+      <w:r>
+        <w:rPr>
+          <w:rFonts w:eastAsia="Times New Roman"/>
+          <w:bCs/>
+          <w:color w:val="374151"/>
+        </w:rPr>
+        <w:t xml:space="preserve">T. Paul, "Enhancement of Bubble and Insertion Sort Algorithm Using Block Partitioning," 2022 25th International Conference on Computer and Information Technology (ICCIT), Cox's Bazar, Bangladesh, 2022, pp. 412-417, </w:t>
+      </w:r>
+      <w:proofErr w:type="spellStart"/>
+      <w:r>
+        <w:rPr>
+          <w:rFonts w:eastAsia="Times New Roman"/>
+          <w:bCs/>
+          <w:color w:val="374151"/>
+        </w:rPr>
+        <w:t>doi</w:t>
+      </w:r>
+      <w:proofErr w:type="spellEnd"/>
+      <w:r>
+        <w:rPr>
+          <w:rFonts w:eastAsia="Times New Roman"/>
+          <w:bCs/>
+          <w:color w:val="374151"/>
+        </w:rPr>
+        <w:t>: 10.1109/ICCIT57492.2022.10055404.</w:t>
+      </w:r>
     </w:p>
     <w:p>
       <w:pPr>
@@ -4944,139 +4941,48 @@
           <w:numId w:val="12"/>
         </w:numPr>
         <w:jc w:val="both"/>
-      </w:pPr>
-      <w:r>
-        <w:t xml:space="preserve">M. Khurana, N. Faujdar and S. Saraswat, "Hybrid bucket sort switching internal sorting based on the data inside the bucket," 2017 6th International Conference on Reliability, Infocom Technologies and Optimization (Trends and Future Directions) (ICRITO), Noida, India, 2017, pp. 476-482, </w:t>
+        <w:rPr>
+          <w:rFonts w:eastAsia="Times New Roman"/>
+          <w:bCs/>
+          <w:color w:val="374151"/>
+        </w:rPr>
+      </w:pPr>
+      <w:r>
+        <w:rPr>
+          <w:rFonts w:eastAsia="Times New Roman"/>
+          <w:bCs/>
+          <w:color w:val="374151"/>
+        </w:rPr>
+        <w:t xml:space="preserve">S. M. Cheema, N. Sarwar and F. Yousaf, "Contrastive analysis of bubble &amp; merge sort proposing hybrid approach," 2016 Sixth International Conference on Innovative Computing Technology (INTECH), Dublin, Ireland, 2016, pp. 371-375, </w:t>
       </w:r>
       <w:proofErr w:type="spellStart"/>
       <w:r>
+        <w:rPr>
+          <w:rFonts w:eastAsia="Times New Roman"/>
+          <w:bCs/>
+          <w:color w:val="374151"/>
+        </w:rPr>
         <w:t>doi</w:t>
       </w:r>
       <w:proofErr w:type="spellEnd"/>
       <w:r>
-        <w:t>: 10.1109/ICRITO.2017.8342474.</w:t>
-      </w:r>
+        <w:rPr>
+          <w:rFonts w:eastAsia="Times New Roman"/>
+          <w:bCs/>
+          <w:color w:val="374151"/>
+        </w:rPr>
+        <w:t>: 10.1109/INTECH.2016.7845075</w:t>
+      </w:r>
+      <w:bookmarkEnd w:id="1"/>
     </w:p>
     <w:p>
       <w:pPr>
-        <w:pStyle w:val="ListParagraph"/>
-        <w:numPr>
-          <w:ilvl w:val="0"/>
-          <w:numId w:val="12"/>
-        </w:numPr>
         <w:jc w:val="both"/>
       </w:pPr>
-      <w:r>
-        <w:t xml:space="preserve">A. </w:t>
-      </w:r>
-      <w:proofErr w:type="spellStart"/>
-      <w:r>
-        <w:t>Uyar</w:t>
-      </w:r>
-      <w:proofErr w:type="spellEnd"/>
-      <w:r>
-        <w:t xml:space="preserve">, "Parallel merge sort with double merging," 2014 IEEE 8th International Conference on Application of Information and Communication Technologies (AICT), Astana, Kazakhstan, 2014, pp. 1-5, </w:t>
-      </w:r>
-      <w:proofErr w:type="spellStart"/>
-      <w:r>
-        <w:t>doi</w:t>
-      </w:r>
-      <w:proofErr w:type="spellEnd"/>
-      <w:r>
-        <w:t>: 10.1109/ICAICT.2014.7036012.</w:t>
-      </w:r>
-    </w:p>
-    <w:p>
-      <w:pPr>
-        <w:pStyle w:val="ListParagraph"/>
-        <w:numPr>
-          <w:ilvl w:val="0"/>
-          <w:numId w:val="12"/>
-        </w:numPr>
-        <w:jc w:val="both"/>
-      </w:pPr>
-      <w:r>
-        <w:t xml:space="preserve">M. </w:t>
-      </w:r>
-      <w:proofErr w:type="spellStart"/>
-      <w:r>
-        <w:t>Marcellino</w:t>
-      </w:r>
-      <w:proofErr w:type="spellEnd"/>
-      <w:r>
-        <w:t xml:space="preserve">, D. W. </w:t>
-      </w:r>
-      <w:proofErr w:type="spellStart"/>
-      <w:r>
-        <w:t>Pratama</w:t>
-      </w:r>
-      <w:proofErr w:type="spellEnd"/>
-      <w:r>
-        <w:t xml:space="preserve">, S. S. </w:t>
-      </w:r>
-      <w:proofErr w:type="spellStart"/>
-      <w:r>
-        <w:t>Suntiarko</w:t>
-      </w:r>
-      <w:proofErr w:type="spellEnd"/>
-      <w:r>
-        <w:t xml:space="preserve"> and K. Margi, "Comparative of Advanced Sorting Algorithms (Quick Sort, Heap Sort, Merge Sort, Intro Sort, Radix Sort) Based on Time and Memory Usage," 2021 1st International Conference on Computer Science and Artificial Intelligence (ICCSAI), Jakarta, Indonesia, 2021, pp. 154-160, </w:t>
-      </w:r>
-      <w:proofErr w:type="spellStart"/>
-      <w:r>
-        <w:t>doi</w:t>
-      </w:r>
-      <w:proofErr w:type="spellEnd"/>
-      <w:r>
-        <w:t>: 10.1109/ICCSAI53272.2021.9609715.</w:t>
-      </w:r>
-    </w:p>
-    <w:p>
-      <w:pPr>
-        <w:pStyle w:val="ListParagraph"/>
-        <w:numPr>
-          <w:ilvl w:val="0"/>
-          <w:numId w:val="12"/>
-        </w:numPr>
-        <w:jc w:val="both"/>
-      </w:pPr>
-      <w:r>
-        <w:t xml:space="preserve">T. Paul, "Enhancement of Bubble and Insertion Sort Algorithm Using Block Partitioning," 2022 25th International Conference on Computer and Information Technology (ICCIT), Cox's Bazar, Bangladesh, 2022, pp. 412-417, </w:t>
-      </w:r>
-      <w:proofErr w:type="spellStart"/>
-      <w:r>
-        <w:t>doi</w:t>
-      </w:r>
-      <w:proofErr w:type="spellEnd"/>
-      <w:r>
-        <w:t>: 10.1109/ICCIT57492.2022.10055404.</w:t>
-      </w:r>
-    </w:p>
-    <w:p>
-      <w:pPr>
-        <w:pStyle w:val="ListParagraph"/>
-        <w:numPr>
-          <w:ilvl w:val="0"/>
-          <w:numId w:val="12"/>
-        </w:numPr>
-        <w:jc w:val="both"/>
-      </w:pPr>
-      <w:r>
-        <w:t xml:space="preserve">S. M. Cheema, N. Sarwar and F. Yousaf, "Contrastive analysis of bubble &amp; merge sort proposing hybrid approach," 2016 Sixth International Conference on Innovative Computing Technology (INTECH), Dublin, Ireland, 2016, pp. 371-375, </w:t>
-      </w:r>
-      <w:proofErr w:type="spellStart"/>
-      <w:r>
-        <w:t>doi</w:t>
-      </w:r>
-      <w:proofErr w:type="spellEnd"/>
-      <w:r>
-        <w:t>: 10.1109/INTECH.2016.7845075.</w:t>
-      </w:r>
     </w:p>
     <w:sectPr>
-      <w:type w:val="continuous"/>
-      <w:pgSz w:w="612pt" w:h="792pt" w:code="1"/>
-      <w:pgMar w:top="54pt" w:right="44.65pt" w:bottom="72pt" w:left="44.65pt" w:header="36pt" w:footer="36pt" w:gutter="0pt"/>
+      <w:pgSz w:w="612pt" w:h="792pt"/>
+      <w:pgMar w:top="72pt" w:right="72pt" w:bottom="72pt" w:left="72pt" w:header="36pt" w:footer="36pt" w:gutter="0pt"/>
       <w:cols w:num="2" w:space="36pt"/>
       <w:docGrid w:linePitch="360"/>
     </w:sectPr>
@@ -5149,7 +5055,7 @@
   <w:abstractNum w:abstractNumId="0" w15:restartNumberingAfterBreak="0">
     <w:nsid w:val="093A2C93"/>
     <w:multiLevelType w:val="hybridMultilevel"/>
-    <w:tmpl w:val="8C46C1F4"/>
+    <w:tmpl w:val="3C389B48"/>
     <w:lvl w:ilvl="0" w:tplc="E52A168A">
       <w:start w:val="1"/>
       <w:numFmt w:val="decimal"/>
@@ -6542,7 +6448,6 @@
   <w:style w:type="character" w:default="1" w:styleId="DefaultParagraphFont">
     <w:name w:val="Default Paragraph Font"/>
     <w:uiPriority w:val="1"/>
-    <w:semiHidden/>
     <w:unhideWhenUsed/>
   </w:style>
   <w:style w:type="table" w:default="1" w:styleId="TableNormal">
@@ -7202,7 +7107,7 @@
 </file>
 
 <file path=customXml/itemProps1.xml><?xml version="1.0" encoding="utf-8"?>
-<ds:datastoreItem xmlns:ds="http://purl.oclc.org/ooxml/officeDocument/customXml" ds:itemID="{41EA544E-790C-479E-9A6A-A250C0C21A83}">
+<ds:datastoreItem xmlns:ds="http://purl.oclc.org/ooxml/officeDocument/customXml" ds:itemID="{50F7E8D4-C108-47D8-9200-E8A50EF589BE}">
   <ds:schemaRefs>
     <ds:schemaRef ds:uri="http://schemas.openxmlformats.org/officeDocument/2006/bibliography"/>
   </ds:schemaRefs>

--- a/conference paper.docx
+++ b/conference paper.docx
@@ -476,13 +476,7 @@
           <w:color w:val="374151"/>
         </w:rPr>
         <w:br/>
-        <w:t xml:space="preserve">In computer science, sorting is a critical operation used in various applications and algorithms. Efficient sorting is vital for tasks like data organization, search operations, and data analysis. Different sorting algorithms, such as Bubble Sort, Insertion Sort, Merge Sort, Quick Sort, and Heap Sort, have been developed, each with its own strengths and limitations. </w:t>
-      </w:r>
-      <w:r>
-        <w:rPr>
-          <w:color w:val="374151"/>
-        </w:rPr>
-        <w:t>Some algorithms perform poorly on large data sets, while others may have high time complexities in certain cases. To address these limitations and improve sorting efficiency, hybrid sorting algorithms have been proposed. These algorithms combine the strengths of multiple sorting techniques to achieve enhanced performance. In this paper, we introduce a novel hybrid sorting algorithm that combines Merge Sort, Quick Sort, and Bubble Sort. By leveraging the advantages of each technique, our algorithm aims to overcome their respective limitations. The hybrid algorithm dynamically switches between the individual sorting techniques based on the input size and characteristics. For smaller or partially sorted arrays, Bubble Sort is chosen for its simplicity and efficiency. As the data set size increases or the initial order becomes more random, the algorithm switches to Quick Sort or Merge Sort to ensure faster and more efficient sorting. This paper provides a detailed description of the hybrid sorting algorithm, including the conditions for algorithm switching and the merging technique used. We also conduct extensive performance analysis, comparing the hybrid algorithm with standalone sorting techniques. Through empirical experiments and benchmark tests, we evaluate the efficiency, scalability, and adaptability of the hybrid algorithm across various input data types and sizes. The proposed hybrid sorting algorithm offers a promising solution for efficient and adaptive sorting. Its potential impact spans various domains, such as data processing, information retrieval, and computational sciences. By leveraging the strengths of Merge Sort, Quick Sort, and Bubble Sort, this algorithm presents a valuable contribution to the field of sorting algorithms.</w:t>
+        <w:t>In computer science, sorting is a critical operation used in various applications and algorithms. Efficient sorting is vital for tasks like data organization, search operations, and data analysis. Different sorting algorithms, such as Bubble Sort, Insertion Sort, Merge Sort, Quick Sort, and Heap Sort, have been developed, each with its own strengths and limitations. Some algorithms perform poorly on large data sets, while others may have high time complexities in certain cases. To address these limitations and improve sorting efficiency, hybrid sorting algorithms have been proposed. These algorithms combine the strengths of multiple sorting techniques to achieve enhanced performance. In this paper, we introduce a novel hybrid sorting algorithm that combines Merge Sort, Quick Sort, and Bubble Sort. By leveraging the advantages of each technique, our algorithm aims to overcome their respective limitations. The hybrid algorithm dynamically switches between the individual sorting techniques based on the input size and characteristics. For smaller or partially sorted arrays, Bubble Sort is chosen for its simplicity and efficiency. As the data set size increases or the initial order becomes more random, the algorithm switches to Quick Sort or Merge Sort to ensure faster and more efficient sorting. This paper provides a detailed description of the hybrid sorting algorithm, including the conditions for algorithm switching and the merging technique used. We also conduct extensive performance analysis, comparing the hybrid algorithm with standalone sorting techniques. Through empirical experiments and benchmark tests, we evaluate the efficiency, scalability, and adaptability of the hybrid algorithm across various input data types and sizes. The proposed hybrid sorting algorithm offers a promising solution for efficient and adaptive sorting. Its potential impact spans various domains, such as data processing, information retrieval, and computational sciences. By leveraging the strengths of Merge Sort, Quick Sort, and Bubble Sort, this algorithm presents a valuable contribution to the field of sorting algorithms.</w:t>
       </w:r>
     </w:p>
     <w:p>
@@ -557,15 +551,7 @@
           <w:rFonts w:eastAsia="Times New Roman"/>
           <w:color w:val="374151"/>
         </w:rPr>
-        <w:t xml:space="preserve">[1] explores the issue of spreading elements in bucket sort, where unequal distribution can impact sorting performance. To address this, the authors propose a hybrid sorting algorithm combining merge and count sort, with a focus on insertion sort for low volume data. Their main objective is to compare merge, count, insertion, and hybrid sort individually within buckets using a sorting benchmark. The introduced threshold value (τ) optimizes time and space usage. Experimental results show count sort's high efficiency on every dataset compared to other algorithms. Comparing our conference paper on the "hybrid sorting algorithm" with the mentioned paper, our approach further advances the field. Like the authors, our algorithm dynamically adapts to data </w:t>
-      </w:r>
-      <w:r>
-        <w:rPr>
-          <w:rFonts w:eastAsia="Times New Roman"/>
-          <w:color w:val="374151"/>
-        </w:rPr>
-        <w:lastRenderedPageBreak/>
-        <w:t>characteristics, ensuring balanced sorting within buckets through bubble sort, quick sort, and merge sort. However, our enhanced threshold strategies lead to superior sorting results and optimized resource utilization. The algorithm proves to be highly efficient for diverse datasets, making it a compelling solution for adaptive sorting. Our research contributes valuable insights into sorting efficiency and further refines the hybrid approach for enhanced performance in real-world scenarios.</w:t>
+        <w:t>[1] explores the issue of spreading elements in bucket sort, where unequal distribution can impact sorting performance. To address this, the authors propose a hybrid sorting algorithm combining merge and count sort, with a focus on insertion sort for low volume data. Their main objective is to compare merge, count, insertion, and hybrid sort individually within buckets using a sorting benchmark. The introduced threshold value (τ) optimizes time and space usage. Experimental results show count sort's high efficiency on every dataset compared to other algorithms. Comparing our conference paper on the "hybrid sorting algorithm" with the mentioned paper, our approach further advances the field. Like the authors, our algorithm dynamically adapts to data characteristics, ensuring balanced sorting within buckets through bubble sort, quick sort, and merge sort. However, our enhanced threshold strategies lead to superior sorting results and optimized resource utilization. The algorithm proves to be highly efficient for diverse datasets, making it a compelling solution for adaptive sorting. Our research contributes valuable insights into sorting efficiency and further refines the hybrid approach for enhanced performance in real-world scenarios.</w:t>
       </w:r>
     </w:p>
     <w:p>
@@ -948,16 +934,7 @@
           <w:bCs/>
           <w:color w:val="374151"/>
         </w:rPr>
-        <w:t xml:space="preserve">The paper conducts a comparative analysis between Bubble sort and Merge sort, aiming to highlight the need for a new approach to achieve optimal sorting results. In response to this requirement, the paper proposes a hybrid approach that minimizes the number of comparisons and reduces time and space complexity for sorting. The hybrid approach combines the divide and conquer strategy of Merge sort with the bi-directional Bubble sort approach. An illustrative example data is sorted using this hybrid approach. In comparison, our "hybrid sorting algorithm" offers a more comprehensive and dynamic approach, combining Bubble sort, Quick sort, and Merge sort. Our algorithm adapts to different data characteristics and optimizes sorting efficiency for diverse datasets. By leveraging various sorting techniques, our hybrid algorithm achieves superior performance with minimal comparisons, ensuring efficient sorting within a shorter time and reduced space complexity. The research introduces valuable insights into sorting efficiency, </w:t>
-      </w:r>
-      <w:r>
-        <w:rPr>
-          <w:rFonts w:eastAsia="Times New Roman"/>
-          <w:bCs/>
-          <w:color w:val="374151"/>
-        </w:rPr>
-        <w:lastRenderedPageBreak/>
-        <w:t>making it a more advanced and versatile solution for sorting large datasets in real-world scenarios.</w:t>
+        <w:t>The paper conducts a comparative analysis between Bubble sort and Merge sort, aiming to highlight the need for a new approach to achieve optimal sorting results. In response to this requirement, the paper proposes a hybrid approach that minimizes the number of comparisons and reduces time and space complexity for sorting. The hybrid approach combines the divide and conquer strategy of Merge sort with the bi-directional Bubble sort approach. An illustrative example data is sorted using this hybrid approach. In comparison, our "hybrid sorting algorithm" offers a more comprehensive and dynamic approach, combining Bubble sort, Quick sort, and Merge sort. Our algorithm adapts to different data characteristics and optimizes sorting efficiency for diverse datasets. By leveraging various sorting techniques, our hybrid algorithm achieves superior performance with minimal comparisons, ensuring efficient sorting within a shorter time and reduced space complexity. The research introduces valuable insights into sorting efficiency, making it a more advanced and versatile solution for sorting large datasets in real-world scenarios.</w:t>
       </w:r>
     </w:p>
     <w:p>
@@ -1405,7 +1382,6 @@
           <w:rFonts w:eastAsia="Times New Roman"/>
           <w:color w:val="374151"/>
         </w:rPr>
-        <w:lastRenderedPageBreak/>
         <w:t xml:space="preserve">IV. </w:t>
       </w:r>
       <w:r>
@@ -1429,14 +1405,7 @@
           <w:rFonts w:eastAsia="Times New Roman"/>
           <w:color w:val="374151"/>
         </w:rPr>
-        <w:t xml:space="preserve">We present a comprehensive performance analysis of the hybrid sorting algorithm. We evaluate its efficiency, </w:t>
-      </w:r>
-      <w:r>
-        <w:rPr>
-          <w:rFonts w:eastAsia="Times New Roman"/>
-          <w:color w:val="374151"/>
-        </w:rPr>
-        <w:t>adaptability, and scalability by comparing it with standalone sorting algorithms and examining its performance across various data sets and scenarios</w:t>
+        <w:t>We present a comprehensive performance analysis of the hybrid sorting algorithm. We evaluate its efficiency, adaptability, and scalability by comparing it with standalone sorting algorithms and examining its performance across various data sets and scenarios</w:t>
       </w:r>
       <w:r>
         <w:rPr>
@@ -1475,11 +1444,11 @@
       <w:tblPr>
         <w:tblStyle w:val="TableGrid"/>
         <w:tblW w:w="530.05pt" w:type="dxa"/>
-        <w:tblInd w:w="-9.25pt" w:type="dxa"/>
+        <w:tblInd w:w="-8.75pt" w:type="dxa"/>
         <w:tblLook w:firstRow="1" w:lastRow="0" w:firstColumn="1" w:lastColumn="0" w:noHBand="0" w:noVBand="1"/>
       </w:tblPr>
       <w:tblGrid>
-        <w:gridCol w:w="10601"/>
+        <w:gridCol w:w="10628"/>
       </w:tblGrid>
       <w:tr>
         <w:trPr>
@@ -1792,14 +1761,7 @@
           <w:rFonts w:eastAsia="Times New Roman"/>
           <w:color w:val="374151"/>
         </w:rPr>
-        <w:t xml:space="preserve">By assessing the algorithm's adaptability, </w:t>
-      </w:r>
-      <w:r>
-        <w:rPr>
-          <w:rFonts w:eastAsia="Times New Roman"/>
-          <w:color w:val="374151"/>
-        </w:rPr>
-        <w:t>we gain insights into its ability to handle both small and large data sets efficiently. We also investigate its performance on</w:t>
+        <w:t>By assessing the algorithm's adaptability, we gain insights into its ability to handle both small and large data sets efficiently. We also investigate its performance on</w:t>
       </w:r>
       <w:r>
         <w:rPr>
@@ -1920,15 +1882,7 @@
           <w:rFonts w:eastAsia="Times New Roman"/>
           <w:color w:val="374151"/>
         </w:rPr>
-        <w:t xml:space="preserve">We discuss the observed patterns, trends, and trade-offs in the experimental results. We highlight the algorithm's </w:t>
-      </w:r>
-      <w:r>
-        <w:rPr>
-          <w:rFonts w:eastAsia="Times New Roman"/>
-          <w:color w:val="374151"/>
-        </w:rPr>
-        <w:lastRenderedPageBreak/>
-        <w:t>efficiency in handling different types and sizes of data, showcasing its adaptability and scalability.</w:t>
+        <w:t>We discuss the observed patterns, trends, and trade-offs in the experimental results. We highlight the algorithm's efficiency in handling different types and sizes of data, showcasing its adaptability and scalability.</w:t>
       </w:r>
     </w:p>
     <w:p>
@@ -1975,14 +1929,7 @@
           <w:rFonts w:eastAsia="Times New Roman"/>
           <w:color w:val="374151"/>
         </w:rPr>
-        <w:t xml:space="preserve">In this section, we present the experimental results obtained from running the hybrid sorting algorithm on various data sets </w:t>
-      </w:r>
-      <w:r>
-        <w:rPr>
-          <w:rFonts w:eastAsia="Times New Roman"/>
-          <w:color w:val="374151"/>
-        </w:rPr>
-        <w:t>and scenarios. We provide performance metrics such as execution time, number of comparisons, and number of swaps for each sorting technique employed. The results aim to demonstrate the efficiency, adaptability, and scalability of the hybrid sorting algorithm</w:t>
+        <w:t>In this section, we present the experimental results obtained from running the hybrid sorting algorithm on various data sets and scenarios. We provide performance metrics such as execution time, number of comparisons, and number of swaps for each sorting technique employed. The results aim to demonstrate the efficiency, adaptability, and scalability of the hybrid sorting algorithm</w:t>
       </w:r>
       <w:bookmarkEnd w:id="0"/>
     </w:p>
@@ -4581,7 +4528,6 @@
         <w:pStyle w:val="Heading2"/>
       </w:pPr>
       <w:r>
-        <w:lastRenderedPageBreak/>
         <w:t>Scalability Assessment</w:t>
       </w:r>
     </w:p>
@@ -4668,269 +4614,19 @@
           <w:rFonts w:eastAsia="Times New Roman"/>
           <w:color w:val="374151"/>
         </w:rPr>
-        <w:t xml:space="preserve">The hybrid sorting algorithm offers versatile applications in various domains. It efficiently processes data, improves search performance, and optimizes computational workflows. In data processing, it enhances data cleansing, transformation, and aggregation. It also boosts information retrieval, search engines, and database queries. Moreover, the algorithm optimizes computational sciences, simulations, multimedia applications, e-commerce platforms, and recommendation systems. Its </w:t>
-      </w:r>
-      <w:r>
-        <w:rPr>
-          <w:rFonts w:eastAsia="Times New Roman"/>
-          <w:color w:val="374151"/>
-        </w:rPr>
-        <w:t>adaptability and efficiency make it valuable in diverse sorting tasks, enabling faster and more accurate results.</w:t>
+        <w:t>The hybrid sorting algorithm offers versatile applications in various domains. It efficiently processes data, improves search performance, and optimizes computational workflows. In data processing, it enhances data cleansing, transformation, and aggregation. It also boosts information retrieval, search engines, and database queries. Moreover, the algorithm optimizes computational sciences, simulations, multimedia applications, e-commerce platforms, and recommendation systems. Its adaptability and efficiency make it valuable in diverse sorting tasks, enabling faster and more accurate results.</w:t>
       </w:r>
     </w:p>
     <w:p>
       <w:pPr>
-        <w:spacing w:after="10pt" w:line="13.80pt" w:lineRule="auto"/>
-        <w:rPr>
-          <w:rFonts w:eastAsia="Times New Roman"/>
-          <w:bCs/>
-          <w:color w:val="374151"/>
-        </w:rPr>
-      </w:pPr>
-      <w:r>
-        <w:rPr>
-          <w:rFonts w:eastAsia="Times New Roman"/>
-          <w:bCs/>
-          <w:color w:val="374151"/>
-        </w:rPr>
-        <w:t>References</w:t>
-      </w:r>
-    </w:p>
-    <w:p>
-      <w:pPr>
+        <w:pStyle w:val="Heading1"/>
         <w:numPr>
           <w:ilvl w:val="0"/>
-          <w:numId w:val="12"/>
+          <w:numId w:val="0"/>
         </w:numPr>
-        <w:spacing w:after="10pt" w:line="13.80pt" w:lineRule="auto"/>
-        <w:jc w:val="both"/>
-        <w:rPr>
-          <w:rFonts w:eastAsia="Times New Roman"/>
-          <w:bCs/>
-          <w:color w:val="374151"/>
-        </w:rPr>
-      </w:pPr>
-      <w:bookmarkStart w:id="1" w:name="_Hlk140910678"/>
-      <w:r>
-        <w:rPr>
-          <w:rFonts w:eastAsia="Times New Roman"/>
-          <w:bCs/>
-          <w:color w:val="374151"/>
-        </w:rPr>
-        <w:t xml:space="preserve">M. Khurana, N. Faujdar and S. Saraswat, "Hybrid bucket sort switching internal sorting based on the data inside the bucket," 2017 6th International Conference on Reliability, Infocom Technologies and Optimization (Trends and Future Directions) (ICRITO), Noida, India, 2017, pp. 476-482, </w:t>
-      </w:r>
-      <w:proofErr w:type="spellStart"/>
-      <w:r>
-        <w:rPr>
-          <w:rFonts w:eastAsia="Times New Roman"/>
-          <w:bCs/>
-          <w:color w:val="374151"/>
-        </w:rPr>
-        <w:t>doi</w:t>
-      </w:r>
-      <w:proofErr w:type="spellEnd"/>
-      <w:r>
-        <w:rPr>
-          <w:rFonts w:eastAsia="Times New Roman"/>
-          <w:bCs/>
-          <w:color w:val="374151"/>
-        </w:rPr>
-        <w:t>: 10.1109/ICRITO.2017.8342474.</w:t>
-      </w:r>
-    </w:p>
-    <w:p>
-      <w:pPr>
-        <w:numPr>
-          <w:ilvl w:val="0"/>
-          <w:numId w:val="12"/>
-        </w:numPr>
-        <w:spacing w:after="10pt" w:line="13.80pt" w:lineRule="auto"/>
-        <w:jc w:val="both"/>
-        <w:rPr>
-          <w:rFonts w:eastAsia="Times New Roman"/>
-          <w:bCs/>
-          <w:color w:val="374151"/>
-        </w:rPr>
-      </w:pPr>
-      <w:r>
-        <w:rPr>
-          <w:rFonts w:eastAsia="Times New Roman"/>
-          <w:bCs/>
-          <w:color w:val="374151"/>
-        </w:rPr>
-        <w:t xml:space="preserve">A. </w:t>
-      </w:r>
-      <w:proofErr w:type="spellStart"/>
-      <w:r>
-        <w:rPr>
-          <w:rFonts w:eastAsia="Times New Roman"/>
-          <w:bCs/>
-          <w:color w:val="374151"/>
-        </w:rPr>
-        <w:t>Uyar</w:t>
-      </w:r>
-      <w:proofErr w:type="spellEnd"/>
-      <w:r>
-        <w:rPr>
-          <w:rFonts w:eastAsia="Times New Roman"/>
-          <w:bCs/>
-          <w:color w:val="374151"/>
-        </w:rPr>
-        <w:t xml:space="preserve">, "Parallel merge sort with double merging," 2014 IEEE 8th International Conference on Application of Information and Communication Technologies (AICT), Astana, Kazakhstan, 2014, pp. 1-5, </w:t>
-      </w:r>
-      <w:proofErr w:type="spellStart"/>
-      <w:r>
-        <w:rPr>
-          <w:rFonts w:eastAsia="Times New Roman"/>
-          <w:bCs/>
-          <w:color w:val="374151"/>
-        </w:rPr>
-        <w:t>doi</w:t>
-      </w:r>
-      <w:proofErr w:type="spellEnd"/>
-      <w:r>
-        <w:rPr>
-          <w:rFonts w:eastAsia="Times New Roman"/>
-          <w:bCs/>
-          <w:color w:val="374151"/>
-        </w:rPr>
-        <w:t>: 10.1109/ICAICT.2014.7036012.</w:t>
-      </w:r>
-    </w:p>
-    <w:p>
-      <w:pPr>
-        <w:numPr>
-          <w:ilvl w:val="0"/>
-          <w:numId w:val="12"/>
-        </w:numPr>
-        <w:spacing w:after="10pt" w:line="13.80pt" w:lineRule="auto"/>
-        <w:jc w:val="both"/>
-        <w:rPr>
-          <w:rFonts w:eastAsia="Times New Roman"/>
-          <w:bCs/>
-          <w:color w:val="374151"/>
-        </w:rPr>
-      </w:pPr>
-      <w:r>
-        <w:rPr>
-          <w:rFonts w:eastAsia="Times New Roman"/>
-          <w:bCs/>
-          <w:color w:val="374151"/>
-        </w:rPr>
-        <w:t xml:space="preserve">M. </w:t>
-      </w:r>
-      <w:proofErr w:type="spellStart"/>
-      <w:r>
-        <w:rPr>
-          <w:rFonts w:eastAsia="Times New Roman"/>
-          <w:bCs/>
-          <w:color w:val="374151"/>
-        </w:rPr>
-        <w:t>Marcellino</w:t>
-      </w:r>
-      <w:proofErr w:type="spellEnd"/>
-      <w:r>
-        <w:rPr>
-          <w:rFonts w:eastAsia="Times New Roman"/>
-          <w:bCs/>
-          <w:color w:val="374151"/>
-        </w:rPr>
-        <w:t xml:space="preserve">, D. W. </w:t>
-      </w:r>
-      <w:proofErr w:type="spellStart"/>
-      <w:r>
-        <w:rPr>
-          <w:rFonts w:eastAsia="Times New Roman"/>
-          <w:bCs/>
-          <w:color w:val="374151"/>
-        </w:rPr>
-        <w:t>Pratama</w:t>
-      </w:r>
-      <w:proofErr w:type="spellEnd"/>
-      <w:r>
-        <w:rPr>
-          <w:rFonts w:eastAsia="Times New Roman"/>
-          <w:bCs/>
-          <w:color w:val="374151"/>
-        </w:rPr>
-        <w:t xml:space="preserve">, S. S. </w:t>
-      </w:r>
-      <w:proofErr w:type="spellStart"/>
-      <w:r>
-        <w:rPr>
-          <w:rFonts w:eastAsia="Times New Roman"/>
-          <w:bCs/>
-          <w:color w:val="374151"/>
-        </w:rPr>
-        <w:t>Suntiarko</w:t>
-      </w:r>
-      <w:proofErr w:type="spellEnd"/>
-      <w:r>
-        <w:rPr>
-          <w:rFonts w:eastAsia="Times New Roman"/>
-          <w:bCs/>
-          <w:color w:val="374151"/>
-        </w:rPr>
-        <w:t xml:space="preserve"> and K. Margi, "Comparative of Advanced Sorting Algorithms (Quick Sort, Heap Sort, Merge Sort, Intro Sort, Radix Sort) Based on Time and Memory Usage," 2021 1st International Conference on Computer Science and Artificial Intelligence (ICCSAI), Jakarta, Indonesia, 2021, pp. 154-160, </w:t>
-      </w:r>
-      <w:proofErr w:type="spellStart"/>
-      <w:r>
-        <w:rPr>
-          <w:rFonts w:eastAsia="Times New Roman"/>
-          <w:bCs/>
-          <w:color w:val="374151"/>
-        </w:rPr>
-        <w:t>doi</w:t>
-      </w:r>
-      <w:proofErr w:type="spellEnd"/>
-      <w:r>
-        <w:rPr>
-          <w:rFonts w:eastAsia="Times New Roman"/>
-          <w:bCs/>
-          <w:color w:val="374151"/>
-        </w:rPr>
-        <w:t>: 10.1109/ICCSAI53272.2021.9609715.</w:t>
-      </w:r>
-    </w:p>
-    <w:p>
-      <w:pPr>
-        <w:numPr>
-          <w:ilvl w:val="0"/>
-          <w:numId w:val="12"/>
-        </w:numPr>
-        <w:spacing w:after="10pt" w:line="13.80pt" w:lineRule="auto"/>
-        <w:jc w:val="both"/>
-        <w:rPr>
-          <w:rFonts w:eastAsia="Times New Roman"/>
-          <w:bCs/>
-          <w:color w:val="374151"/>
-        </w:rPr>
-      </w:pPr>
-      <w:r>
-        <w:rPr>
-          <w:rFonts w:eastAsia="Times New Roman"/>
-          <w:bCs/>
-          <w:color w:val="374151"/>
-        </w:rPr>
-        <w:t xml:space="preserve">T. Paul, "Enhancement of Bubble and Insertion Sort Algorithm Using Block Partitioning," 2022 25th International Conference on Computer and Information Technology (ICCIT), Cox's Bazar, Bangladesh, 2022, pp. 412-417, </w:t>
-      </w:r>
-      <w:proofErr w:type="spellStart"/>
-      <w:r>
-        <w:rPr>
-          <w:rFonts w:eastAsia="Times New Roman"/>
-          <w:bCs/>
-          <w:color w:val="374151"/>
-        </w:rPr>
-        <w:t>doi</w:t>
-      </w:r>
-      <w:proofErr w:type="spellEnd"/>
-      <w:r>
-        <w:rPr>
-          <w:rFonts w:eastAsia="Times New Roman"/>
-          <w:bCs/>
-          <w:color w:val="374151"/>
-        </w:rPr>
-        <w:t>: 10.1109/ICCIT57492.2022.10055404.</w:t>
+      </w:pPr>
+      <w:r>
+        <w:t>References</w:t>
       </w:r>
     </w:p>
     <w:p>
@@ -4938,39 +4634,133 @@
         <w:pStyle w:val="ListParagraph"/>
         <w:numPr>
           <w:ilvl w:val="0"/>
-          <w:numId w:val="12"/>
+          <w:numId w:val="16"/>
         </w:numPr>
         <w:jc w:val="both"/>
-        <w:rPr>
-          <w:rFonts w:eastAsia="Times New Roman"/>
-          <w:bCs/>
-          <w:color w:val="374151"/>
-        </w:rPr>
-      </w:pPr>
-      <w:r>
-        <w:rPr>
-          <w:rFonts w:eastAsia="Times New Roman"/>
-          <w:bCs/>
-          <w:color w:val="374151"/>
-        </w:rPr>
+      </w:pPr>
+      <w:bookmarkStart w:id="1" w:name="_Hlk140910678"/>
+      <w:r>
+        <w:t xml:space="preserve">M. Khurana, N. Faujdar and S. Saraswat, "Hybrid bucket sort switching internal sorting based on the data inside the bucket," 2017 6th International Conference on Reliability, Infocom Technologies and Optimization (Trends and Future Directions) (ICRITO), Noida, India, 2017, pp. 476-482, </w:t>
+      </w:r>
+      <w:proofErr w:type="spellStart"/>
+      <w:r>
+        <w:t>doi</w:t>
+      </w:r>
+      <w:proofErr w:type="spellEnd"/>
+      <w:r>
+        <w:t>: 10.1109/ICRITO.2017.8342474.</w:t>
+      </w:r>
+    </w:p>
+    <w:p>
+      <w:pPr>
+        <w:pStyle w:val="ListParagraph"/>
+        <w:numPr>
+          <w:ilvl w:val="0"/>
+          <w:numId w:val="16"/>
+        </w:numPr>
+        <w:jc w:val="both"/>
+      </w:pPr>
+      <w:proofErr w:type="spellStart"/>
+      <w:r>
+        <w:t>Uyar</w:t>
+      </w:r>
+      <w:proofErr w:type="spellEnd"/>
+      <w:r>
+        <w:t xml:space="preserve">, "Parallel merge sort with double merging," 2014 IEEE 8th International Conference on Application of Information and Communication Technologies (AICT), Astana, Kazakhstan, 2014, pp. 1-5, </w:t>
+      </w:r>
+      <w:proofErr w:type="spellStart"/>
+      <w:r>
+        <w:t>doi</w:t>
+      </w:r>
+      <w:proofErr w:type="spellEnd"/>
+      <w:r>
+        <w:t>: 10.1109/ICAICT.2014.7036012.</w:t>
+      </w:r>
+    </w:p>
+    <w:p>
+      <w:pPr>
+        <w:pStyle w:val="ListParagraph"/>
+        <w:numPr>
+          <w:ilvl w:val="0"/>
+          <w:numId w:val="16"/>
+        </w:numPr>
+        <w:jc w:val="both"/>
+      </w:pPr>
+      <w:r>
+        <w:t xml:space="preserve">M. </w:t>
+      </w:r>
+      <w:proofErr w:type="spellStart"/>
+      <w:r>
+        <w:t>Marcellino</w:t>
+      </w:r>
+      <w:proofErr w:type="spellEnd"/>
+      <w:r>
+        <w:t xml:space="preserve">, D. W. </w:t>
+      </w:r>
+      <w:proofErr w:type="spellStart"/>
+      <w:r>
+        <w:t>Pratama</w:t>
+      </w:r>
+      <w:proofErr w:type="spellEnd"/>
+      <w:r>
+        <w:t xml:space="preserve">, S. S. </w:t>
+      </w:r>
+      <w:proofErr w:type="spellStart"/>
+      <w:r>
+        <w:t>Suntiarko</w:t>
+      </w:r>
+      <w:proofErr w:type="spellEnd"/>
+      <w:r>
+        <w:t xml:space="preserve"> and K. Margi, "Comparative of Advanced Sorting Algorithms (Quick Sort, Heap Sort, Merge Sort, Intro Sort, Radix Sort) Based on Time and Memory Usage," 2021 1st International Conference on Computer Science and Artificial Intelligence (ICCSAI), Jakarta, Indonesia, 2021, pp. 154-160, </w:t>
+      </w:r>
+      <w:proofErr w:type="spellStart"/>
+      <w:r>
+        <w:t>doi</w:t>
+      </w:r>
+      <w:proofErr w:type="spellEnd"/>
+      <w:r>
+        <w:t>: 10.1109/ICCSAI53272.2021.9609715.</w:t>
+      </w:r>
+    </w:p>
+    <w:p>
+      <w:pPr>
+        <w:pStyle w:val="ListParagraph"/>
+        <w:numPr>
+          <w:ilvl w:val="0"/>
+          <w:numId w:val="16"/>
+        </w:numPr>
+        <w:jc w:val="both"/>
+      </w:pPr>
+      <w:r>
+        <w:t xml:space="preserve">T. Paul, "Enhancement of Bubble and Insertion Sort Algorithm Using Block Partitioning," 2022 25th International Conference on Computer and Information Technology (ICCIT), Cox's Bazar, Bangladesh, 2022, pp. 412-417, </w:t>
+      </w:r>
+      <w:proofErr w:type="spellStart"/>
+      <w:r>
+        <w:t>doi</w:t>
+      </w:r>
+      <w:proofErr w:type="spellEnd"/>
+      <w:r>
+        <w:t>: 10.1109/ICCIT57492.2022.10055404.</w:t>
+      </w:r>
+    </w:p>
+    <w:p>
+      <w:pPr>
+        <w:pStyle w:val="ListParagraph"/>
+        <w:numPr>
+          <w:ilvl w:val="0"/>
+          <w:numId w:val="16"/>
+        </w:numPr>
+        <w:jc w:val="both"/>
+      </w:pPr>
+      <w:r>
         <w:t xml:space="preserve">S. M. Cheema, N. Sarwar and F. Yousaf, "Contrastive analysis of bubble &amp; merge sort proposing hybrid approach," 2016 Sixth International Conference on Innovative Computing Technology (INTECH), Dublin, Ireland, 2016, pp. 371-375, </w:t>
       </w:r>
       <w:proofErr w:type="spellStart"/>
       <w:r>
-        <w:rPr>
-          <w:rFonts w:eastAsia="Times New Roman"/>
-          <w:bCs/>
-          <w:color w:val="374151"/>
-        </w:rPr>
         <w:t>doi</w:t>
       </w:r>
       <w:proofErr w:type="spellEnd"/>
       <w:r>
-        <w:rPr>
-          <w:rFonts w:eastAsia="Times New Roman"/>
-          <w:bCs/>
-          <w:color w:val="374151"/>
-        </w:rPr>
         <w:t>: 10.1109/INTECH.2016.7845075</w:t>
       </w:r>
       <w:bookmarkEnd w:id="1"/>
@@ -5142,6 +4932,181 @@
     </w:lvl>
   </w:abstractNum>
   <w:abstractNum w:abstractNumId="1" w15:restartNumberingAfterBreak="0">
+    <w:nsid w:val="128A6147"/>
+    <w:multiLevelType w:val="hybridMultilevel"/>
+    <w:tmpl w:val="7D72118E"/>
+    <w:lvl w:ilvl="0" w:tplc="70CCBA68">
+      <w:start w:val="1"/>
+      <w:numFmt w:val="decimal"/>
+      <w:lvlText w:val="[%1]"/>
+      <w:lvlJc w:val="start"/>
+      <w:pPr>
+        <w:ind w:start="36pt" w:hanging="18pt"/>
+      </w:pPr>
+      <w:rPr>
+        <w:rFonts w:hint="default"/>
+      </w:rPr>
+    </w:lvl>
+    <w:lvl w:ilvl="1" w:tplc="04090019" w:tentative="1">
+      <w:start w:val="1"/>
+      <w:numFmt w:val="lowerLetter"/>
+      <w:lvlText w:val="%2."/>
+      <w:lvlJc w:val="start"/>
+      <w:pPr>
+        <w:ind w:start="72pt" w:hanging="18pt"/>
+      </w:pPr>
+    </w:lvl>
+    <w:lvl w:ilvl="2" w:tplc="0409001B" w:tentative="1">
+      <w:start w:val="1"/>
+      <w:numFmt w:val="lowerRoman"/>
+      <w:lvlText w:val="%3."/>
+      <w:lvlJc w:val="end"/>
+      <w:pPr>
+        <w:ind w:start="108pt" w:hanging="9pt"/>
+      </w:pPr>
+    </w:lvl>
+    <w:lvl w:ilvl="3" w:tplc="0409000F" w:tentative="1">
+      <w:start w:val="1"/>
+      <w:numFmt w:val="decimal"/>
+      <w:lvlText w:val="%4."/>
+      <w:lvlJc w:val="start"/>
+      <w:pPr>
+        <w:ind w:start="144pt" w:hanging="18pt"/>
+      </w:pPr>
+    </w:lvl>
+    <w:lvl w:ilvl="4" w:tplc="04090019" w:tentative="1">
+      <w:start w:val="1"/>
+      <w:numFmt w:val="lowerLetter"/>
+      <w:lvlText w:val="%5."/>
+      <w:lvlJc w:val="start"/>
+      <w:pPr>
+        <w:ind w:start="180pt" w:hanging="18pt"/>
+      </w:pPr>
+    </w:lvl>
+    <w:lvl w:ilvl="5" w:tplc="0409001B" w:tentative="1">
+      <w:start w:val="1"/>
+      <w:numFmt w:val="lowerRoman"/>
+      <w:lvlText w:val="%6."/>
+      <w:lvlJc w:val="end"/>
+      <w:pPr>
+        <w:ind w:start="216pt" w:hanging="9pt"/>
+      </w:pPr>
+    </w:lvl>
+    <w:lvl w:ilvl="6" w:tplc="0409000F" w:tentative="1">
+      <w:start w:val="1"/>
+      <w:numFmt w:val="decimal"/>
+      <w:lvlText w:val="%7."/>
+      <w:lvlJc w:val="start"/>
+      <w:pPr>
+        <w:ind w:start="252pt" w:hanging="18pt"/>
+      </w:pPr>
+    </w:lvl>
+    <w:lvl w:ilvl="7" w:tplc="04090019" w:tentative="1">
+      <w:start w:val="1"/>
+      <w:numFmt w:val="lowerLetter"/>
+      <w:lvlText w:val="%8."/>
+      <w:lvlJc w:val="start"/>
+      <w:pPr>
+        <w:ind w:start="288pt" w:hanging="18pt"/>
+      </w:pPr>
+    </w:lvl>
+    <w:lvl w:ilvl="8" w:tplc="0409001B" w:tentative="1">
+      <w:start w:val="1"/>
+      <w:numFmt w:val="lowerRoman"/>
+      <w:lvlText w:val="%9."/>
+      <w:lvlJc w:val="end"/>
+      <w:pPr>
+        <w:ind w:start="324pt" w:hanging="9pt"/>
+      </w:pPr>
+    </w:lvl>
+  </w:abstractNum>
+  <w:abstractNum w:abstractNumId="2" w15:restartNumberingAfterBreak="0">
+    <w:nsid w:val="1C312A9C"/>
+    <w:multiLevelType w:val="hybridMultilevel"/>
+    <w:tmpl w:val="9E8256DC"/>
+    <w:lvl w:ilvl="0" w:tplc="04090015">
+      <w:start w:val="1"/>
+      <w:numFmt w:val="upperLetter"/>
+      <w:lvlText w:val="%1."/>
+      <w:lvlJc w:val="start"/>
+      <w:pPr>
+        <w:ind w:start="36pt" w:hanging="18pt"/>
+      </w:pPr>
+    </w:lvl>
+    <w:lvl w:ilvl="1" w:tplc="04090019" w:tentative="1">
+      <w:start w:val="1"/>
+      <w:numFmt w:val="lowerLetter"/>
+      <w:lvlText w:val="%2."/>
+      <w:lvlJc w:val="start"/>
+      <w:pPr>
+        <w:ind w:start="72pt" w:hanging="18pt"/>
+      </w:pPr>
+    </w:lvl>
+    <w:lvl w:ilvl="2" w:tplc="0409001B" w:tentative="1">
+      <w:start w:val="1"/>
+      <w:numFmt w:val="lowerRoman"/>
+      <w:lvlText w:val="%3."/>
+      <w:lvlJc w:val="end"/>
+      <w:pPr>
+        <w:ind w:start="108pt" w:hanging="9pt"/>
+      </w:pPr>
+    </w:lvl>
+    <w:lvl w:ilvl="3" w:tplc="0409000F" w:tentative="1">
+      <w:start w:val="1"/>
+      <w:numFmt w:val="decimal"/>
+      <w:lvlText w:val="%4."/>
+      <w:lvlJc w:val="start"/>
+      <w:pPr>
+        <w:ind w:start="144pt" w:hanging="18pt"/>
+      </w:pPr>
+    </w:lvl>
+    <w:lvl w:ilvl="4" w:tplc="04090019" w:tentative="1">
+      <w:start w:val="1"/>
+      <w:numFmt w:val="lowerLetter"/>
+      <w:lvlText w:val="%5."/>
+      <w:lvlJc w:val="start"/>
+      <w:pPr>
+        <w:ind w:start="180pt" w:hanging="18pt"/>
+      </w:pPr>
+    </w:lvl>
+    <w:lvl w:ilvl="5" w:tplc="0409001B" w:tentative="1">
+      <w:start w:val="1"/>
+      <w:numFmt w:val="lowerRoman"/>
+      <w:lvlText w:val="%6."/>
+      <w:lvlJc w:val="end"/>
+      <w:pPr>
+        <w:ind w:start="216pt" w:hanging="9pt"/>
+      </w:pPr>
+    </w:lvl>
+    <w:lvl w:ilvl="6" w:tplc="0409000F" w:tentative="1">
+      <w:start w:val="1"/>
+      <w:numFmt w:val="decimal"/>
+      <w:lvlText w:val="%7."/>
+      <w:lvlJc w:val="start"/>
+      <w:pPr>
+        <w:ind w:start="252pt" w:hanging="18pt"/>
+      </w:pPr>
+    </w:lvl>
+    <w:lvl w:ilvl="7" w:tplc="04090019" w:tentative="1">
+      <w:start w:val="1"/>
+      <w:numFmt w:val="lowerLetter"/>
+      <w:lvlText w:val="%8."/>
+      <w:lvlJc w:val="start"/>
+      <w:pPr>
+        <w:ind w:start="288pt" w:hanging="18pt"/>
+      </w:pPr>
+    </w:lvl>
+    <w:lvl w:ilvl="8" w:tplc="0409001B" w:tentative="1">
+      <w:start w:val="1"/>
+      <w:numFmt w:val="lowerRoman"/>
+      <w:lvlText w:val="%9."/>
+      <w:lvlJc w:val="end"/>
+      <w:pPr>
+        <w:ind w:start="324pt" w:hanging="9pt"/>
+      </w:pPr>
+    </w:lvl>
+  </w:abstractNum>
+  <w:abstractNum w:abstractNumId="3" w15:restartNumberingAfterBreak="0">
     <w:nsid w:val="26FE1FCF"/>
     <w:multiLevelType w:val="hybridMultilevel"/>
     <w:tmpl w:val="33826962"/>
@@ -5302,7 +5267,7 @@
       </w:rPr>
     </w:lvl>
   </w:abstractNum>
-  <w:abstractNum w:abstractNumId="2" w15:restartNumberingAfterBreak="0">
+  <w:abstractNum w:abstractNumId="4" w15:restartNumberingAfterBreak="0">
     <w:nsid w:val="37660336"/>
     <w:multiLevelType w:val="hybridMultilevel"/>
     <w:tmpl w:val="754EAC84"/>
@@ -5443,7 +5408,7 @@
       </w:rPr>
     </w:lvl>
   </w:abstractNum>
-  <w:abstractNum w:abstractNumId="3" w15:restartNumberingAfterBreak="0">
+  <w:abstractNum w:abstractNumId="5" w15:restartNumberingAfterBreak="0">
     <w:nsid w:val="4189603E"/>
     <w:multiLevelType w:val="multilevel"/>
     <w:tmpl w:val="0AB06E12"/>
@@ -5650,7 +5615,7 @@
       </w:rPr>
     </w:lvl>
   </w:abstractNum>
-  <w:abstractNum w:abstractNumId="4" w15:restartNumberingAfterBreak="0">
+  <w:abstractNum w:abstractNumId="6" w15:restartNumberingAfterBreak="0">
     <w:nsid w:val="493C3F76"/>
     <w:multiLevelType w:val="hybridMultilevel"/>
     <w:tmpl w:val="9A9E418C"/>
@@ -5761,7 +5726,7 @@
       </w:pPr>
     </w:lvl>
   </w:abstractNum>
-  <w:abstractNum w:abstractNumId="5" w15:restartNumberingAfterBreak="0">
+  <w:abstractNum w:abstractNumId="7" w15:restartNumberingAfterBreak="0">
     <w:nsid w:val="52CA544A"/>
     <w:multiLevelType w:val="singleLevel"/>
     <w:tmpl w:val="AED6D67E"/>
@@ -5788,7 +5753,99 @@
       </w:rPr>
     </w:lvl>
   </w:abstractNum>
-  <w:abstractNum w:abstractNumId="6" w15:restartNumberingAfterBreak="0">
+  <w:abstractNum w:abstractNumId="8" w15:restartNumberingAfterBreak="0">
+    <w:nsid w:val="613758DF"/>
+    <w:multiLevelType w:val="hybridMultilevel"/>
+    <w:tmpl w:val="D86C4D96"/>
+    <w:lvl w:ilvl="0" w:tplc="70CCBA68">
+      <w:start w:val="1"/>
+      <w:numFmt w:val="decimal"/>
+      <w:lvlText w:val="[%1]"/>
+      <w:lvlJc w:val="start"/>
+      <w:pPr>
+        <w:ind w:start="36pt" w:hanging="18pt"/>
+      </w:pPr>
+      <w:rPr>
+        <w:rFonts w:hint="default"/>
+      </w:rPr>
+    </w:lvl>
+    <w:lvl w:ilvl="1" w:tplc="719270FE">
+      <w:start w:val="1"/>
+      <w:numFmt w:val="upperLetter"/>
+      <w:lvlText w:val="%2."/>
+      <w:lvlJc w:val="start"/>
+      <w:pPr>
+        <w:ind w:start="72pt" w:hanging="18pt"/>
+      </w:pPr>
+      <w:rPr>
+        <w:rFonts w:hint="default"/>
+      </w:rPr>
+    </w:lvl>
+    <w:lvl w:ilvl="2" w:tplc="0409001B" w:tentative="1">
+      <w:start w:val="1"/>
+      <w:numFmt w:val="lowerRoman"/>
+      <w:lvlText w:val="%3."/>
+      <w:lvlJc w:val="end"/>
+      <w:pPr>
+        <w:ind w:start="108pt" w:hanging="9pt"/>
+      </w:pPr>
+    </w:lvl>
+    <w:lvl w:ilvl="3" w:tplc="0409000F" w:tentative="1">
+      <w:start w:val="1"/>
+      <w:numFmt w:val="decimal"/>
+      <w:lvlText w:val="%4."/>
+      <w:lvlJc w:val="start"/>
+      <w:pPr>
+        <w:ind w:start="144pt" w:hanging="18pt"/>
+      </w:pPr>
+    </w:lvl>
+    <w:lvl w:ilvl="4" w:tplc="04090019" w:tentative="1">
+      <w:start w:val="1"/>
+      <w:numFmt w:val="lowerLetter"/>
+      <w:lvlText w:val="%5."/>
+      <w:lvlJc w:val="start"/>
+      <w:pPr>
+        <w:ind w:start="180pt" w:hanging="18pt"/>
+      </w:pPr>
+    </w:lvl>
+    <w:lvl w:ilvl="5" w:tplc="0409001B" w:tentative="1">
+      <w:start w:val="1"/>
+      <w:numFmt w:val="lowerRoman"/>
+      <w:lvlText w:val="%6."/>
+      <w:lvlJc w:val="end"/>
+      <w:pPr>
+        <w:ind w:start="216pt" w:hanging="9pt"/>
+      </w:pPr>
+    </w:lvl>
+    <w:lvl w:ilvl="6" w:tplc="0409000F" w:tentative="1">
+      <w:start w:val="1"/>
+      <w:numFmt w:val="decimal"/>
+      <w:lvlText w:val="%7."/>
+      <w:lvlJc w:val="start"/>
+      <w:pPr>
+        <w:ind w:start="252pt" w:hanging="18pt"/>
+      </w:pPr>
+    </w:lvl>
+    <w:lvl w:ilvl="7" w:tplc="04090019" w:tentative="1">
+      <w:start w:val="1"/>
+      <w:numFmt w:val="lowerLetter"/>
+      <w:lvlText w:val="%8."/>
+      <w:lvlJc w:val="start"/>
+      <w:pPr>
+        <w:ind w:start="288pt" w:hanging="18pt"/>
+      </w:pPr>
+    </w:lvl>
+    <w:lvl w:ilvl="8" w:tplc="0409001B" w:tentative="1">
+      <w:start w:val="1"/>
+      <w:numFmt w:val="lowerRoman"/>
+      <w:lvlText w:val="%9."/>
+      <w:lvlJc w:val="end"/>
+      <w:pPr>
+        <w:ind w:start="324pt" w:hanging="9pt"/>
+      </w:pPr>
+    </w:lvl>
+  </w:abstractNum>
+  <w:abstractNum w:abstractNumId="9" w15:restartNumberingAfterBreak="0">
     <w:nsid w:val="6C402C58"/>
     <w:multiLevelType w:val="hybridMultilevel"/>
     <w:tmpl w:val="9A1CA078"/>
@@ -5933,7 +5990,7 @@
       </w:rPr>
     </w:lvl>
   </w:abstractNum>
-  <w:abstractNum w:abstractNumId="7" w15:restartNumberingAfterBreak="0">
+  <w:abstractNum w:abstractNumId="10" w15:restartNumberingAfterBreak="0">
     <w:nsid w:val="6CD32DA8"/>
     <w:multiLevelType w:val="singleLevel"/>
     <w:tmpl w:val="166470C2"/>
@@ -5959,29 +6016,115 @@
       </w:rPr>
     </w:lvl>
   </w:abstractNum>
+  <w:abstractNum w:abstractNumId="11" w15:restartNumberingAfterBreak="0">
+    <w:nsid w:val="701D4572"/>
+    <w:multiLevelType w:val="hybridMultilevel"/>
+    <w:tmpl w:val="D1F68936"/>
+    <w:lvl w:ilvl="0" w:tplc="0409000F">
+      <w:start w:val="1"/>
+      <w:numFmt w:val="decimal"/>
+      <w:lvlText w:val="%1."/>
+      <w:lvlJc w:val="start"/>
+      <w:pPr>
+        <w:ind w:start="36pt" w:hanging="18pt"/>
+      </w:pPr>
+    </w:lvl>
+    <w:lvl w:ilvl="1" w:tplc="04090019" w:tentative="1">
+      <w:start w:val="1"/>
+      <w:numFmt w:val="lowerLetter"/>
+      <w:lvlText w:val="%2."/>
+      <w:lvlJc w:val="start"/>
+      <w:pPr>
+        <w:ind w:start="72pt" w:hanging="18pt"/>
+      </w:pPr>
+    </w:lvl>
+    <w:lvl w:ilvl="2" w:tplc="0409001B" w:tentative="1">
+      <w:start w:val="1"/>
+      <w:numFmt w:val="lowerRoman"/>
+      <w:lvlText w:val="%3."/>
+      <w:lvlJc w:val="end"/>
+      <w:pPr>
+        <w:ind w:start="108pt" w:hanging="9pt"/>
+      </w:pPr>
+    </w:lvl>
+    <w:lvl w:ilvl="3" w:tplc="0409000F" w:tentative="1">
+      <w:start w:val="1"/>
+      <w:numFmt w:val="decimal"/>
+      <w:lvlText w:val="%4."/>
+      <w:lvlJc w:val="start"/>
+      <w:pPr>
+        <w:ind w:start="144pt" w:hanging="18pt"/>
+      </w:pPr>
+    </w:lvl>
+    <w:lvl w:ilvl="4" w:tplc="04090019" w:tentative="1">
+      <w:start w:val="1"/>
+      <w:numFmt w:val="lowerLetter"/>
+      <w:lvlText w:val="%5."/>
+      <w:lvlJc w:val="start"/>
+      <w:pPr>
+        <w:ind w:start="180pt" w:hanging="18pt"/>
+      </w:pPr>
+    </w:lvl>
+    <w:lvl w:ilvl="5" w:tplc="0409001B" w:tentative="1">
+      <w:start w:val="1"/>
+      <w:numFmt w:val="lowerRoman"/>
+      <w:lvlText w:val="%6."/>
+      <w:lvlJc w:val="end"/>
+      <w:pPr>
+        <w:ind w:start="216pt" w:hanging="9pt"/>
+      </w:pPr>
+    </w:lvl>
+    <w:lvl w:ilvl="6" w:tplc="0409000F" w:tentative="1">
+      <w:start w:val="1"/>
+      <w:numFmt w:val="decimal"/>
+      <w:lvlText w:val="%7."/>
+      <w:lvlJc w:val="start"/>
+      <w:pPr>
+        <w:ind w:start="252pt" w:hanging="18pt"/>
+      </w:pPr>
+    </w:lvl>
+    <w:lvl w:ilvl="7" w:tplc="04090019" w:tentative="1">
+      <w:start w:val="1"/>
+      <w:numFmt w:val="lowerLetter"/>
+      <w:lvlText w:val="%8."/>
+      <w:lvlJc w:val="start"/>
+      <w:pPr>
+        <w:ind w:start="288pt" w:hanging="18pt"/>
+      </w:pPr>
+    </w:lvl>
+    <w:lvl w:ilvl="8" w:tplc="0409001B" w:tentative="1">
+      <w:start w:val="1"/>
+      <w:numFmt w:val="lowerRoman"/>
+      <w:lvlText w:val="%9."/>
+      <w:lvlJc w:val="end"/>
+      <w:pPr>
+        <w:ind w:start="324pt" w:hanging="9pt"/>
+      </w:pPr>
+    </w:lvl>
+  </w:abstractNum>
   <w:num w:numId="1">
-    <w:abstractNumId w:val="2"/>
+    <w:abstractNumId w:val="4"/>
   </w:num>
   <w:num w:numId="2">
+    <w:abstractNumId w:val="9"/>
+  </w:num>
+  <w:num w:numId="3">
+    <w:abstractNumId w:val="3"/>
+  </w:num>
+  <w:num w:numId="4">
+    <w:abstractNumId w:val="5"/>
+  </w:num>
+  <w:num w:numId="5">
+    <w:abstractNumId w:val="7"/>
+  </w:num>
+  <w:num w:numId="6">
+    <w:abstractNumId w:val="10"/>
+  </w:num>
+  <w:num w:numId="7">
     <w:abstractNumId w:val="6"/>
   </w:num>
-  <w:num w:numId="3">
-    <w:abstractNumId w:val="1"/>
-  </w:num>
-  <w:num w:numId="4">
-    <w:abstractNumId w:val="3"/>
-  </w:num>
-  <w:num w:numId="5">
+  <w:num w:numId="8">
     <w:abstractNumId w:val="5"/>
-  </w:num>
-  <w:num w:numId="6">
-    <w:abstractNumId w:val="7"/>
-  </w:num>
-  <w:num w:numId="7">
-    <w:abstractNumId w:val="4"/>
-  </w:num>
-  <w:num w:numId="8">
-    <w:abstractNumId w:val="3"/>
     <w:lvlOverride w:ilvl="0">
       <w:startOverride w:val="1"/>
     </w:lvlOverride>
@@ -5990,7 +6133,7 @@
     </w:lvlOverride>
   </w:num>
   <w:num w:numId="9">
-    <w:abstractNumId w:val="3"/>
+    <w:abstractNumId w:val="5"/>
     <w:lvlOverride w:ilvl="0">
       <w:startOverride w:val="1"/>
     </w:lvlOverride>
@@ -5999,7 +6142,7 @@
     </w:lvlOverride>
   </w:num>
   <w:num w:numId="10">
-    <w:abstractNumId w:val="3"/>
+    <w:abstractNumId w:val="5"/>
     <w:lvlOverride w:ilvl="0">
       <w:startOverride w:val="1"/>
     </w:lvlOverride>
@@ -6008,7 +6151,7 @@
     </w:lvlOverride>
   </w:num>
   <w:num w:numId="11">
-    <w:abstractNumId w:val="3"/>
+    <w:abstractNumId w:val="5"/>
     <w:lvlOverride w:ilvl="0">
       <w:startOverride w:val="1"/>
     </w:lvlOverride>
@@ -6018,6 +6161,18 @@
   </w:num>
   <w:num w:numId="12">
     <w:abstractNumId w:val="0"/>
+  </w:num>
+  <w:num w:numId="13">
+    <w:abstractNumId w:val="11"/>
+  </w:num>
+  <w:num w:numId="14">
+    <w:abstractNumId w:val="2"/>
+  </w:num>
+  <w:num w:numId="15">
+    <w:abstractNumId w:val="8"/>
+  </w:num>
+  <w:num w:numId="16">
+    <w:abstractNumId w:val="1"/>
   </w:num>
   <w:numIdMacAtCleanup w:val="12"/>
 </w:numbering>
@@ -6448,6 +6603,7 @@
   <w:style w:type="character" w:default="1" w:styleId="DefaultParagraphFont">
     <w:name w:val="Default Paragraph Font"/>
     <w:uiPriority w:val="1"/>
+    <w:semiHidden/>
     <w:unhideWhenUsed/>
   </w:style>
   <w:style w:type="table" w:default="1" w:styleId="TableNormal">
@@ -7107,7 +7263,7 @@
 </file>
 
 <file path=customXml/itemProps1.xml><?xml version="1.0" encoding="utf-8"?>
-<ds:datastoreItem xmlns:ds="http://purl.oclc.org/ooxml/officeDocument/customXml" ds:itemID="{50F7E8D4-C108-47D8-9200-E8A50EF589BE}">
+<ds:datastoreItem xmlns:ds="http://purl.oclc.org/ooxml/officeDocument/customXml" ds:itemID="{5EB232B2-20BD-4C3B-9095-A56B86519438}">
   <ds:schemaRefs>
     <ds:schemaRef ds:uri="http://schemas.openxmlformats.org/officeDocument/2006/bibliography"/>
   </ds:schemaRefs>

--- a/conference paper.docx
+++ b/conference paper.docx
@@ -23,14 +23,21 @@
           <w:b/>
           <w:szCs w:val="20"/>
         </w:rPr>
-        <w:t xml:space="preserve">Bubble Sort Threshold </w:t>
+        <w:t>Sort</w:t>
       </w:r>
       <w:r>
         <w:rPr>
           <w:b/>
           <w:szCs w:val="20"/>
         </w:rPr>
-        <w:t>Using Bubble Sort and Hyrid of Quick Sort and Merge Sort.</w:t>
+        <w:t>ing Algorithm</w:t>
+      </w:r>
+      <w:r>
+        <w:rPr>
+          <w:b/>
+          <w:szCs w:val="20"/>
+        </w:rPr>
+        <w:t xml:space="preserve"> </w:t>
       </w:r>
     </w:p>
     <w:tbl>
@@ -476,7 +483,13 @@
           <w:color w:val="374151"/>
         </w:rPr>
         <w:br/>
-        <w:t>In computer science, sorting is a critical operation used in various applications and algorithms. Efficient sorting is vital for tasks like data organization, search operations, and data analysis. Different sorting algorithms, such as Bubble Sort, Insertion Sort, Merge Sort, Quick Sort, and Heap Sort, have been developed, each with its own strengths and limitations. Some algorithms perform poorly on large data sets, while others may have high time complexities in certain cases. To address these limitations and improve sorting efficiency, hybrid sorting algorithms have been proposed. These algorithms combine the strengths of multiple sorting techniques to achieve enhanced performance. In this paper, we introduce a novel hybrid sorting algorithm that combines Merge Sort, Quick Sort, and Bubble Sort. By leveraging the advantages of each technique, our algorithm aims to overcome their respective limitations. The hybrid algorithm dynamically switches between the individual sorting techniques based on the input size and characteristics. For smaller or partially sorted arrays, Bubble Sort is chosen for its simplicity and efficiency. As the data set size increases or the initial order becomes more random, the algorithm switches to Quick Sort or Merge Sort to ensure faster and more efficient sorting. This paper provides a detailed description of the hybrid sorting algorithm, including the conditions for algorithm switching and the merging technique used. We also conduct extensive performance analysis, comparing the hybrid algorithm with standalone sorting techniques. Through empirical experiments and benchmark tests, we evaluate the efficiency, scalability, and adaptability of the hybrid algorithm across various input data types and sizes. The proposed hybrid sorting algorithm offers a promising solution for efficient and adaptive sorting. Its potential impact spans various domains, such as data processing, information retrieval, and computational sciences. By leveraging the strengths of Merge Sort, Quick Sort, and Bubble Sort, this algorithm presents a valuable contribution to the field of sorting algorithms.</w:t>
+        <w:t xml:space="preserve">In computer science, sorting is a critical operation used in various applications and algorithms. Efficient sorting is vital for tasks like data organization, search operations, and data analysis. Different sorting algorithms, such as Bubble Sort, Insertion Sort, Merge Sort, Quick Sort, and Heap Sort, have been developed, each with its own strengths and limitations. Some algorithms perform poorly on large data sets, while others may have high time complexities in certain cases. To address </w:t>
+      </w:r>
+      <w:r>
+        <w:rPr>
+          <w:color w:val="374151"/>
+        </w:rPr>
+        <w:t>these limitations and improve sorting efficiency, hybrid sorting algorithms have been proposed. These algorithms combine the strengths of multiple sorting techniques to achieve enhanced performance. In this paper, we introduce a novel hybrid sorting algorithm that combines Merge Sort, Quick Sort, and Bubble Sort. By leveraging the advantages of each technique, our algorithm aims to overcome their respective limitations. The hybrid algorithm dynamically switches between the individual sorting techniques based on the input size and characteristics. For smaller or partially sorted arrays, Bubble Sort is chosen for its simplicity and efficiency. As the data set size increases or the initial order becomes more random, the algorithm switches to Quick Sort or Merge Sort to ensure faster and more efficient sorting. This paper provides a detailed description of the hybrid sorting algorithm, including the conditions for algorithm switching and the merging technique used. We also conduct extensive performance analysis, comparing the hybrid algorithm with standalone sorting techniques. Through empirical experiments and benchmark tests, we evaluate the efficiency, scalability, and adaptability of the hybrid algorithm across various input data types and sizes. The proposed hybrid sorting algorithm offers a promising solution for efficient and adaptive sorting. Its potential impact spans various domains, such as data processing, information retrieval, and computational sciences. By leveraging the strengths of Merge Sort, Quick Sort, and Bubble Sort, this algorithm presents a valuable contribution to the field of sorting algorithms.</w:t>
       </w:r>
     </w:p>
     <w:p>
@@ -551,7 +564,15 @@
           <w:rFonts w:eastAsia="Times New Roman"/>
           <w:color w:val="374151"/>
         </w:rPr>
-        <w:t>[1] explores the issue of spreading elements in bucket sort, where unequal distribution can impact sorting performance. To address this, the authors propose a hybrid sorting algorithm combining merge and count sort, with a focus on insertion sort for low volume data. Their main objective is to compare merge, count, insertion, and hybrid sort individually within buckets using a sorting benchmark. The introduced threshold value (τ) optimizes time and space usage. Experimental results show count sort's high efficiency on every dataset compared to other algorithms. Comparing our conference paper on the "hybrid sorting algorithm" with the mentioned paper, our approach further advances the field. Like the authors, our algorithm dynamically adapts to data characteristics, ensuring balanced sorting within buckets through bubble sort, quick sort, and merge sort. However, our enhanced threshold strategies lead to superior sorting results and optimized resource utilization. The algorithm proves to be highly efficient for diverse datasets, making it a compelling solution for adaptive sorting. Our research contributes valuable insights into sorting efficiency and further refines the hybrid approach for enhanced performance in real-world scenarios.</w:t>
+        <w:t xml:space="preserve">[1] explores the issue of spreading elements in bucket sort, where unequal distribution can impact sorting performance. To address this, the authors propose a hybrid sorting algorithm combining merge and count sort, with a focus on insertion sort for low volume data. Their main objective is to compare merge, count, insertion, and hybrid sort individually within buckets using a sorting benchmark. The introduced threshold value (τ) optimizes time and space usage. Experimental results show count sort's high efficiency on every dataset compared to other algorithms. Comparing our conference paper on the "hybrid sorting algorithm" with the mentioned paper, our approach further advances the field. Like the authors, our algorithm dynamically adapts to data characteristics, ensuring balanced sorting within buckets through bubble sort, quick sort, and merge sort. However, our enhanced threshold strategies lead to superior sorting results and optimized resource utilization. The algorithm proves to be </w:t>
+      </w:r>
+      <w:r>
+        <w:rPr>
+          <w:rFonts w:eastAsia="Times New Roman"/>
+          <w:color w:val="374151"/>
+        </w:rPr>
+        <w:lastRenderedPageBreak/>
+        <w:t>highly efficient for diverse datasets, making it a compelling solution for adaptive sorting. Our research contributes valuable insights into sorting efficiency and further refines the hybrid approach for enhanced performance in real-world scenarios.</w:t>
       </w:r>
     </w:p>
     <w:p>
@@ -816,7 +837,14 @@
           <w:bCs/>
           <w:color w:val="374151"/>
         </w:rPr>
-        <w:t xml:space="preserve"> explores the concept of sorting algorithms, essential in computer science for arranging components in a specific order. It focuses on the temporal complexity of two widely used algorithms, Bubble sort and Insertion sort, both having a quadratic complexity of O(N2), where N represents the total number of items. While efficient for sorting a specific number of items, their efficiency diminishes as the complexity increases with more components, making them less practical in real-world applications. </w:t>
+        <w:t xml:space="preserve"> explores the concept of sorting algorithms, essential in computer science for arranging components in a </w:t>
+      </w:r>
+      <w:r>
+        <w:rPr>
+          <w:bCs/>
+          <w:color w:val="374151"/>
+        </w:rPr>
+        <w:t xml:space="preserve">specific order. It focuses on the temporal complexity of two widely used algorithms, Bubble sort and Insertion sort, both having a quadratic complexity of O(N2), where N represents the total number of items. While efficient for sorting a specific number of items, their efficiency diminishes as the complexity increases with more components, making them less practical in real-world applications. </w:t>
       </w:r>
       <w:r>
         <w:rPr>
@@ -946,6 +974,7 @@
         </w:numPr>
       </w:pPr>
       <w:r>
+        <w:lastRenderedPageBreak/>
         <w:t xml:space="preserve">III. </w:t>
       </w:r>
       <w:r>
@@ -1151,7 +1180,14 @@
           <w:rFonts w:eastAsia="Times New Roman"/>
           <w:color w:val="374151"/>
         </w:rPr>
-        <w:t>The hybrid sorting algorithm starts by checking the size of the input array. If the size is below a predefined threshold, the algorithm switches to Bubble Sort due to its simplicity and efficiency for small data sets. For larger data sets, the algorithm applies a hybrid approach that utilizes Merge Sort and Quick Sort.</w:t>
+        <w:t xml:space="preserve">The hybrid sorting algorithm starts by checking the size of the input array. If the size is below a predefined threshold, the algorithm switches to Bubble Sort due to its simplicity and </w:t>
+      </w:r>
+      <w:r>
+        <w:rPr>
+          <w:rFonts w:eastAsia="Times New Roman"/>
+          <w:color w:val="374151"/>
+        </w:rPr>
+        <w:t>efficiency for small data sets. For larger data sets, the algorithm applies a hybrid approach that utilizes Merge Sort and Quick Sort.</w:t>
       </w:r>
     </w:p>
     <w:p>
@@ -1405,7 +1441,15 @@
           <w:rFonts w:eastAsia="Times New Roman"/>
           <w:color w:val="374151"/>
         </w:rPr>
-        <w:t>We present a comprehensive performance analysis of the hybrid sorting algorithm. We evaluate its efficiency, adaptability, and scalability by comparing it with standalone sorting algorithms and examining its performance across various data sets and scenarios</w:t>
+        <w:t xml:space="preserve">We present a comprehensive performance analysis of the hybrid sorting algorithm. We evaluate its efficiency, adaptability, and scalability by comparing it with standalone </w:t>
+      </w:r>
+      <w:r>
+        <w:rPr>
+          <w:rFonts w:eastAsia="Times New Roman"/>
+          <w:color w:val="374151"/>
+        </w:rPr>
+        <w:lastRenderedPageBreak/>
+        <w:t>sorting algorithms and examining its performance across various data sets and scenarios</w:t>
       </w:r>
       <w:r>
         <w:rPr>
@@ -1444,7 +1488,7 @@
       <w:tblPr>
         <w:tblStyle w:val="TableGrid"/>
         <w:tblW w:w="530.05pt" w:type="dxa"/>
-        <w:tblInd w:w="-8.75pt" w:type="dxa"/>
+        <w:tblInd w:w="-7.25pt" w:type="dxa"/>
         <w:tblLook w:firstRow="1" w:lastRow="0" w:firstColumn="1" w:lastColumn="0" w:noHBand="0" w:noVBand="1"/>
       </w:tblPr>
       <w:tblGrid>
@@ -1898,6 +1942,7 @@
           <w:rFonts w:eastAsia="Times New Roman"/>
           <w:color w:val="374151"/>
         </w:rPr>
+        <w:lastRenderedPageBreak/>
         <w:t xml:space="preserve">V. </w:t>
       </w:r>
       <w:r>
@@ -1929,7 +1974,14 @@
           <w:rFonts w:eastAsia="Times New Roman"/>
           <w:color w:val="374151"/>
         </w:rPr>
-        <w:t>In this section, we present the experimental results obtained from running the hybrid sorting algorithm on various data sets and scenarios. We provide performance metrics such as execution time, number of comparisons, and number of swaps for each sorting technique employed. The results aim to demonstrate the efficiency, adaptability, and scalability of the hybrid sorting algorithm</w:t>
+        <w:t xml:space="preserve">In this section, we present the experimental results obtained from running the hybrid sorting algorithm on various data sets and scenarios. We provide performance metrics such as </w:t>
+      </w:r>
+      <w:r>
+        <w:rPr>
+          <w:rFonts w:eastAsia="Times New Roman"/>
+          <w:color w:val="374151"/>
+        </w:rPr>
+        <w:t>execution time, number of comparisons, and number of swaps for each sorting technique employed. The results aim to demonstrate the efficiency, adaptability, and scalability of the hybrid sorting algorithm</w:t>
       </w:r>
       <w:bookmarkEnd w:id="0"/>
     </w:p>
@@ -4528,6 +4580,7 @@
         <w:pStyle w:val="Heading2"/>
       </w:pPr>
       <w:r>
+        <w:lastRenderedPageBreak/>
         <w:t>Scalability Assessment</w:t>
       </w:r>
     </w:p>
@@ -4614,7 +4667,14 @@
           <w:rFonts w:eastAsia="Times New Roman"/>
           <w:color w:val="374151"/>
         </w:rPr>
-        <w:t>The hybrid sorting algorithm offers versatile applications in various domains. It efficiently processes data, improves search performance, and optimizes computational workflows. In data processing, it enhances data cleansing, transformation, and aggregation. It also boosts information retrieval, search engines, and database queries. Moreover, the algorithm optimizes computational sciences, simulations, multimedia applications, e-commerce platforms, and recommendation systems. Its adaptability and efficiency make it valuable in diverse sorting tasks, enabling faster and more accurate results.</w:t>
+        <w:t xml:space="preserve">The hybrid sorting algorithm offers versatile applications in various domains. It efficiently processes data, improves search performance, and optimizes computational workflows. In data processing, it enhances data cleansing, transformation, and aggregation. It also boosts information retrieval, search engines, and database queries. Moreover, the algorithm optimizes computational sciences, simulations, multimedia applications, e-commerce platforms, and recommendation systems. Its </w:t>
+      </w:r>
+      <w:r>
+        <w:rPr>
+          <w:rFonts w:eastAsia="Times New Roman"/>
+          <w:color w:val="374151"/>
+        </w:rPr>
+        <w:t>adaptability and efficiency make it valuable in diverse sorting tasks, enabling faster and more accurate results.</w:t>
       </w:r>
     </w:p>
     <w:p>
@@ -7263,7 +7323,7 @@
 </file>
 
 <file path=customXml/itemProps1.xml><?xml version="1.0" encoding="utf-8"?>
-<ds:datastoreItem xmlns:ds="http://purl.oclc.org/ooxml/officeDocument/customXml" ds:itemID="{5EB232B2-20BD-4C3B-9095-A56B86519438}">
+<ds:datastoreItem xmlns:ds="http://purl.oclc.org/ooxml/officeDocument/customXml" ds:itemID="{6523121A-E8B4-4945-A4E5-D9142D509FD3}">
   <ds:schemaRefs>
     <ds:schemaRef ds:uri="http://schemas.openxmlformats.org/officeDocument/2006/bibliography"/>
   </ds:schemaRefs>

--- a/conference paper.docx
+++ b/conference paper.docx
@@ -391,13 +391,15 @@
           <w:i/>
           <w:iCs/>
         </w:rPr>
-        <w:t>Abstract</w:t>
-      </w:r>
-      <w:r>
-        <w:rPr>
+        <w:t>Abstract -</w:t>
+      </w:r>
+      <w:r>
+        <w:rPr>
+          <w:rFonts w:eastAsia="Times New Roman"/>
           <w:b/>
-        </w:rPr>
-        <w:t>—</w:t>
+          <w:color w:val="374151"/>
+        </w:rPr>
+        <w:t xml:space="preserve"> </w:t>
       </w:r>
       <w:r>
         <w:rPr>
@@ -405,7 +407,103 @@
           <w:b/>
           <w:color w:val="374151"/>
         </w:rPr>
-        <w:t xml:space="preserve"> Sorting is a fundamental operation in computer science and various sorting algorithms have been developed with their own strengths and limitations. In this paper, I propose a hybrid sorting algorithm that combines the benefits of Merge Sort, Quick Sort, and Bubble Sort to overcome their respective drawbacks. The hybrid algorithm leverages Merge Sort's efficiency in merging sorted subarrays, Quick Sort's effectiveness in partitioning, and Bubble Sort's simplicity and efficiency for small data sets. By dynamically switching between these algorithms based on the input size, the hybrid approach offers improved performance and adaptability. I present a detailed description of the hybrid sorting algorithm, including the conditions for algorithm switching and the merging technique. Additionally, we conduct a comprehensive performance analysis, comparing the hybrid algorithm with standalone sorting techniques. Experimental results demonstrate the algorithm's efficiency and scalability across various data sets. Our findings show that the hybrid sorting algorithm achieves enhanced performance, particularly for large and partially sorted data sets. We discuss the practical applications of this algorithm, including scenarios where its adaptability, stability, and efficiency can be beneficial. Moreover, we outline potential directions for future research, such as optimizations and extensions of the hybrid algorithm. By combining the strengths of Merge Sort, Quick Sort, and Bubble Sort, the proposed hybrid sorting algorithm offers a promising solution for efficient and adaptive sorting. This algorithm has the potential to significantly impact sorting operations in various domains and contribute to the advancement of sorting algorithms.</w:t>
+        <w:t xml:space="preserve">In computer science, sorting is a fundamental </w:t>
+      </w:r>
+      <w:r>
+        <w:rPr>
+          <w:rFonts w:eastAsia="Times New Roman"/>
+          <w:b/>
+          <w:color w:val="374151"/>
+        </w:rPr>
+        <w:t>operation</w:t>
+      </w:r>
+      <w:r>
+        <w:rPr>
+          <w:rFonts w:eastAsia="Times New Roman"/>
+          <w:b/>
+          <w:color w:val="374151"/>
+        </w:rPr>
+        <w:t xml:space="preserve"> and there are numerous sorting algorithms</w:t>
+      </w:r>
+      <w:r>
+        <w:rPr>
+          <w:rFonts w:eastAsia="Times New Roman"/>
+          <w:b/>
+          <w:color w:val="374151"/>
+        </w:rPr>
+        <w:t xml:space="preserve"> which</w:t>
+      </w:r>
+      <w:r>
+        <w:rPr>
+          <w:rFonts w:eastAsia="Times New Roman"/>
+          <w:b/>
+          <w:color w:val="374151"/>
+        </w:rPr>
+        <w:t xml:space="preserve"> have been developed with their own strengths and limitations. In this paper, I propose a hybrid sorting algorithm that combines the benefits of Merge Sort, Quick Sort, and Bubble Sort to overcome their respective drawbacks. The hybrid algorithm leverages Merge Sort's efficiency in merging sorted subarrays, Quick Sort's effectiveness in partitioning, and Bubble Sort's simplicity and efficiency for small data sets. By dynamically switching between these algorithms based on the input size, the hybrid approach offers improved performance and adaptability. I present a detailed description of the hybrid sorting algorithm, including the conditions for algorithm switching and the merging technique. Additionally, we conduct a comprehensive performance analysis, comparing the hybrid algorithm with standalone sorting techniques. Experimental results demonstrate the algorithm's efficiency and scalability across various data sets. Our findings show that the hybrid sorting algorithm achieves enhanced performance, particularly for large and partially sorted data sets. We discuss the practical applications of this algorithm, including scenarios where its adaptability, stability, and efficiency can be beneficial. Moreover, we outline potential directions for future research, such as optimizations and extensions of the hybrid algorithm. By combining the strengths of </w:t>
+      </w:r>
+      <w:r>
+        <w:rPr>
+          <w:rFonts w:eastAsia="Times New Roman"/>
+          <w:b/>
+          <w:color w:val="374151"/>
+        </w:rPr>
+        <w:t>Merge sort</w:t>
+      </w:r>
+      <w:r>
+        <w:rPr>
+          <w:rFonts w:eastAsia="Times New Roman"/>
+          <w:b/>
+          <w:color w:val="374151"/>
+        </w:rPr>
+        <w:t xml:space="preserve">, Quick </w:t>
+      </w:r>
+      <w:r>
+        <w:rPr>
+          <w:rFonts w:eastAsia="Times New Roman"/>
+          <w:b/>
+          <w:color w:val="374151"/>
+        </w:rPr>
+        <w:t xml:space="preserve">Sort, and </w:t>
+      </w:r>
+      <w:r>
+        <w:rPr>
+          <w:rFonts w:eastAsia="Times New Roman"/>
+          <w:b/>
+          <w:color w:val="374151"/>
+        </w:rPr>
+        <w:t>Bubble</w:t>
+      </w:r>
+      <w:r>
+        <w:rPr>
+          <w:rFonts w:eastAsia="Times New Roman"/>
+          <w:b/>
+          <w:color w:val="374151"/>
+        </w:rPr>
+        <w:t xml:space="preserve"> Sort, the proposed hybrid sorting algorithm offers a promising solution for efficient and adaptive sorting. This algorithm has the potential to significantly impact sorting operations in various </w:t>
+      </w:r>
+      <w:r>
+        <w:rPr>
+          <w:rFonts w:eastAsia="Times New Roman"/>
+          <w:b/>
+          <w:color w:val="374151"/>
+        </w:rPr>
+        <w:t>Domains</w:t>
+      </w:r>
+      <w:r>
+        <w:rPr>
+          <w:rFonts w:eastAsia="Times New Roman"/>
+          <w:b/>
+          <w:color w:val="374151"/>
+        </w:rPr>
+        <w:t xml:space="preserve"> and contribute to the advancement of sorting </w:t>
+      </w:r>
+      <w:r>
+        <w:rPr>
+          <w:rFonts w:eastAsia="Times New Roman"/>
+          <w:b/>
+          <w:color w:val="374151"/>
+        </w:rPr>
+        <w:t>algorithms.</w:t>
       </w:r>
     </w:p>
     <w:p>
@@ -432,21 +530,56 @@
           <w:sz w:val="20"/>
           <w:szCs w:val="20"/>
         </w:rPr>
-        <w:t>Keywords—</w:t>
+        <w:t>Keywords – Merge Sort</w:t>
       </w:r>
       <w:r>
         <w:rPr>
           <w:sz w:val="20"/>
           <w:szCs w:val="20"/>
         </w:rPr>
-        <w:t>Merge sort; Quick sort; Bubble sort</w:t>
+        <w:t xml:space="preserve">; Quick </w:t>
       </w:r>
       <w:r>
         <w:rPr>
           <w:sz w:val="20"/>
           <w:szCs w:val="20"/>
         </w:rPr>
-        <w:t>; Hybrid sort.</w:t>
+        <w:t>Sort</w:t>
+      </w:r>
+      <w:r>
+        <w:rPr>
+          <w:sz w:val="20"/>
+          <w:szCs w:val="20"/>
+        </w:rPr>
+        <w:t xml:space="preserve">; Bubble </w:t>
+      </w:r>
+      <w:r>
+        <w:rPr>
+          <w:sz w:val="20"/>
+          <w:szCs w:val="20"/>
+        </w:rPr>
+        <w:t>Sort</w:t>
+      </w:r>
+      <w:r>
+        <w:rPr>
+          <w:sz w:val="20"/>
+          <w:szCs w:val="20"/>
+        </w:rPr>
+        <w:t xml:space="preserve">; Hybrid </w:t>
+      </w:r>
+      <w:r>
+        <w:rPr>
+          <w:sz w:val="20"/>
+          <w:szCs w:val="20"/>
+        </w:rPr>
+        <w:t>Sort</w:t>
+      </w:r>
+      <w:r>
+        <w:rPr>
+          <w:sz w:val="20"/>
+          <w:szCs w:val="20"/>
+        </w:rPr>
+        <w:t>.</w:t>
       </w:r>
       <w:r>
         <w:rPr>
@@ -483,13 +616,66 @@
           <w:color w:val="374151"/>
         </w:rPr>
         <w:br/>
-        <w:t xml:space="preserve">In computer science, sorting is a critical operation used in various applications and algorithms. Efficient sorting is vital for tasks like data organization, search operations, and data analysis. Different sorting algorithms, such as Bubble Sort, Insertion Sort, Merge Sort, Quick Sort, and Heap Sort, have been developed, each with its own strengths and limitations. Some algorithms perform poorly on large data sets, while others may have high time complexities in certain cases. To address </w:t>
-      </w:r>
-      <w:r>
-        <w:rPr>
-          <w:color w:val="374151"/>
-        </w:rPr>
-        <w:t>these limitations and improve sorting efficiency, hybrid sorting algorithms have been proposed. These algorithms combine the strengths of multiple sorting techniques to achieve enhanced performance. In this paper, we introduce a novel hybrid sorting algorithm that combines Merge Sort, Quick Sort, and Bubble Sort. By leveraging the advantages of each technique, our algorithm aims to overcome their respective limitations. The hybrid algorithm dynamically switches between the individual sorting techniques based on the input size and characteristics. For smaller or partially sorted arrays, Bubble Sort is chosen for its simplicity and efficiency. As the data set size increases or the initial order becomes more random, the algorithm switches to Quick Sort or Merge Sort to ensure faster and more efficient sorting. This paper provides a detailed description of the hybrid sorting algorithm, including the conditions for algorithm switching and the merging technique used. We also conduct extensive performance analysis, comparing the hybrid algorithm with standalone sorting techniques. Through empirical experiments and benchmark tests, we evaluate the efficiency, scalability, and adaptability of the hybrid algorithm across various input data types and sizes. The proposed hybrid sorting algorithm offers a promising solution for efficient and adaptive sorting. Its potential impact spans various domains, such as data processing, information retrieval, and computational sciences. By leveraging the strengths of Merge Sort, Quick Sort, and Bubble Sort, this algorithm presents a valuable contribution to the field of sorting algorithms.</w:t>
+      </w:r>
+      <w:r>
+        <w:rPr>
+          <w:color w:val="374151"/>
+        </w:rPr>
+        <w:t>Sorting is a</w:t>
+      </w:r>
+      <w:r>
+        <w:rPr>
+          <w:color w:val="374151"/>
+        </w:rPr>
+        <w:t xml:space="preserve"> </w:t>
+      </w:r>
+      <w:r>
+        <w:rPr>
+          <w:color w:val="374151"/>
+        </w:rPr>
+        <w:t>c</w:t>
+      </w:r>
+      <w:r>
+        <w:rPr>
+          <w:color w:val="374151"/>
+        </w:rPr>
+        <w:t>ritical</w:t>
+      </w:r>
+      <w:r>
+        <w:rPr>
+          <w:color w:val="374151"/>
+        </w:rPr>
+        <w:t xml:space="preserve"> operation used in various applications and algorithms. Efficient sorting is vital for tasks like data organization, search operations, and data analysis. </w:t>
+      </w:r>
+      <w:r>
+        <w:rPr>
+          <w:color w:val="374151"/>
+        </w:rPr>
+        <w:t>many sorting techniques, including Quick Sort, Bubble Sort, Insertion Sort,</w:t>
+      </w:r>
+      <w:r>
+        <w:rPr>
+          <w:color w:val="374151"/>
+        </w:rPr>
+        <w:t xml:space="preserve"> and Heap </w:t>
+      </w:r>
+      <w:r>
+        <w:rPr>
+          <w:color w:val="374151"/>
+        </w:rPr>
+        <w:t>Sort</w:t>
+      </w:r>
+      <w:r>
+        <w:rPr>
+          <w:color w:val="374151"/>
+        </w:rPr>
+        <w:t xml:space="preserve">, have been developed, each with its own strengths and limitations. Some algorithms perform poorly on large data sets, while others may have high time complexities in certain cases. To address these limitations and improve </w:t>
+      </w:r>
+      <w:r>
+        <w:rPr>
+          <w:color w:val="374151"/>
+        </w:rPr>
+        <w:t>sorting efficiency, hybrid sorting algorithms have been proposed. These algorithms combine the strengths of multiple sorting techniques to achieve enhanced performance. In this paper, we introduce a novel hybrid sorting algorithm that combines Merge Sort, Quick Sort, and Bubble Sort. By leveraging the advantages of each technique, our algorithm aims to overcome their respective limitations. The hybrid algorithm dynamically switches between the individual sorting techniques based on the input size and characteristics. For smaller or partially sorted arrays, Bubble Sort is chosen for its simplicity and efficiency. As the data set size increases or the initial order becomes more random, the algorithm switches to Quick Sort or Merge Sort to ensure faster and more efficient sorting. This paper provides a detailed description of the hybrid sorting algorithm, including the conditions for algorithm switching and the merging technique used. We also conduct extensive performance analysis, comparing the hybrid algorithm with standalone sorting techniques. Through empirical experiments and benchmark tests, we evaluate the efficiency, scalability, and adaptability of the hybrid algorithm across various input data types and sizes. The proposed hybrid sorting algorithm offers a promising solution for efficient and adaptive sorting. Its potential impact spans various domains, such as data processing, information retrieval, and computational sciences. By leveraging the strengths of Merge Sort, Quick Sort, and Bubble Sort, this algorithm presents a valuable contribution to the field of sorting algorithms.</w:t>
       </w:r>
     </w:p>
     <w:p>
@@ -564,7 +750,49 @@
           <w:rFonts w:eastAsia="Times New Roman"/>
           <w:color w:val="374151"/>
         </w:rPr>
-        <w:t xml:space="preserve">[1] explores the issue of spreading elements in bucket sort, where unequal distribution can impact sorting performance. To address this, the authors propose a hybrid sorting algorithm combining merge and count sort, with a focus on insertion sort for low volume data. Their main objective is to compare merge, count, insertion, and hybrid sort individually within buckets using a sorting benchmark. The introduced threshold value (τ) optimizes time and space usage. Experimental results show count sort's high efficiency on every dataset compared to other algorithms. Comparing our conference paper on the "hybrid sorting algorithm" with the mentioned paper, our approach further advances the field. Like the authors, our algorithm dynamically adapts to data characteristics, ensuring balanced sorting within buckets through bubble sort, quick sort, and merge sort. However, our enhanced threshold strategies lead to superior sorting results and optimized resource utilization. The algorithm proves to be </w:t>
+        <w:t xml:space="preserve">[1] explores the issue of spreading elements in bucket sort, where unequal distribution can impact sorting performance. To address this, the authors propose a hybrid sorting algorithm combining merge and count sort, with a focus on insertion sort for low volume data. Their main objective is to compare </w:t>
+      </w:r>
+      <w:r>
+        <w:rPr>
+          <w:rFonts w:eastAsia="Times New Roman"/>
+          <w:color w:val="374151"/>
+        </w:rPr>
+        <w:t xml:space="preserve">Merge, Count, Insertion and Hybrid Sort individually </w:t>
+      </w:r>
+      <w:r>
+        <w:rPr>
+          <w:rFonts w:eastAsia="Times New Roman"/>
+          <w:color w:val="374151"/>
+        </w:rPr>
+        <w:t xml:space="preserve">within </w:t>
+      </w:r>
+      <w:r>
+        <w:rPr>
+          <w:rFonts w:eastAsia="Times New Roman"/>
+          <w:color w:val="374151"/>
+        </w:rPr>
+        <w:t>buckets</w:t>
+      </w:r>
+      <w:r>
+        <w:rPr>
+          <w:rFonts w:eastAsia="Times New Roman"/>
+          <w:color w:val="374151"/>
+        </w:rPr>
+        <w:t xml:space="preserve"> using a sorting benchmark. The introduced threshold value (τ) optimizes time and space usage. Experimental results show count sort's high efficiency on every dataset compared to other algorithms. Comparing our conference paper on the "hybrid sorting algorithm" with the mentioned paper, our approach further advances the field. Like the authors, our algorithm dynamically adapts to data </w:t>
+      </w:r>
+      <w:r>
+        <w:rPr>
+          <w:rFonts w:eastAsia="Times New Roman"/>
+          <w:color w:val="374151"/>
+        </w:rPr>
+        <w:t>characteristics</w:t>
+      </w:r>
+      <w:r>
+        <w:rPr>
+          <w:rFonts w:eastAsia="Times New Roman"/>
+          <w:color w:val="374151"/>
+        </w:rPr>
+        <w:t xml:space="preserve">, ensuring balanced sorting within buckets through bubble sort, quick sort, and merge sort. However, our enhanced threshold strategies lead to superior sorting results and optimized resource utilization. The algorithm proves to be </w:t>
       </w:r>
       <w:r>
         <w:rPr>
@@ -634,7 +862,63 @@
           <w:rFonts w:eastAsia="Times New Roman"/>
           <w:color w:val="374151"/>
         </w:rPr>
-        <w:t>Parallel merge sort with double Merging" emphasizes the significance of sorting in data processing, particularly for large-scale datasets. Their approach focuses on optimizing parallel sorting using multi-core processors and memory usage in C++. While their algorithm shows promising speedup for large-scale tasks, it primarily targets data processing applications. In comparison, our "hybrid sorting algorithm" takes a comprehensive approach by dynamically adapting to different data characteristics and selecting the most suitable sorting technique. Combining bubble sort, quick sort, and merge sort, our algorithm excels in efficiency and addresses various sorting challenges. It handles spreading elements in bucket sort, efficiently manages low volume data, and optimizes time and space utilization with threshold strategies. While both papers aim to enhance sorting performance, our hybrid sorting algorithm's adaptability and versatility set it apart. By leveraging different sorting techniques, our algorithm achieves superior performance across diverse datasets, making it a more advanced and comprehensive solution in the realm of sorting algorithms.</w:t>
+        <w:t xml:space="preserve">Parallel merge sort with double Merging" emphasizes the significance of sorting in data processing, particularly for large-scale datasets. Their approach focuses on optimizing parallel sorting using multi-core processors and memory usage in C++. While their algorithm shows promising speedup for large-scale tasks, it primarily targets data processing applications. In comparison, our "hybrid sorting algorithm" takes a comprehensive approach by dynamically adapting to different data characteristics and selecting the most suitable sorting technique. Combining </w:t>
+      </w:r>
+      <w:r>
+        <w:rPr>
+          <w:rFonts w:eastAsia="Times New Roman"/>
+          <w:color w:val="374151"/>
+        </w:rPr>
+        <w:t>bubble sort</w:t>
+      </w:r>
+      <w:r>
+        <w:rPr>
+          <w:rFonts w:eastAsia="Times New Roman"/>
+          <w:color w:val="374151"/>
+        </w:rPr>
+        <w:t xml:space="preserve">, quick </w:t>
+      </w:r>
+      <w:r>
+        <w:rPr>
+          <w:rFonts w:eastAsia="Times New Roman"/>
+          <w:color w:val="374151"/>
+        </w:rPr>
+        <w:t>sort</w:t>
+      </w:r>
+      <w:r>
+        <w:rPr>
+          <w:rFonts w:eastAsia="Times New Roman"/>
+          <w:color w:val="374151"/>
+        </w:rPr>
+        <w:t xml:space="preserve">, </w:t>
+      </w:r>
+      <w:r>
+        <w:rPr>
+          <w:rFonts w:eastAsia="Times New Roman"/>
+          <w:color w:val="374151"/>
+        </w:rPr>
+        <w:t>and merge sort</w:t>
+      </w:r>
+      <w:r>
+        <w:rPr>
+          <w:rFonts w:eastAsia="Times New Roman"/>
+          <w:color w:val="374151"/>
+        </w:rPr>
+        <w:t xml:space="preserve">, our algorithm excels </w:t>
+      </w:r>
+      <w:r>
+        <w:rPr>
+          <w:rFonts w:eastAsia="Times New Roman"/>
+          <w:color w:val="374151"/>
+        </w:rPr>
+        <w:t>in</w:t>
+      </w:r>
+      <w:r>
+        <w:rPr>
+          <w:rFonts w:eastAsia="Times New Roman"/>
+          <w:color w:val="374151"/>
+        </w:rPr>
+        <w:t xml:space="preserve"> efficiency and addresses various sorting challenges. It handles spreading elements in bucket sort, efficiently manages low volume data, and optimizes time and space utilization with threshold strategies. While both papers aim to enhance sorting performance, our hybrid sorting algorithm's adaptability and versatility set it apart. By leveraging different sorting techniques, our algorithm achieves superior performance across diverse datasets, making it a more advanced and comprehensive solution in the realm of sorting algorithms.</w:t>
       </w:r>
     </w:p>
     <w:p>
@@ -779,7 +1063,105 @@
           <w:rFonts w:eastAsia="Times New Roman"/>
           <w:color w:val="374151"/>
         </w:rPr>
-        <w:t xml:space="preserve">discusses various sorting algorithms, including Radix Sort, Heap Sort, Quick Sort, Merge Sort, and Introspective Sort. The research aims to determine the most efficient sorting algorithm by considering both the best-case and worst-case scenarios, as well as the impact of memory usage on algorithm efficiency. The study involves sorting 11K </w:t>
+        <w:t xml:space="preserve">discusses various </w:t>
+      </w:r>
+      <w:r>
+        <w:rPr>
+          <w:rFonts w:eastAsia="Times New Roman"/>
+          <w:color w:val="374151"/>
+        </w:rPr>
+        <w:t>sorting algorithms</w:t>
+      </w:r>
+      <w:r>
+        <w:rPr>
+          <w:rFonts w:eastAsia="Times New Roman"/>
+          <w:color w:val="374151"/>
+        </w:rPr>
+        <w:t xml:space="preserve">, including </w:t>
+      </w:r>
+      <w:r>
+        <w:rPr>
+          <w:rFonts w:eastAsia="Times New Roman"/>
+          <w:color w:val="374151"/>
+        </w:rPr>
+        <w:t>Radix Sort</w:t>
+      </w:r>
+      <w:r>
+        <w:rPr>
+          <w:rFonts w:eastAsia="Times New Roman"/>
+          <w:color w:val="374151"/>
+        </w:rPr>
+        <w:t xml:space="preserve">, </w:t>
+      </w:r>
+      <w:r>
+        <w:rPr>
+          <w:rFonts w:eastAsia="Times New Roman"/>
+          <w:color w:val="374151"/>
+        </w:rPr>
+        <w:t>Heap Sort</w:t>
+      </w:r>
+      <w:r>
+        <w:rPr>
+          <w:rFonts w:eastAsia="Times New Roman"/>
+          <w:color w:val="374151"/>
+        </w:rPr>
+        <w:t xml:space="preserve">, </w:t>
+      </w:r>
+      <w:r>
+        <w:rPr>
+          <w:rFonts w:eastAsia="Times New Roman"/>
+          <w:color w:val="374151"/>
+        </w:rPr>
+        <w:t>Quick Sort, Merge Sort and Introspective Sort</w:t>
+      </w:r>
+      <w:r>
+        <w:rPr>
+          <w:rFonts w:eastAsia="Times New Roman"/>
+          <w:color w:val="374151"/>
+        </w:rPr>
+        <w:t xml:space="preserve">. The research aims </w:t>
+      </w:r>
+      <w:r>
+        <w:rPr>
+          <w:rFonts w:eastAsia="Times New Roman"/>
+          <w:color w:val="374151"/>
+        </w:rPr>
+        <w:t>to determine the</w:t>
+      </w:r>
+      <w:r>
+        <w:rPr>
+          <w:rFonts w:eastAsia="Times New Roman"/>
+          <w:color w:val="374151"/>
+        </w:rPr>
+        <w:t xml:space="preserve"> most efficient </w:t>
+      </w:r>
+      <w:r>
+        <w:rPr>
+          <w:rFonts w:eastAsia="Times New Roman"/>
+          <w:color w:val="374151"/>
+        </w:rPr>
+        <w:t>sorting algorithm by</w:t>
+      </w:r>
+      <w:r>
+        <w:rPr>
+          <w:rFonts w:eastAsia="Times New Roman"/>
+          <w:color w:val="374151"/>
+        </w:rPr>
+        <w:t xml:space="preserve"> considering both the best-case and worst-case scenarios, as well as the impact of memory usage on algorithm efficiency. The study involves s</w:t>
+      </w:r>
+      <w:r>
+        <w:rPr>
+          <w:rFonts w:eastAsia="Times New Roman"/>
+          <w:color w:val="374151"/>
+        </w:rPr>
+        <w:t>ort</w:t>
+      </w:r>
+      <w:r>
+        <w:rPr>
+          <w:rFonts w:eastAsia="Times New Roman"/>
+          <w:color w:val="374151"/>
+        </w:rPr>
+        <w:t xml:space="preserve">ing 11K </w:t>
       </w:r>
       <w:proofErr w:type="spellStart"/>
       <w:r>
@@ -795,7 +1177,119 @@
           <w:rFonts w:eastAsia="Times New Roman"/>
           <w:color w:val="374151"/>
         </w:rPr>
-        <w:t xml:space="preserve"> data and comparing the performance of each algorithm in terms of time required and memory usage. To achieve this, the researchers implement the algorithms using Python programming language within the Visual Studio Code environment. The program conducts multiple tests for each algorithm, recording the results for analysis. The findings indicate that Introspective Sort performs the best in terms of time efficiency, while Heap Sort excels in memory usage. In comparison, our "hybrid sorting algorithm" offers a unique approach by combining the strengths of bubble sort, quick sort, and merge sort. Unlike the mentioned paper, our algorithm dynamically adapts to data characteristics, ensuring optimal sorting performance across diverse datasets. By leveraging different sorting techniques, our hybrid algorithm achieves superior efficiency and addresses various sorting challenges. Furthermore, our algorithm's adaptability and threshold optimizations optimize both time and space utilization, setting it apart as a more advanced solution for sorting algorithms.</w:t>
+        <w:t xml:space="preserve"> data and comparing the performance of </w:t>
+      </w:r>
+      <w:r>
+        <w:rPr>
+          <w:rFonts w:eastAsia="Times New Roman"/>
+          <w:color w:val="374151"/>
+        </w:rPr>
+        <w:t>Considering the time and memory requirements for each algorithm.</w:t>
+      </w:r>
+      <w:r>
+        <w:rPr>
+          <w:rFonts w:eastAsia="Times New Roman"/>
+          <w:color w:val="374151"/>
+        </w:rPr>
+        <w:t xml:space="preserve"> To achieve this, researchers </w:t>
+      </w:r>
+      <w:r>
+        <w:rPr>
+          <w:rFonts w:eastAsia="Times New Roman"/>
+          <w:color w:val="374151"/>
+        </w:rPr>
+        <w:t>implement</w:t>
+      </w:r>
+      <w:r>
+        <w:rPr>
+          <w:rFonts w:eastAsia="Times New Roman"/>
+          <w:color w:val="374151"/>
+        </w:rPr>
+        <w:t xml:space="preserve"> </w:t>
+      </w:r>
+      <w:r>
+        <w:rPr>
+          <w:rFonts w:eastAsia="Times New Roman"/>
+          <w:color w:val="374151"/>
+        </w:rPr>
+        <w:t>algorithms</w:t>
+      </w:r>
+      <w:r>
+        <w:rPr>
+          <w:rFonts w:eastAsia="Times New Roman"/>
+          <w:color w:val="374151"/>
+        </w:rPr>
+        <w:t xml:space="preserve"> using </w:t>
+      </w:r>
+      <w:r>
+        <w:rPr>
+          <w:rFonts w:eastAsia="Times New Roman"/>
+          <w:color w:val="374151"/>
+        </w:rPr>
+        <w:t>Python Programming Language</w:t>
+      </w:r>
+      <w:r>
+        <w:rPr>
+          <w:rFonts w:eastAsia="Times New Roman"/>
+          <w:color w:val="374151"/>
+        </w:rPr>
+        <w:t xml:space="preserve"> within the </w:t>
+      </w:r>
+      <w:r>
+        <w:rPr>
+          <w:rFonts w:eastAsia="Times New Roman"/>
+          <w:color w:val="374151"/>
+        </w:rPr>
+        <w:t>Visual Studio</w:t>
+      </w:r>
+      <w:r>
+        <w:rPr>
+          <w:rFonts w:eastAsia="Times New Roman"/>
+          <w:color w:val="374151"/>
+        </w:rPr>
+        <w:t xml:space="preserve"> Code environment. The program conducts multiple tests for each algorithm, recording the results for analysis. The findings indicate </w:t>
+      </w:r>
+      <w:r>
+        <w:rPr>
+          <w:rFonts w:eastAsia="Times New Roman"/>
+          <w:color w:val="374151"/>
+        </w:rPr>
+        <w:t>that Introspective Sort</w:t>
+      </w:r>
+      <w:r>
+        <w:rPr>
+          <w:rFonts w:eastAsia="Times New Roman"/>
+          <w:color w:val="374151"/>
+        </w:rPr>
+        <w:t xml:space="preserve"> performs </w:t>
+      </w:r>
+      <w:r>
+        <w:rPr>
+          <w:rFonts w:eastAsia="Times New Roman"/>
+          <w:color w:val="374151"/>
+        </w:rPr>
+        <w:t>the best</w:t>
+      </w:r>
+      <w:r>
+        <w:rPr>
+          <w:rFonts w:eastAsia="Times New Roman"/>
+          <w:color w:val="374151"/>
+        </w:rPr>
+        <w:t xml:space="preserve"> in terms of </w:t>
+      </w:r>
+      <w:r>
+        <w:rPr>
+          <w:rFonts w:eastAsia="Times New Roman"/>
+          <w:color w:val="374151"/>
+        </w:rPr>
+        <w:t>time</w:t>
+      </w:r>
+      <w:r>
+        <w:rPr>
+          <w:rFonts w:eastAsia="Times New Roman"/>
+          <w:color w:val="374151"/>
+        </w:rPr>
+        <w:t xml:space="preserve"> efficiency, while Heap Sort excels in memory usage. In comparison, our "hybrid sorting algorithm" offers a unique approach by combining the strengths of bubble sort, quick sort, and merge sort. Unlike the mentioned paper, our algorithm dynamically adapts to data characteristics, ensuring optimal sorting performance across diverse datasets. By leveraging different sorting techniques, our hybrid algorithm achieves superior efficiency and addresses various sorting challenges. Furthermore, our algorithm's adaptability and threshold optimizations optimize both time and space utilization, setting it apart as a more advanced solution for sorting algorithms.</w:t>
       </w:r>
     </w:p>
     <w:p>
@@ -837,22 +1331,126 @@
           <w:bCs/>
           <w:color w:val="374151"/>
         </w:rPr>
-        <w:t xml:space="preserve"> explores the concept of sorting algorithms, essential in computer science for arranging components in a </w:t>
+        <w:t xml:space="preserve"> explores the concept </w:t>
       </w:r>
       <w:r>
         <w:rPr>
           <w:bCs/>
           <w:color w:val="374151"/>
         </w:rPr>
-        <w:t xml:space="preserve">specific order. It focuses on the temporal complexity of two widely used algorithms, Bubble sort and Insertion sort, both having a quadratic complexity of O(N2), where N represents the total number of items. While efficient for sorting a specific number of items, their efficiency diminishes as the complexity increases with more components, making them less practical in real-world applications. </w:t>
-      </w:r>
-      <w:r>
-        <w:rPr>
-          <w:rFonts w:eastAsia="Times New Roman"/>
+        <w:t>of Sorting algorithms</w:t>
+      </w:r>
+      <w:r>
+        <w:rPr>
           <w:bCs/>
           <w:color w:val="374151"/>
         </w:rPr>
-        <w:t>To address this limitation, the paper proposes a novel approach by combining Bubble sort and Insertion sort into a hybrid algorithm, resulting in a computational complexity of O(N√N). The hybrid method divides the input array into blocks, sorting each block using a modified Bubble sort, and then merging all blocks together using a modified Insertion sort. The suggested hybrid algorithm outperforms traditional Bubble and Insertion sorting, as well as other sorting algorithms, achieving a computational complexity of O(N2). In comparison, our "hybrid sorting algorithm" offers a more comprehensive approach, dynamically adapting to data characteristics and leveraging the strengths of Bubble sort, Quick sort, and Merge sort. By combining these techniques, our hybrid algorithm optimizes sorting efficiency for various scenarios, making it a more versatile and efficient solution for practical and real-world applications. Our research contributes valuable insights into sorting efficiency, enhancing the traditional sorting methods and creating a more advanced and adaptable hybrid algorithm for diverse datasets.</w:t>
+        <w:t xml:space="preserve">, essential in </w:t>
+      </w:r>
+      <w:r>
+        <w:rPr>
+          <w:bCs/>
+          <w:color w:val="374151"/>
+        </w:rPr>
+        <w:t>computer science</w:t>
+      </w:r>
+      <w:r>
+        <w:rPr>
+          <w:bCs/>
+          <w:color w:val="374151"/>
+        </w:rPr>
+        <w:t xml:space="preserve"> for arranging components in a </w:t>
+      </w:r>
+      <w:r>
+        <w:rPr>
+          <w:bCs/>
+          <w:color w:val="374151"/>
+        </w:rPr>
+        <w:t xml:space="preserve">specific order. It focuses on the </w:t>
+      </w:r>
+      <w:r>
+        <w:rPr>
+          <w:bCs/>
+          <w:color w:val="374151"/>
+        </w:rPr>
+        <w:t>Bubble sort and Insertion sort, two popular algorithms, differ in their temporal complexity</w:t>
+      </w:r>
+      <w:r>
+        <w:rPr>
+          <w:bCs/>
+          <w:color w:val="374151"/>
+        </w:rPr>
+        <w:t xml:space="preserve">, both having a quadratic </w:t>
+      </w:r>
+      <w:r>
+        <w:rPr>
+          <w:bCs/>
+          <w:color w:val="374151"/>
+        </w:rPr>
+        <w:t>complexity of O(N2), where N</w:t>
+      </w:r>
+      <w:r>
+        <w:rPr>
+          <w:bCs/>
+          <w:color w:val="374151"/>
+        </w:rPr>
+        <w:t xml:space="preserve"> represents the total number of items. While efficient for sorting a specific number of items, their efficiency diminishes as the complexity increases with more components, making them less practical in real-world applications. </w:t>
+      </w:r>
+      <w:r>
+        <w:rPr>
+          <w:rFonts w:eastAsia="Times New Roman"/>
+          <w:bCs/>
+          <w:color w:val="374151"/>
+        </w:rPr>
+        <w:t>To address this limitation, the paper proposes a novel approach by combining Bubble sort an</w:t>
+      </w:r>
+      <w:r>
+        <w:rPr>
+          <w:rFonts w:eastAsia="Times New Roman"/>
+          <w:bCs/>
+          <w:color w:val="374151"/>
+        </w:rPr>
+        <w:t>d</w:t>
+      </w:r>
+      <w:r>
+        <w:rPr>
+          <w:rFonts w:eastAsia="Times New Roman"/>
+          <w:bCs/>
+          <w:color w:val="374151"/>
+        </w:rPr>
+        <w:t xml:space="preserve"> Insertion sort into a hybrid algorithm, resulting in </w:t>
+      </w:r>
+      <w:r>
+        <w:rPr>
+          <w:rFonts w:eastAsia="Times New Roman"/>
+          <w:bCs/>
+          <w:color w:val="374151"/>
+        </w:rPr>
+        <w:t>a computational complexity of O(N</w:t>
+      </w:r>
+      <w:r>
+        <w:rPr>
+          <w:rFonts w:eastAsia="Times New Roman"/>
+          <w:bCs/>
+          <w:color w:val="374151"/>
+        </w:rPr>
+        <w:t xml:space="preserve">√N). </w:t>
+      </w:r>
+      <w:r>
+        <w:rPr>
+          <w:rFonts w:eastAsia="Times New Roman"/>
+          <w:bCs/>
+          <w:color w:val="374151"/>
+        </w:rPr>
+        <w:t>The hybrid approach separates the input array into blocks, sorts each block separately using a modified Bubble sort, and merges all of the blocks using a modified Insertion sort. With a computational complexity of O(N2), the proposed hybrid method beats conventional Bubble and Insertion sorting as well as other sorting techniques.</w:t>
+      </w:r>
+      <w:r>
+        <w:rPr>
+          <w:rFonts w:eastAsia="Times New Roman"/>
+          <w:bCs/>
+          <w:color w:val="374151"/>
+        </w:rPr>
+        <w:t xml:space="preserve"> In comparison, our "hybrid sorting algorithm" offers a more comprehensive approach, dynamically adapting to data characteristics and leveraging the strengths of Bubble sort, Quick sort, and Merge sort. By combining these techniques, our hybrid algorithm optimizes sorting efficiency for various scenarios, making it a more versatile and efficient solution for practical and real-world applications. Our research contributes valuable insights into sorting efficiency, enhancing the traditional sorting methods and creating a more advanced and adaptable hybrid algorithm for diverse datasets.</w:t>
       </w:r>
     </w:p>
     <w:p>
@@ -954,15 +1552,297 @@
           <w:bCs/>
           <w:color w:val="374151"/>
         </w:rPr>
-        <w:t xml:space="preserve">delves into the importance of sorting algorithms in arranging elements of a list into a specific order, facilitating efficient searching and data organization. Sorting methods like numerical and lexicographical order are widely used for various applications. Efficiency in sorting algorithms is crucial, focusing on reducing time and space complexity. </w:t>
-      </w:r>
-      <w:r>
-        <w:rPr>
-          <w:rFonts w:eastAsia="Times New Roman"/>
+        <w:t xml:space="preserve">delves into the importance of sorting algorithms in arranging </w:t>
+      </w:r>
+      <w:r>
+        <w:rPr>
           <w:bCs/>
           <w:color w:val="374151"/>
         </w:rPr>
-        <w:t>The paper conducts a comparative analysis between Bubble sort and Merge sort, aiming to highlight the need for a new approach to achieve optimal sorting results. In response to this requirement, the paper proposes a hybrid approach that minimizes the number of comparisons and reduces time and space complexity for sorting. The hybrid approach combines the divide and conquer strategy of Merge sort with the bi-directional Bubble sort approach. An illustrative example data is sorted using this hybrid approach. In comparison, our "hybrid sorting algorithm" offers a more comprehensive and dynamic approach, combining Bubble sort, Quick sort, and Merge sort. Our algorithm adapts to different data characteristics and optimizes sorting efficiency for diverse datasets. By leveraging various sorting techniques, our hybrid algorithm achieves superior performance with minimal comparisons, ensuring efficient sorting within a shorter time and reduced space complexity. The research introduces valuable insights into sorting efficiency, making it a more advanced and versatile solution for sorting large datasets in real-world scenarios.</w:t>
+        <w:t>elements of a list</w:t>
+      </w:r>
+      <w:r>
+        <w:rPr>
+          <w:bCs/>
+          <w:color w:val="374151"/>
+        </w:rPr>
+        <w:t xml:space="preserve"> into a specific </w:t>
+      </w:r>
+      <w:r>
+        <w:rPr>
+          <w:bCs/>
+          <w:color w:val="374151"/>
+        </w:rPr>
+        <w:t>order</w:t>
+      </w:r>
+      <w:r>
+        <w:rPr>
+          <w:bCs/>
+          <w:color w:val="374151"/>
+        </w:rPr>
+        <w:t xml:space="preserve">, facilitating efficient </w:t>
+      </w:r>
+      <w:r>
+        <w:rPr>
+          <w:bCs/>
+          <w:color w:val="374151"/>
+        </w:rPr>
+        <w:t>searching and</w:t>
+      </w:r>
+      <w:r>
+        <w:rPr>
+          <w:bCs/>
+          <w:color w:val="374151"/>
+        </w:rPr>
+        <w:t xml:space="preserve"> data organization. Sorting methods like numerical and lexicographical order are widely used for various applications. Efficiency in sorting algorithms is crucial, focusing on reducing time and space complexity. </w:t>
+      </w:r>
+      <w:r>
+        <w:rPr>
+          <w:rFonts w:eastAsia="Times New Roman"/>
+          <w:bCs/>
+          <w:color w:val="374151"/>
+        </w:rPr>
+        <w:t xml:space="preserve">The paper conducts a comparative analysis between </w:t>
+      </w:r>
+      <w:r>
+        <w:rPr>
+          <w:rFonts w:eastAsia="Times New Roman"/>
+          <w:bCs/>
+          <w:color w:val="374151"/>
+        </w:rPr>
+        <w:t>Bubble Sort and Merge Sort</w:t>
+      </w:r>
+      <w:r>
+        <w:rPr>
+          <w:rFonts w:eastAsia="Times New Roman"/>
+          <w:bCs/>
+          <w:color w:val="374151"/>
+        </w:rPr>
+        <w:t>, aiming</w:t>
+      </w:r>
+      <w:r>
+        <w:rPr>
+          <w:rFonts w:eastAsia="Times New Roman"/>
+          <w:bCs/>
+          <w:color w:val="374151"/>
+        </w:rPr>
+        <w:t xml:space="preserve"> to</w:t>
+      </w:r>
+      <w:r>
+        <w:rPr>
+          <w:rFonts w:eastAsia="Times New Roman"/>
+          <w:bCs/>
+          <w:color w:val="374151"/>
+        </w:rPr>
+        <w:t xml:space="preserve"> highlight the need for a </w:t>
+      </w:r>
+      <w:r>
+        <w:rPr>
+          <w:rFonts w:eastAsia="Times New Roman"/>
+          <w:bCs/>
+          <w:color w:val="374151"/>
+        </w:rPr>
+        <w:t>new approach to</w:t>
+      </w:r>
+      <w:r>
+        <w:rPr>
+          <w:rFonts w:eastAsia="Times New Roman"/>
+          <w:bCs/>
+          <w:color w:val="374151"/>
+        </w:rPr>
+        <w:t xml:space="preserve"> achieve optimal </w:t>
+      </w:r>
+      <w:r>
+        <w:rPr>
+          <w:rFonts w:eastAsia="Times New Roman"/>
+          <w:bCs/>
+          <w:color w:val="374151"/>
+        </w:rPr>
+        <w:t>sorting results.</w:t>
+      </w:r>
+      <w:r>
+        <w:rPr>
+          <w:rFonts w:eastAsia="Times New Roman"/>
+          <w:bCs/>
+          <w:color w:val="374151"/>
+        </w:rPr>
+        <w:t xml:space="preserve"> </w:t>
+      </w:r>
+      <w:r>
+        <w:rPr>
+          <w:rFonts w:eastAsia="Times New Roman"/>
+          <w:bCs/>
+          <w:color w:val="374151"/>
+        </w:rPr>
+        <w:t>In</w:t>
+      </w:r>
+      <w:r>
+        <w:rPr>
+          <w:rFonts w:eastAsia="Times New Roman"/>
+          <w:bCs/>
+          <w:color w:val="374151"/>
+        </w:rPr>
+        <w:t xml:space="preserve"> response to </w:t>
+      </w:r>
+      <w:r>
+        <w:rPr>
+          <w:rFonts w:eastAsia="Times New Roman"/>
+          <w:bCs/>
+          <w:color w:val="374151"/>
+        </w:rPr>
+        <w:t>this</w:t>
+      </w:r>
+      <w:r>
+        <w:rPr>
+          <w:rFonts w:eastAsia="Times New Roman"/>
+          <w:bCs/>
+          <w:color w:val="374151"/>
+        </w:rPr>
+        <w:t xml:space="preserve"> requirement, the paper proposes </w:t>
+      </w:r>
+      <w:r>
+        <w:rPr>
+          <w:rFonts w:eastAsia="Times New Roman"/>
+          <w:bCs/>
+          <w:color w:val="374151"/>
+        </w:rPr>
+        <w:t>a hybrid approach which</w:t>
+      </w:r>
+      <w:r>
+        <w:rPr>
+          <w:rFonts w:eastAsia="Times New Roman"/>
+          <w:bCs/>
+          <w:color w:val="374151"/>
+        </w:rPr>
+        <w:t xml:space="preserve"> minimizes the </w:t>
+      </w:r>
+      <w:r>
+        <w:rPr>
+          <w:rFonts w:eastAsia="Times New Roman"/>
+          <w:bCs/>
+          <w:color w:val="374151"/>
+        </w:rPr>
+        <w:t>number of comparisons</w:t>
+      </w:r>
+      <w:r>
+        <w:rPr>
+          <w:rFonts w:eastAsia="Times New Roman"/>
+          <w:bCs/>
+          <w:color w:val="374151"/>
+        </w:rPr>
+        <w:t xml:space="preserve"> and reduces </w:t>
+      </w:r>
+      <w:r>
+        <w:rPr>
+          <w:rFonts w:eastAsia="Times New Roman"/>
+          <w:bCs/>
+          <w:color w:val="374151"/>
+        </w:rPr>
+        <w:t>the complexity of time and space</w:t>
+      </w:r>
+      <w:r>
+        <w:rPr>
+          <w:rFonts w:eastAsia="Times New Roman"/>
+          <w:bCs/>
+          <w:color w:val="374151"/>
+        </w:rPr>
+        <w:t xml:space="preserve"> for sorting. The hybrid approach combines the </w:t>
+      </w:r>
+      <w:r>
+        <w:rPr>
+          <w:rFonts w:eastAsia="Times New Roman"/>
+          <w:bCs/>
+          <w:color w:val="374151"/>
+        </w:rPr>
+        <w:t>Divide and Conquer</w:t>
+      </w:r>
+      <w:r>
+        <w:rPr>
+          <w:rFonts w:eastAsia="Times New Roman"/>
+          <w:bCs/>
+          <w:color w:val="374151"/>
+        </w:rPr>
+        <w:t xml:space="preserve"> strategy of </w:t>
+      </w:r>
+      <w:r>
+        <w:rPr>
+          <w:rFonts w:eastAsia="Times New Roman"/>
+          <w:bCs/>
+          <w:color w:val="374151"/>
+        </w:rPr>
+        <w:t>Merge Sort</w:t>
+      </w:r>
+      <w:r>
+        <w:rPr>
+          <w:rFonts w:eastAsia="Times New Roman"/>
+          <w:bCs/>
+          <w:color w:val="374151"/>
+        </w:rPr>
+        <w:t xml:space="preserve"> </w:t>
+      </w:r>
+      <w:r>
+        <w:rPr>
+          <w:rFonts w:eastAsia="Times New Roman"/>
+          <w:bCs/>
+          <w:color w:val="374151"/>
+        </w:rPr>
+        <w:t>with</w:t>
+      </w:r>
+      <w:r>
+        <w:rPr>
+          <w:rFonts w:eastAsia="Times New Roman"/>
+          <w:bCs/>
+          <w:color w:val="374151"/>
+        </w:rPr>
+        <w:t xml:space="preserve"> the </w:t>
+      </w:r>
+      <w:r>
+        <w:rPr>
+          <w:rFonts w:eastAsia="Times New Roman"/>
+          <w:bCs/>
+          <w:color w:val="374151"/>
+        </w:rPr>
+        <w:t>Bi-directional Bubble Sort approach. An</w:t>
+      </w:r>
+      <w:r>
+        <w:rPr>
+          <w:rFonts w:eastAsia="Times New Roman"/>
+          <w:bCs/>
+          <w:color w:val="374151"/>
+        </w:rPr>
+        <w:t xml:space="preserve"> illustrative </w:t>
+      </w:r>
+      <w:r>
+        <w:rPr>
+          <w:rFonts w:eastAsia="Times New Roman"/>
+          <w:bCs/>
+          <w:color w:val="374151"/>
+        </w:rPr>
+        <w:t>example data is sorted</w:t>
+      </w:r>
+      <w:r>
+        <w:rPr>
+          <w:rFonts w:eastAsia="Times New Roman"/>
+          <w:bCs/>
+          <w:color w:val="374151"/>
+        </w:rPr>
+        <w:t xml:space="preserve"> using this </w:t>
+      </w:r>
+      <w:r>
+        <w:rPr>
+          <w:rFonts w:eastAsia="Times New Roman"/>
+          <w:bCs/>
+          <w:color w:val="374151"/>
+        </w:rPr>
+        <w:t>Hybrid approach</w:t>
+      </w:r>
+      <w:r>
+        <w:rPr>
+          <w:rFonts w:eastAsia="Times New Roman"/>
+          <w:bCs/>
+          <w:color w:val="374151"/>
+        </w:rPr>
+        <w:t>. In comparison, our "hybrid sorting algorithm" offers a more comprehensive and dynamic approach, combining Bubble sort, Quick sort, and Merge sort. Our algorithm adapts to different data characteristics and optimizes sorting efficiency for diverse datasets. By leveraging various sorting techniques, our hybrid algorithm achieves superior performance with minimal comparisons, ensuring efficient sorting within a shorter time and reduced space complexity. The research introduces valuable insights into sorting efficiency, making it a more advanced and versatile solution for sorting large datasets in real-world scenarios.</w:t>
       </w:r>
     </w:p>
     <w:p>
@@ -1211,7 +2091,21 @@
           <w:rFonts w:eastAsia="Times New Roman"/>
           <w:color w:val="374151"/>
         </w:rPr>
-        <w:t>When the input size exceeds the threshold, the algorithm leverages the benefits of Merge Sort and Quick Sort. The algorithm recursively divides the array into smaller subarrays and sorts them using the appropriate technique.</w:t>
+        <w:t xml:space="preserve">When the input size exceeds the threshold, the algorithm leverages the benefits of </w:t>
+      </w:r>
+      <w:r>
+        <w:rPr>
+          <w:rFonts w:eastAsia="Times New Roman"/>
+          <w:color w:val="374151"/>
+        </w:rPr>
+        <w:t>Merge Sort and Quick Sort. The</w:t>
+      </w:r>
+      <w:r>
+        <w:rPr>
+          <w:rFonts w:eastAsia="Times New Roman"/>
+          <w:color w:val="374151"/>
+        </w:rPr>
+        <w:t xml:space="preserve"> recursively divides the array into smaller subarrays and sorts them using the appropriate technique.</w:t>
       </w:r>
       <w:r>
         <w:rPr>
@@ -1225,7 +2119,37 @@
           <w:rFonts w:eastAsia="Times New Roman"/>
           <w:color w:val="374151"/>
         </w:rPr>
-        <w:t>The process begins by selecting a pivot using Quick Sort's partitioning method. The pivot helps in dividing the array into two partitions: elements smaller than the pivot and elements greater than the pivot. The algorithm then recursively applies itself to both partitions, sorting them individually using the hybrid technique. This recursive partitioning and sorting continue until the base case is reached, typically when the subarray size becomes small enough for Bubble Sort.</w:t>
+        <w:t xml:space="preserve">The process begins by selecting a pivot using Quick Sort's partitioning method. </w:t>
+      </w:r>
+      <w:r>
+        <w:rPr>
+          <w:rFonts w:eastAsia="Times New Roman"/>
+          <w:color w:val="374151"/>
+        </w:rPr>
+        <w:t xml:space="preserve">The array is divided into two partitions by the pivot: items that are less than the pivot and elements that are larger than the pivot. The algorithm then </w:t>
+      </w:r>
+      <w:proofErr w:type="gramStart"/>
+      <w:r>
+        <w:rPr>
+          <w:rFonts w:eastAsia="Times New Roman"/>
+          <w:color w:val="374151"/>
+        </w:rPr>
+        <w:t>use</w:t>
+      </w:r>
+      <w:proofErr w:type="gramEnd"/>
+      <w:r>
+        <w:rPr>
+          <w:rFonts w:eastAsia="Times New Roman"/>
+          <w:color w:val="374151"/>
+        </w:rPr>
+        <w:t xml:space="preserve"> the hybrid technique to iteratively apply itself to both partitions, sorting each one separately.</w:t>
+      </w:r>
+      <w:r>
+        <w:rPr>
+          <w:rFonts w:eastAsia="Times New Roman"/>
+          <w:color w:val="374151"/>
+        </w:rPr>
+        <w:t xml:space="preserve"> This recursive partitioning and sorting continue until the base case is reached, typically when the subarray size becomes small enough for Bubble Sort.</w:t>
       </w:r>
       <w:r>
         <w:rPr>
@@ -1350,29 +2274,7 @@
           <w:rFonts w:eastAsia="Times New Roman"/>
           <w:color w:val="374151"/>
         </w:rPr>
-        <w:t xml:space="preserve"> </w:t>
-      </w:r>
-      <w:r>
-        <w:rPr>
-          <w:rFonts w:eastAsia="Times New Roman"/>
-          <w:color w:val="374151"/>
-        </w:rPr>
-        <w:t>The hybrid sorting algorithm's time complexity depends on the specific sorting techniques utilized. In the case of Bubble Sort, the time complexity is O(n</w:t>
-      </w:r>
-      <w:r>
-        <w:rPr>
-          <w:rFonts w:eastAsia="Times New Roman"/>
-          <w:color w:val="374151"/>
-          <w:vertAlign w:val="superscript"/>
-        </w:rPr>
-        <w:t>2</w:t>
-      </w:r>
-      <w:r>
-        <w:rPr>
-          <w:rFonts w:eastAsia="Times New Roman"/>
-          <w:color w:val="374151"/>
-        </w:rPr>
-        <w:t xml:space="preserve">) in the worst case. Merge Sort and Quick Sort have average and worst-case time complexities of </w:t>
+        <w:t xml:space="preserve">The temporal complexity of the hybrid sorting algorithm relies on the particular sorting methods applied. In the worst-case scenario, Bubble Sort's time complexity is O(n2). Average and worst-case time complexity for Merge Sort and Quick Sort is </w:t>
       </w:r>
       <w:proofErr w:type="gramStart"/>
       <w:r>
@@ -1388,21 +2290,14 @@
           <w:rFonts w:eastAsia="Times New Roman"/>
           <w:color w:val="374151"/>
         </w:rPr>
-        <w:t>n log n). However, due to the hybrid approach and the adaptive selection of techniques, the actual time complexity of the algorithm varies depending on the input data set.</w:t>
-      </w:r>
-      <w:r>
-        <w:rPr>
-          <w:rFonts w:eastAsia="Times New Roman"/>
-          <w:color w:val="374151"/>
-        </w:rPr>
-        <w:t xml:space="preserve"> </w:t>
-      </w:r>
-      <w:r>
-        <w:rPr>
-          <w:rFonts w:eastAsia="Times New Roman"/>
-          <w:color w:val="374151"/>
-        </w:rPr>
-        <w:t>The space complexity of the hybrid sorting algorithm primarily depends on the merging process used in Merge Sort. As the algorithm recursively divides the array into smaller subarrays, additional memory is required to store these partitions temporarily. However, the overall space complexity remains relatively low compared to other sorting techniques that may require additional data structures</w:t>
+        <w:t xml:space="preserve">n log n). But because of the hybrid approach and adaptive technique selection, the algorithm's actual time complexity varies according to the input data set. The merging technique utilized in Merge Sort is principally responsible for the hybrid sorting algorithm's space complexity. </w:t>
+      </w:r>
+      <w:r>
+        <w:rPr>
+          <w:rFonts w:eastAsia="Times New Roman"/>
+          <w:color w:val="374151"/>
+        </w:rPr>
+        <w:t>As the algorithm recursively divides the array into smaller subarrays, additional memory is required to store these partitions temporarily. However, the overall space complexity remains relatively low compared to other sorting techniques that may require additional data structures</w:t>
       </w:r>
     </w:p>
     <w:p>
@@ -1488,7 +2383,7 @@
       <w:tblPr>
         <w:tblStyle w:val="TableGrid"/>
         <w:tblW w:w="530.05pt" w:type="dxa"/>
-        <w:tblInd w:w="-7.25pt" w:type="dxa"/>
+        <w:tblInd w:w="-6.75pt" w:type="dxa"/>
         <w:tblLook w:firstRow="1" w:lastRow="0" w:firstColumn="1" w:lastColumn="0" w:noHBand="0" w:noVBand="1"/>
       </w:tblPr>
       <w:tblGrid>
@@ -1974,14 +2869,21 @@
           <w:rFonts w:eastAsia="Times New Roman"/>
           <w:color w:val="374151"/>
         </w:rPr>
-        <w:t xml:space="preserve">In this section, we present the experimental results obtained from running the hybrid sorting algorithm on various data sets and scenarios. We provide performance metrics such as </w:t>
-      </w:r>
-      <w:r>
-        <w:rPr>
-          <w:rFonts w:eastAsia="Times New Roman"/>
-          <w:color w:val="374151"/>
-        </w:rPr>
-        <w:t>execution time, number of comparisons, and number of swaps for each sorting technique employed. The results aim to demonstrate the efficiency, adaptability, and scalability of the hybrid sorting algorithm</w:t>
+        <w:t xml:space="preserve">In this section, we show the results of experiments from applying the hybrid sorting algorithm to a range of settings and data sets. For each sorting approach used, we provide </w:t>
+      </w:r>
+      <w:r>
+        <w:rPr>
+          <w:rFonts w:eastAsia="Times New Roman"/>
+          <w:color w:val="374151"/>
+        </w:rPr>
+        <w:t>performance characteristics like as execution time, comparisons made, and swaps made.</w:t>
+      </w:r>
+      <w:r>
+        <w:rPr>
+          <w:rFonts w:eastAsia="Times New Roman"/>
+          <w:color w:val="374151"/>
+        </w:rPr>
+        <w:t xml:space="preserve"> The results aim to demonstrate the efficiency, adaptability, and scalability of the hybrid sorting algorithm</w:t>
       </w:r>
       <w:bookmarkEnd w:id="0"/>
     </w:p>
@@ -4454,7 +5356,14 @@
           <w:rFonts w:eastAsia="Times New Roman"/>
           <w:color w:val="374151"/>
         </w:rPr>
-        <w:t>To evaluate the efficiency of the hybrid sorting algorithm, we compared it with standalone sorting algorithms, including Merge Sort, Quick Sort, and Bubble Sort. We measured the execution time for each algorithm on different data sets and analyzed the number of comparisons and swaps performed.</w:t>
+        <w:t>We evaluated the hybrid sorting algorithm against numerous independent sorting algorithms, such as Merge Sort, Quick Sort, and Bubble Sort, in order to test its effectiveness</w:t>
+      </w:r>
+      <w:r>
+        <w:rPr>
+          <w:rFonts w:eastAsia="Times New Roman"/>
+          <w:color w:val="374151"/>
+        </w:rPr>
+        <w:t>. We measured the execution time for each algorithm on different data sets and analyzed the number of comparisons and swaps performed.</w:t>
       </w:r>
       <w:r>
         <w:rPr>
@@ -4536,36 +5445,6 @@
     <w:p>
       <w:pPr>
         <w:jc w:val="both"/>
-        <w:rPr>
-          <w:rFonts w:eastAsia="Times New Roman"/>
-          <w:color w:val="374151"/>
-        </w:rPr>
-      </w:pPr>
-      <w:r>
-        <w:rPr>
-          <w:rFonts w:eastAsia="Times New Roman"/>
-          <w:color w:val="374151"/>
-        </w:rPr>
-        <w:t>To assess the adaptability of the hybrid sorting algorithm, we examined its behavior on different sizes of input data. We analyzed the threshold at which the algorithm switched from Bubble Sort to the hybrid technique, as well as the effectiveness of the adaptive selection of Merge Sort and Quick Sort for various input sizes</w:t>
-      </w:r>
-      <w:r>
-        <w:rPr>
-          <w:rFonts w:eastAsia="Times New Roman"/>
-          <w:color w:val="374151"/>
-        </w:rPr>
-        <w:t xml:space="preserve"> </w:t>
-      </w:r>
-      <w:r>
-        <w:rPr>
-          <w:rFonts w:eastAsia="Times New Roman"/>
-          <w:color w:val="374151"/>
-        </w:rPr>
-        <w:t>Our experimental results confirmed the algorithm's adaptability, as it consistently selected the most suitable technique based on the input size. The hybrid algorithm switched from Bubble Sort to the hybrid technique at the predefined threshold, leading to improved performance. The adaptive selection of Merge Sort and Quick Sort ensured efficient sorting for different data sizes, demonstrating the algorithm's versatility.</w:t>
-      </w:r>
-    </w:p>
-    <w:p>
-      <w:pPr>
-        <w:pStyle w:val="Heading2"/>
         <w:sectPr>
           <w:type w:val="continuous"/>
           <w:pgSz w:w="612pt" w:h="792pt" w:code="1"/>
@@ -4574,6 +5453,34 @@
           <w:docGrid w:linePitch="360"/>
         </w:sectPr>
       </w:pPr>
+      <w:r>
+        <w:rPr>
+          <w:rFonts w:eastAsia="Times New Roman"/>
+          <w:color w:val="374151"/>
+        </w:rPr>
+        <w:t>To assess the adaptability of the hybrid sorting algorithm, we examined its behavior on different sizes of input data. We analyzed the threshold at which the algorithm switched from Bubble Sort to the hybrid technique, as well as the effectiveness of the adaptive selection of Merge Sort and Quick Sort for various input sizes</w:t>
+      </w:r>
+      <w:r>
+        <w:rPr>
+          <w:rFonts w:eastAsia="Times New Roman"/>
+          <w:color w:val="374151"/>
+        </w:rPr>
+        <w:t xml:space="preserve"> </w:t>
+      </w:r>
+      <w:r>
+        <w:rPr>
+          <w:rFonts w:eastAsia="Times New Roman"/>
+          <w:color w:val="374151"/>
+        </w:rPr>
+        <w:t xml:space="preserve">Our experimental results confirmed the algorithm's adaptability, as it consistently selected the most suitable technique based on the input size. The hybrid algorithm switched from Bubble Sort to the hybrid technique at the predefined threshold, leading to improved performance. </w:t>
+      </w:r>
+      <w:r>
+        <w:rPr>
+          <w:rFonts w:eastAsia="Times New Roman"/>
+          <w:color w:val="374151"/>
+        </w:rPr>
+        <w:t>The adaptability of the algorithm was demonstrated by the effective sorting for various data sizes achieved by the adaptive choice of Merge Sort and Quick Sort.</w:t>
+      </w:r>
     </w:p>
     <w:p>
       <w:pPr>
@@ -4639,7 +5546,56 @@
           <w:rFonts w:eastAsia="Times New Roman"/>
           <w:color w:val="374151"/>
         </w:rPr>
-        <w:t>In this paper, we have presented a novel hybrid sorting algorithm that combines Merge Sort, Quick Sort, and Bubble Sort to leverage their strengths and mitigate their limitations. The hybrid algorithm offers improved efficiency, adaptability, and scalability compared to standalone sorting techniques. Through a detailed analysis and experimental evaluation, we have demonstrated the effectiveness of the hybrid sorting algorithm. The algorithm outperforms standalone sorting algorithms in terms of execution time, adaptability to different data sizes, and scalability to handle large data sets. Its adaptive approach allows for efficient sorting in various scenarios, ensuring stability and minimizing unnecessary operations. The</w:t>
+        <w:t>In order to take advantage of the benefits</w:t>
+      </w:r>
+      <w:r>
+        <w:rPr>
+          <w:rFonts w:eastAsia="Times New Roman"/>
+          <w:color w:val="374151"/>
+        </w:rPr>
+        <w:t xml:space="preserve"> of Merge Sort, Quick Sort and Bubble Sort</w:t>
+      </w:r>
+      <w:r>
+        <w:rPr>
+          <w:rFonts w:eastAsia="Times New Roman"/>
+          <w:color w:val="374151"/>
+        </w:rPr>
+        <w:t xml:space="preserve"> and minimize their drawbacks, </w:t>
+      </w:r>
+      <w:r>
+        <w:rPr>
+          <w:rFonts w:eastAsia="Times New Roman"/>
+          <w:color w:val="374151"/>
+        </w:rPr>
+        <w:t>they</w:t>
+      </w:r>
+      <w:r>
+        <w:rPr>
+          <w:rFonts w:eastAsia="Times New Roman"/>
+          <w:color w:val="374151"/>
+        </w:rPr>
+        <w:t xml:space="preserve"> are combined into a new hybrid sorting algorithm </w:t>
+      </w:r>
+      <w:r>
+        <w:rPr>
+          <w:rFonts w:eastAsia="Times New Roman"/>
+          <w:color w:val="374151"/>
+        </w:rPr>
+        <w:t>which</w:t>
+      </w:r>
+      <w:r>
+        <w:rPr>
+          <w:rFonts w:eastAsia="Times New Roman"/>
+          <w:color w:val="374151"/>
+        </w:rPr>
+        <w:t xml:space="preserve"> is discussed in this paper.</w:t>
+      </w:r>
+      <w:r>
+        <w:rPr>
+          <w:rFonts w:eastAsia="Times New Roman"/>
+          <w:color w:val="374151"/>
+        </w:rPr>
+        <w:t xml:space="preserve"> The hybrid algorithm offers improved efficiency, adaptability, and scalability compared to standalone sorting techniques. Through a detailed analysis and experimental evaluation, we have demonstrated the effectiveness of the hybrid sorting algorithm. The algorithm outperforms standalone sorting algorithms in terms of execution time, adaptability to different data sizes, and scalability to handle large data sets. Its adaptive approach allows for efficient sorting in various scenarios, ensuring stability and minimizing unnecessary operations. The</w:t>
       </w:r>
       <w:r>
         <w:rPr>
@@ -7323,7 +8279,7 @@
 </file>
 
 <file path=customXml/itemProps1.xml><?xml version="1.0" encoding="utf-8"?>
-<ds:datastoreItem xmlns:ds="http://purl.oclc.org/ooxml/officeDocument/customXml" ds:itemID="{6523121A-E8B4-4945-A4E5-D9142D509FD3}">
+<ds:datastoreItem xmlns:ds="http://purl.oclc.org/ooxml/officeDocument/customXml" ds:itemID="{25BE2AEE-CEB0-496D-9F70-8298D8D6E7F2}">
   <ds:schemaRefs>
     <ds:schemaRef ds:uri="http://schemas.openxmlformats.org/officeDocument/2006/bibliography"/>
   </ds:schemaRefs>

--- a/conference paper.docx
+++ b/conference paper.docx
@@ -847,22 +847,7 @@
           <w:rFonts w:eastAsia="Times New Roman"/>
           <w:color w:val="374151"/>
         </w:rPr>
-        <w:t>wrote a conference paper titled "</w:t>
-      </w:r>
-      <w:r>
-        <w:rPr>
-          <w:rFonts w:eastAsia="Times New Roman"/>
-          <w:b/>
-          <w:color w:val="374151"/>
-        </w:rPr>
-        <w:t xml:space="preserve"> </w:t>
-      </w:r>
-      <w:r>
-        <w:rPr>
-          <w:rFonts w:eastAsia="Times New Roman"/>
-          <w:color w:val="374151"/>
-        </w:rPr>
-        <w:t xml:space="preserve">Parallel merge sort with double Merging" emphasizes the significance of sorting in data processing, particularly for large-scale datasets. Their approach focuses on optimizing parallel sorting using multi-core processors and memory usage in C++. While their algorithm shows promising speedup for large-scale tasks, it primarily targets data processing applications. In comparison, our "hybrid sorting algorithm" takes a comprehensive approach by dynamically adapting to different data characteristics and selecting the most suitable sorting technique. Combining </w:t>
+        <w:t xml:space="preserve">wrote a conference paper titled " Parallel merge sort with double Merging" emphasizes the significance of sorting in data processing, particularly for large-scale datasets. Their approach focuses on optimizing parallel sorting using multi-core processors and memory usage in C++. While their algorithm shows promising speedup for large-scale tasks, it primarily targets data processing applications. In comparison, our "hybrid sorting algorithm" takes a comprehensive approach by dynamically adapting to different data characteristics and selecting the most suitable sorting technique. Combining </w:t>
       </w:r>
       <w:r>
         <w:rPr>
@@ -971,10 +956,7 @@
         <w:proofErr w:type="spellEnd"/>
       </w:hyperlink>
       <w:r>
-        <w:t>,</w:t>
-      </w:r>
-      <w:r>
-        <w:t xml:space="preserve"> </w:t>
+        <w:t xml:space="preserve">, </w:t>
       </w:r>
       <w:hyperlink r:id="rId12" w:history="1">
         <w:r>
@@ -1198,21 +1180,7 @@
           <w:rFonts w:eastAsia="Times New Roman"/>
           <w:color w:val="374151"/>
         </w:rPr>
-        <w:t>implement</w:t>
-      </w:r>
-      <w:r>
-        <w:rPr>
-          <w:rFonts w:eastAsia="Times New Roman"/>
-          <w:color w:val="374151"/>
-        </w:rPr>
-        <w:t xml:space="preserve"> </w:t>
-      </w:r>
-      <w:r>
-        <w:rPr>
-          <w:rFonts w:eastAsia="Times New Roman"/>
-          <w:color w:val="374151"/>
-        </w:rPr>
-        <w:t>algorithms</w:t>
+        <w:t>implement algorithms</w:t>
       </w:r>
       <w:r>
         <w:rPr>
@@ -2383,7 +2351,7 @@
       <w:tblPr>
         <w:tblStyle w:val="TableGrid"/>
         <w:tblW w:w="530.05pt" w:type="dxa"/>
-        <w:tblInd w:w="-6.75pt" w:type="dxa"/>
+        <w:tblInd w:w="-5.25pt" w:type="dxa"/>
         <w:tblLook w:firstRow="1" w:lastRow="0" w:firstColumn="1" w:lastColumn="0" w:noHBand="0" w:noVBand="1"/>
       </w:tblPr>
       <w:tblGrid>
@@ -8279,7 +8247,7 @@
 </file>
 
 <file path=customXml/itemProps1.xml><?xml version="1.0" encoding="utf-8"?>
-<ds:datastoreItem xmlns:ds="http://purl.oclc.org/ooxml/officeDocument/customXml" ds:itemID="{25BE2AEE-CEB0-496D-9F70-8298D8D6E7F2}">
+<ds:datastoreItem xmlns:ds="http://purl.oclc.org/ooxml/officeDocument/customXml" ds:itemID="{FAA7436E-3731-4580-AB16-0CA5AAF478FB}">
   <ds:schemaRefs>
     <ds:schemaRef ds:uri="http://schemas.openxmlformats.org/officeDocument/2006/bibliography"/>
   </ds:schemaRefs>

--- a/conference paper.docx
+++ b/conference paper.docx
@@ -718,39 +718,53 @@
           <w:rFonts w:eastAsia="Times New Roman"/>
           <w:color w:val="374151"/>
         </w:rPr>
-        <w:t xml:space="preserve">An innovative approach by </w:t>
+        <w:t>An innovative approach b</w:t>
+      </w:r>
+      <w:r>
+        <w:rPr>
+          <w:rFonts w:eastAsia="Times New Roman"/>
+          <w:color w:val="374151"/>
+        </w:rPr>
+        <w:t xml:space="preserve">y </w:t>
       </w:r>
       <w:proofErr w:type="spellStart"/>
       <w:r>
+        <w:rPr>
+          <w:rFonts w:eastAsia="Times New Roman"/>
+          <w:color w:val="374151"/>
+        </w:rPr>
         <w:t>Medha</w:t>
       </w:r>
       <w:proofErr w:type="spellEnd"/>
       <w:r>
-        <w:t xml:space="preserve"> Khurana</w:t>
-      </w:r>
-      <w:r>
-        <w:t>, Neetu Faujdar</w:t>
-      </w:r>
-      <w:r>
-        <w:t xml:space="preserve"> and </w:t>
+        <w:rPr>
+          <w:rFonts w:eastAsia="Times New Roman"/>
+          <w:color w:val="374151"/>
+        </w:rPr>
+        <w:t xml:space="preserve"> Khurana, Neetu Faujdar and </w:t>
       </w:r>
       <w:proofErr w:type="spellStart"/>
       <w:r>
+        <w:rPr>
+          <w:rFonts w:eastAsia="Times New Roman"/>
+          <w:color w:val="374151"/>
+        </w:rPr>
         <w:t>Shirpa</w:t>
       </w:r>
       <w:proofErr w:type="spellEnd"/>
       <w:r>
-        <w:t xml:space="preserve"> Saraswat</w:t>
-      </w:r>
-      <w:r>
-        <w:t xml:space="preserve"> </w:t>
-      </w:r>
-      <w:r>
-        <w:rPr>
-          <w:rFonts w:eastAsia="Times New Roman"/>
-          <w:color w:val="374151"/>
-        </w:rPr>
-        <w:t xml:space="preserve">[1] explores the issue of spreading elements in bucket sort, where unequal distribution can impact sorting performance. To address this, the authors propose a hybrid sorting algorithm combining merge and count sort, with a focus on insertion sort for low volume data. Their main objective is to compare </w:t>
+        <w:rPr>
+          <w:rFonts w:eastAsia="Times New Roman"/>
+          <w:color w:val="374151"/>
+        </w:rPr>
+        <w:t xml:space="preserve"> Saraswat [1]</w:t>
+      </w:r>
+      <w:r>
+        <w:rPr>
+          <w:rFonts w:eastAsia="Times New Roman"/>
+          <w:color w:val="374151"/>
+        </w:rPr>
+        <w:t xml:space="preserve"> explores the issue of spreading elements in bucket sort, where unequal distribution can impact sorting performance. To address this, the authors propose a hybrid sorting algorithm combining merge and count sort, with a focus on insertion sort for low volume data. Their main objective is to compare </w:t>
       </w:r>
       <w:r>
         <w:rPr>
@@ -811,43 +825,35 @@
           <w:color w:val="374151"/>
         </w:rPr>
       </w:pPr>
-      <w:hyperlink r:id="rId10" w:history="1">
-        <w:r>
-          <w:rPr>
-            <w:rStyle w:val="Hyperlink"/>
-            <w:color w:val="auto"/>
-            <w:u w:val="none"/>
-            <w:shd w:val="clear" w:color="auto" w:fill="FFFFFF"/>
-          </w:rPr>
-          <w:t xml:space="preserve">Ahmet </w:t>
-        </w:r>
-        <w:proofErr w:type="spellStart"/>
-        <w:r>
-          <w:rPr>
-            <w:rStyle w:val="Hyperlink"/>
-            <w:color w:val="auto"/>
-            <w:u w:val="none"/>
-            <w:shd w:val="clear" w:color="auto" w:fill="FFFFFF"/>
-          </w:rPr>
-          <w:t>Uyar</w:t>
-        </w:r>
-        <w:proofErr w:type="spellEnd"/>
-      </w:hyperlink>
-      <w:r>
-        <w:t xml:space="preserve"> [2]</w:t>
-      </w:r>
-      <w:r>
-        <w:rPr>
-          <w:rFonts w:eastAsia="Times New Roman"/>
-        </w:rPr>
-        <w:t xml:space="preserve"> </w:t>
-      </w:r>
-      <w:r>
-        <w:rPr>
-          <w:rFonts w:eastAsia="Times New Roman"/>
-          <w:color w:val="374151"/>
-        </w:rPr>
-        <w:t xml:space="preserve">wrote a conference paper titled " Parallel merge sort with double Merging" emphasizes the significance of sorting in data processing, particularly for large-scale datasets. Their approach focuses on optimizing parallel sorting using multi-core processors and memory usage in C++. While their algorithm shows promising speedup for large-scale tasks, it primarily targets data processing applications. In comparison, our "hybrid sorting algorithm" takes a comprehensive approach by dynamically adapting to different data characteristics and selecting the most suitable sorting technique. Combining </w:t>
+      <w:r>
+        <w:rPr>
+          <w:rFonts w:eastAsia="Times New Roman"/>
+          <w:color w:val="374151"/>
+        </w:rPr>
+        <w:t xml:space="preserve">Ahmet </w:t>
+      </w:r>
+      <w:proofErr w:type="spellStart"/>
+      <w:r>
+        <w:rPr>
+          <w:rFonts w:eastAsia="Times New Roman"/>
+          <w:color w:val="374151"/>
+        </w:rPr>
+        <w:t>Uyar</w:t>
+      </w:r>
+      <w:proofErr w:type="spellEnd"/>
+      <w:r>
+        <w:rPr>
+          <w:rFonts w:eastAsia="Times New Roman"/>
+          <w:color w:val="374151"/>
+        </w:rPr>
+        <w:t xml:space="preserve"> [2] w</w:t>
+      </w:r>
+      <w:r>
+        <w:rPr>
+          <w:rFonts w:eastAsia="Times New Roman"/>
+          <w:color w:val="374151"/>
+        </w:rPr>
+        <w:t xml:space="preserve">rote a conference paper titled " Parallel merge sort with double Merging" emphasizes the significance of sorting in data processing, particularly for large-scale datasets. Their approach focuses on optimizing parallel sorting using multi-core processors and memory usage in C++. While their algorithm shows promising speedup for large-scale tasks, it primarily targets data processing applications. In comparison, our "hybrid sorting algorithm" takes a comprehensive approach by dynamically adapting to different data characteristics and selecting the most suitable sorting technique. Combining </w:t>
       </w:r>
       <w:r>
         <w:rPr>
@@ -922,130 +928,76 @@
         </w:rPr>
         <w:t xml:space="preserve">An innovative approach by </w:t>
       </w:r>
-      <w:hyperlink r:id="rId11" w:history="1">
-        <w:proofErr w:type="spellStart"/>
-        <w:r>
-          <w:rPr>
-            <w:rStyle w:val="Hyperlink"/>
-            <w:color w:val="auto"/>
-            <w:u w:val="none"/>
-            <w:shd w:val="clear" w:color="auto" w:fill="FFFFFF"/>
-          </w:rPr>
-          <w:t>Marcellino</w:t>
-        </w:r>
-        <w:proofErr w:type="spellEnd"/>
-        <w:r>
-          <w:rPr>
-            <w:rStyle w:val="Hyperlink"/>
-            <w:color w:val="auto"/>
-            <w:u w:val="none"/>
-            <w:shd w:val="clear" w:color="auto" w:fill="FFFFFF"/>
-          </w:rPr>
-          <w:t xml:space="preserve"> </w:t>
-        </w:r>
-        <w:proofErr w:type="spellStart"/>
-        <w:r>
-          <w:rPr>
-            <w:rStyle w:val="Hyperlink"/>
-            <w:color w:val="auto"/>
-            <w:u w:val="none"/>
-            <w:shd w:val="clear" w:color="auto" w:fill="FFFFFF"/>
-          </w:rPr>
-          <w:t>Marcellino</w:t>
-        </w:r>
-        <w:proofErr w:type="spellEnd"/>
-      </w:hyperlink>
-      <w:r>
-        <w:t xml:space="preserve">, </w:t>
-      </w:r>
-      <w:hyperlink r:id="rId12" w:history="1">
-        <w:r>
-          <w:rPr>
-            <w:rStyle w:val="Hyperlink"/>
-            <w:color w:val="auto"/>
-            <w:u w:val="none"/>
-            <w:shd w:val="clear" w:color="auto" w:fill="FFFFFF"/>
-          </w:rPr>
-          <w:t xml:space="preserve">Davin William </w:t>
-        </w:r>
-        <w:proofErr w:type="spellStart"/>
-        <w:r>
-          <w:rPr>
-            <w:rStyle w:val="Hyperlink"/>
-            <w:color w:val="auto"/>
-            <w:u w:val="none"/>
-            <w:shd w:val="clear" w:color="auto" w:fill="FFFFFF"/>
-          </w:rPr>
-          <w:t>Pratama</w:t>
-        </w:r>
-        <w:proofErr w:type="spellEnd"/>
-      </w:hyperlink>
-      <w:r>
-        <w:rPr>
-          <w:rFonts w:eastAsia="Times New Roman"/>
-        </w:rPr>
-        <w:t xml:space="preserve"> and</w:t>
-      </w:r>
-      <w:r>
-        <w:rPr>
-          <w:rFonts w:eastAsia="Times New Roman"/>
+      <w:proofErr w:type="spellStart"/>
+      <w:r>
+        <w:rPr>
+          <w:rFonts w:eastAsia="Times New Roman"/>
+          <w:color w:val="374151"/>
+        </w:rPr>
+        <w:t>Marcellino</w:t>
+      </w:r>
+      <w:proofErr w:type="spellEnd"/>
+      <w:r>
+        <w:rPr>
+          <w:rFonts w:eastAsia="Times New Roman"/>
+          <w:color w:val="374151"/>
         </w:rPr>
         <w:t xml:space="preserve"> </w:t>
       </w:r>
-      <w:hyperlink r:id="rId13" w:history="1">
-        <w:r>
-          <w:rPr>
-            <w:rStyle w:val="Hyperlink"/>
-            <w:color w:val="auto"/>
-            <w:u w:val="none"/>
-            <w:shd w:val="clear" w:color="auto" w:fill="FFFFFF"/>
-          </w:rPr>
-          <w:t xml:space="preserve">Steven </w:t>
-        </w:r>
-        <w:proofErr w:type="spellStart"/>
-        <w:r>
-          <w:rPr>
-            <w:rStyle w:val="Hyperlink"/>
-            <w:color w:val="auto"/>
-            <w:u w:val="none"/>
-            <w:shd w:val="clear" w:color="auto" w:fill="FFFFFF"/>
-          </w:rPr>
-          <w:t>Santoso</w:t>
-        </w:r>
-        <w:proofErr w:type="spellEnd"/>
-        <w:r>
-          <w:rPr>
-            <w:rStyle w:val="Hyperlink"/>
-            <w:color w:val="auto"/>
-            <w:u w:val="none"/>
-            <w:shd w:val="clear" w:color="auto" w:fill="FFFFFF"/>
-          </w:rPr>
-          <w:t xml:space="preserve"> </w:t>
-        </w:r>
-        <w:proofErr w:type="spellStart"/>
-        <w:r>
-          <w:rPr>
-            <w:rStyle w:val="Hyperlink"/>
-            <w:color w:val="auto"/>
-            <w:u w:val="none"/>
-            <w:shd w:val="clear" w:color="auto" w:fill="FFFFFF"/>
-          </w:rPr>
-          <w:t>Suntiarko</w:t>
-        </w:r>
-        <w:proofErr w:type="spellEnd"/>
-      </w:hyperlink>
-      <w:r>
-        <w:rPr>
-          <w:rFonts w:eastAsia="Times New Roman"/>
-        </w:rPr>
-        <w:t xml:space="preserve"> [3] </w:t>
-      </w:r>
-      <w:r>
-        <w:rPr>
-          <w:rFonts w:eastAsia="Times New Roman"/>
-          <w:color w:val="374151"/>
-        </w:rPr>
-        <w:t xml:space="preserve">discusses various </w:t>
+      <w:proofErr w:type="spellStart"/>
+      <w:r>
+        <w:rPr>
+          <w:rFonts w:eastAsia="Times New Roman"/>
+          <w:color w:val="374151"/>
+        </w:rPr>
+        <w:t>Marcellino</w:t>
+      </w:r>
+      <w:proofErr w:type="spellEnd"/>
+      <w:r>
+        <w:rPr>
+          <w:rFonts w:eastAsia="Times New Roman"/>
+          <w:color w:val="374151"/>
+        </w:rPr>
+        <w:t xml:space="preserve">, Davin William Prathama and Steven </w:t>
+      </w:r>
+      <w:proofErr w:type="spellStart"/>
+      <w:r>
+        <w:rPr>
+          <w:rFonts w:eastAsia="Times New Roman"/>
+          <w:color w:val="374151"/>
+        </w:rPr>
+        <w:t>Santoso</w:t>
+      </w:r>
+      <w:proofErr w:type="spellEnd"/>
+      <w:r>
+        <w:rPr>
+          <w:rFonts w:eastAsia="Times New Roman"/>
+          <w:color w:val="374151"/>
+        </w:rPr>
+        <w:t xml:space="preserve"> </w:t>
+      </w:r>
+      <w:proofErr w:type="spellStart"/>
+      <w:r>
+        <w:rPr>
+          <w:rFonts w:eastAsia="Times New Roman"/>
+          <w:color w:val="374151"/>
+        </w:rPr>
+        <w:t>Suntiarko</w:t>
+      </w:r>
+      <w:proofErr w:type="spellEnd"/>
+      <w:r>
+        <w:rPr>
+          <w:rFonts w:eastAsia="Times New Roman"/>
+          <w:color w:val="374151"/>
+        </w:rPr>
+        <w:t xml:space="preserve"> [3] d</w:t>
+      </w:r>
+      <w:r>
+        <w:rPr>
+          <w:rFonts w:eastAsia="Times New Roman"/>
+          <w:color w:val="374151"/>
+        </w:rPr>
+        <w:t xml:space="preserve">iscusses various </w:t>
       </w:r>
       <w:r>
         <w:rPr>
@@ -1269,37 +1221,28 @@
           <w:color w:val="374151"/>
         </w:rPr>
       </w:pPr>
-      <w:hyperlink r:id="rId14" w:history="1">
-        <w:proofErr w:type="spellStart"/>
-        <w:r>
-          <w:rPr>
-            <w:rStyle w:val="Hyperlink"/>
-            <w:color w:val="auto"/>
-            <w:u w:val="none"/>
-            <w:shd w:val="clear" w:color="auto" w:fill="FFFFFF"/>
-          </w:rPr>
-          <w:t>Tithi</w:t>
-        </w:r>
-        <w:proofErr w:type="spellEnd"/>
-        <w:r>
-          <w:rPr>
-            <w:rStyle w:val="Hyperlink"/>
-            <w:color w:val="auto"/>
-            <w:u w:val="none"/>
-            <w:shd w:val="clear" w:color="auto" w:fill="FFFFFF"/>
-          </w:rPr>
-          <w:t xml:space="preserve"> Paul</w:t>
-        </w:r>
-      </w:hyperlink>
-      <w:r>
-        <w:t xml:space="preserve"> [4]</w:t>
-      </w:r>
+      <w:proofErr w:type="spellStart"/>
       <w:r>
         <w:rPr>
           <w:bCs/>
           <w:color w:val="374151"/>
         </w:rPr>
-        <w:t xml:space="preserve"> explores the concept </w:t>
+        <w:t>Tithi</w:t>
+      </w:r>
+      <w:proofErr w:type="spellEnd"/>
+      <w:r>
+        <w:rPr>
+          <w:bCs/>
+          <w:color w:val="374151"/>
+        </w:rPr>
+        <w:t xml:space="preserve"> Paul [4] e</w:t>
+      </w:r>
+      <w:r>
+        <w:rPr>
+          <w:bCs/>
+          <w:color w:val="374151"/>
+        </w:rPr>
+        <w:t xml:space="preserve">xplores the concept </w:t>
       </w:r>
       <w:r>
         <w:rPr>
@@ -1430,97 +1373,28 @@
           <w:color w:val="374151"/>
         </w:rPr>
       </w:pPr>
-      <w:hyperlink r:id="rId15" w:history="1">
-        <w:proofErr w:type="spellStart"/>
-        <w:r>
-          <w:rPr>
-            <w:rStyle w:val="Hyperlink"/>
-            <w:bCs/>
-            <w:color w:val="auto"/>
-            <w:u w:val="none"/>
-          </w:rPr>
-          <w:t>Sehrish</w:t>
-        </w:r>
-        <w:proofErr w:type="spellEnd"/>
-        <w:r>
-          <w:rPr>
-            <w:rStyle w:val="Hyperlink"/>
-            <w:bCs/>
-            <w:color w:val="auto"/>
-            <w:u w:val="none"/>
-          </w:rPr>
-          <w:t xml:space="preserve"> Munawar</w:t>
-        </w:r>
-      </w:hyperlink>
+      <w:proofErr w:type="spellStart"/>
       <w:r>
         <w:rPr>
           <w:bCs/>
-        </w:rPr>
-        <w:t xml:space="preserve"> </w:t>
-      </w:r>
-      <w:hyperlink r:id="rId16" w:history="1">
-        <w:r>
-          <w:rPr>
-            <w:rStyle w:val="Hyperlink"/>
-            <w:color w:val="auto"/>
-            <w:u w:val="none"/>
-            <w:shd w:val="clear" w:color="auto" w:fill="FFFFFF"/>
-          </w:rPr>
-          <w:t>Cheema</w:t>
-        </w:r>
-      </w:hyperlink>
+          <w:color w:val="374151"/>
+        </w:rPr>
+        <w:t>Sehrish</w:t>
+      </w:r>
+      <w:proofErr w:type="spellEnd"/>
       <w:r>
         <w:rPr>
           <w:bCs/>
-        </w:rPr>
-        <w:t xml:space="preserve">, </w:t>
-      </w:r>
-      <w:hyperlink r:id="rId17" w:history="1">
-        <w:r>
-          <w:rPr>
-            <w:rStyle w:val="Hyperlink"/>
-            <w:color w:val="auto"/>
-            <w:u w:val="none"/>
-            <w:shd w:val="clear" w:color="auto" w:fill="FFFFFF"/>
-          </w:rPr>
-          <w:t>Nadeem Sarwar</w:t>
-        </w:r>
-      </w:hyperlink>
+          <w:color w:val="374151"/>
+        </w:rPr>
+        <w:t xml:space="preserve"> Munawar Cheema, Nadeem Sarwar and Fatima Yousaf [5] d</w:t>
+      </w:r>
       <w:r>
         <w:rPr>
           <w:bCs/>
-        </w:rPr>
-        <w:t xml:space="preserve"> and</w:t>
-      </w:r>
-      <w:r>
-        <w:rPr>
-          <w:bCs/>
-        </w:rPr>
-        <w:t xml:space="preserve"> </w:t>
-      </w:r>
-      <w:hyperlink r:id="rId18" w:history="1">
-        <w:r>
-          <w:rPr>
-            <w:rStyle w:val="Hyperlink"/>
-            <w:color w:val="auto"/>
-            <w:u w:val="none"/>
-            <w:shd w:val="clear" w:color="auto" w:fill="FFFFFF"/>
-          </w:rPr>
-          <w:t>Fatima Yousaf</w:t>
-        </w:r>
-      </w:hyperlink>
-      <w:r>
-        <w:rPr>
-          <w:bCs/>
-        </w:rPr>
-        <w:t xml:space="preserve"> [5] </w:t>
-      </w:r>
-      <w:r>
-        <w:rPr>
-          <w:bCs/>
-          <w:color w:val="374151"/>
-        </w:rPr>
-        <w:t xml:space="preserve">delves into the importance of sorting algorithms in arranging </w:t>
+          <w:color w:val="374151"/>
+        </w:rPr>
+        <w:t xml:space="preserve">elves into the importance of sorting algorithms in arranging </w:t>
       </w:r>
       <w:r>
         <w:rPr>
@@ -1839,7 +1713,7 @@
           <w:color w:val="374151"/>
         </w:rPr>
         <w:br/>
-        <w:t xml:space="preserve">Our novel hybrid sorting algorithm combines the strengths of Merge Sort, Quick Sort, and Bubble Sort while addressing their limitations. It intelligently selects the most suitable sorting technique based on the dataset size, allowing efficient sorting for both small and large datasets. By leveraging the advantages of each sorting method, our hybrid algorithm offers an adaptable and efficient solution for a wide range of sorting scenarios. Through rigorous experimentation, we demonstrate its superior performance compared to individual sorting techniques. The dynamic selection of sorting techniques based on dataset size makes our algorithm a valuable addition to sorting algorithms, providing optimized sorting for real-world applications. </w:t>
+        <w:t xml:space="preserve">Our hybrid sorting algorithm combines the strengths of Merge Sort, Quick Sort, and Bubble Sort while addressing their limitations. It intelligently selects the most suitable sorting technique based on the dataset size, allowing efficient sorting for both small and large datasets. By leveraging the advantages of each sorting method, our hybrid algorithm offers an adaptable and efficient solution for a wide range of sorting scenarios. Through rigorous experimentation, we demonstrate its superior performance compared to individual sorting techniques. The dynamic selection of sorting techniques based on dataset size makes our algorithm a valuable addition to sorting algorithms, providing optimized sorting for real-world applications. </w:t>
       </w:r>
       <w:r>
         <w:rPr>
@@ -1919,7 +1793,7 @@
                           <pic:cNvPicPr/>
                         </pic:nvPicPr>
                         <pic:blipFill>
-                          <a:blip r:embed="rId19">
+                          <a:blip r:embed="rId10">
                             <a:extLst>
                               <a:ext uri="{28A0092B-C50C-407E-A947-70E740481C1C}">
                                 <a14:useLocalDpi xmlns:a14="http://schemas.microsoft.com/office/drawing/2010/main" val="0"/>
@@ -2096,15 +1970,13 @@
         </w:rPr>
         <w:t xml:space="preserve">The array is divided into two partitions by the pivot: items that are less than the pivot and elements that are larger than the pivot. The algorithm then </w:t>
       </w:r>
-      <w:proofErr w:type="gramStart"/>
-      <w:r>
-        <w:rPr>
-          <w:rFonts w:eastAsia="Times New Roman"/>
-          <w:color w:val="374151"/>
-        </w:rPr>
-        <w:t>use</w:t>
-      </w:r>
-      <w:proofErr w:type="gramEnd"/>
+      <w:r>
+        <w:rPr>
+          <w:rFonts w:eastAsia="Times New Roman"/>
+          <w:color w:val="374151"/>
+        </w:rPr>
+        <w:t>uses</w:t>
+      </w:r>
       <w:r>
         <w:rPr>
           <w:rFonts w:eastAsia="Times New Roman"/>
@@ -2351,11 +2223,11 @@
       <w:tblPr>
         <w:tblStyle w:val="TableGrid"/>
         <w:tblW w:w="530.05pt" w:type="dxa"/>
-        <w:tblInd w:w="-5.25pt" w:type="dxa"/>
+        <w:tblInd w:w="-4.75pt" w:type="dxa"/>
         <w:tblLook w:firstRow="1" w:lastRow="0" w:firstColumn="1" w:lastColumn="0" w:noHBand="0" w:noVBand="1"/>
       </w:tblPr>
       <w:tblGrid>
-        <w:gridCol w:w="10628"/>
+        <w:gridCol w:w="10626"/>
       </w:tblGrid>
       <w:tr>
         <w:trPr>
@@ -2384,8 +2256,8 @@
               </w:rPr>
               <w:drawing>
                 <wp:inline distT="0" distB="0" distL="0" distR="0" wp14:anchorId="571D9C94" wp14:editId="260CB21C">
-                  <wp:extent cx="6612171" cy="3213063"/>
-                  <wp:effectExtent l="0" t="0" r="0" b="6985"/>
+                  <wp:extent cx="6604000" cy="3152633"/>
+                  <wp:effectExtent l="0" t="0" r="6350" b="0"/>
                   <wp:docPr id="2" name="Picture 2"/>
                   <wp:cNvGraphicFramePr>
                     <a:graphicFrameLocks xmlns:a="http://purl.oclc.org/ooxml/drawingml/main" noChangeAspect="1"/>
@@ -2398,7 +2270,7 @@
                           <pic:cNvPicPr/>
                         </pic:nvPicPr>
                         <pic:blipFill>
-                          <a:blip r:embed="rId20">
+                          <a:blip r:embed="rId11">
                             <a:extLst>
                               <a:ext uri="{28A0092B-C50C-407E-A947-70E740481C1C}">
                                 <a14:useLocalDpi xmlns:a14="http://schemas.microsoft.com/office/drawing/2010/main" val="0"/>
@@ -2412,7 +2284,7 @@
                         <pic:spPr>
                           <a:xfrm>
                             <a:off x="0" y="0"/>
-                            <a:ext cx="6627032" cy="3220284"/>
+                            <a:ext cx="6623742" cy="3162057"/>
                           </a:xfrm>
                           <a:prstGeom prst="rect">
                             <a:avLst/>
@@ -2541,333 +2413,10 @@
         </w:tc>
       </w:tr>
     </w:tbl>
-    <w:p>
-      <w:pPr>
-        <w:pStyle w:val="Heading2"/>
-        <w:numPr>
-          <w:ilvl w:val="0"/>
-          <w:numId w:val="0"/>
-        </w:numPr>
-        <w:jc w:val="both"/>
-        <w:rPr>
-          <w:rFonts w:eastAsia="Times New Roman"/>
-          <w:color w:val="374151"/>
-        </w:rPr>
-        <w:sectPr>
-          <w:type w:val="continuous"/>
-          <w:pgSz w:w="612pt" w:h="792pt" w:code="1"/>
-          <w:pgMar w:top="54pt" w:right="45.35pt" w:bottom="72pt" w:left="45.35pt" w:header="36pt" w:footer="36pt" w:gutter="0pt"/>
-          <w:cols w:num="2" w:space="18pt"/>
-          <w:docGrid w:linePitch="360"/>
-        </w:sectPr>
-      </w:pPr>
-    </w:p>
-    <w:p>
-      <w:pPr>
-        <w:pStyle w:val="Heading2"/>
-        <w:numPr>
-          <w:ilvl w:val="1"/>
-          <w:numId w:val="9"/>
-        </w:numPr>
-        <w:jc w:val="both"/>
-        <w:rPr>
-          <w:rFonts w:eastAsia="Times New Roman"/>
-          <w:color w:val="374151"/>
-        </w:rPr>
-      </w:pPr>
-      <w:r>
-        <w:rPr>
-          <w:rFonts w:eastAsia="Times New Roman"/>
-          <w:color w:val="374151"/>
-        </w:rPr>
-        <w:t>Efficiency Comparison</w:t>
-      </w:r>
-    </w:p>
-    <w:p>
-      <w:pPr>
-        <w:jc w:val="both"/>
-        <w:rPr>
-          <w:rFonts w:eastAsia="Times New Roman"/>
-          <w:color w:val="374151"/>
-        </w:rPr>
-      </w:pPr>
-      <w:r>
-        <w:rPr>
-          <w:rFonts w:eastAsia="Times New Roman"/>
-          <w:color w:val="374151"/>
-        </w:rPr>
-        <w:t xml:space="preserve"> We begin by comparing the efficiency of the hybrid sorting algorithm with standalone sorting techniques, including Merge Sort, Quick Sort, and Bubble Sort. Through empirical experiments on different data sets, we measure the execution time and analyze the number of comparisons and swaps performed by each algorithm. The analysis provides insights into the algorithm's efficiency in terms of time complexity and operation count.</w:t>
-      </w:r>
-      <w:r>
-        <w:rPr>
-          <w:rFonts w:eastAsia="Times New Roman"/>
-          <w:color w:val="374151"/>
-        </w:rPr>
-        <w:t xml:space="preserve"> </w:t>
-      </w:r>
-      <w:r>
-        <w:rPr>
-          <w:rFonts w:eastAsia="Times New Roman"/>
-          <w:color w:val="374151"/>
-        </w:rPr>
-        <w:t>Additionally, we assess the algorithm's efficiency under different scenarios, such as completely random data, partially sorted data, and reverse sorted data. This evaluation helps us understand the adaptive nature of the hybrid sorting algorithm and its ability to select the most suitable technique for each scenario, thereby achieving optimal performance.</w:t>
-      </w:r>
-    </w:p>
-    <w:p>
-      <w:pPr>
-        <w:pStyle w:val="Heading2"/>
-        <w:numPr>
-          <w:ilvl w:val="1"/>
-          <w:numId w:val="9"/>
-        </w:numPr>
-        <w:jc w:val="both"/>
-        <w:rPr>
-          <w:rFonts w:eastAsia="Times New Roman"/>
-          <w:color w:val="374151"/>
-        </w:rPr>
-      </w:pPr>
-      <w:r>
-        <w:rPr>
-          <w:rFonts w:eastAsia="Times New Roman"/>
-          <w:color w:val="374151"/>
-        </w:rPr>
-        <w:t>Adaptability Analysis</w:t>
-      </w:r>
-    </w:p>
-    <w:p>
-      <w:pPr>
-        <w:jc w:val="both"/>
-        <w:rPr>
-          <w:rFonts w:eastAsia="Times New Roman"/>
-          <w:color w:val="374151"/>
-        </w:rPr>
-      </w:pPr>
-      <w:r>
-        <w:rPr>
-          <w:rFonts w:eastAsia="Times New Roman"/>
-          <w:color w:val="374151"/>
-        </w:rPr>
-        <w:t xml:space="preserve"> </w:t>
-      </w:r>
-      <w:r>
-        <w:rPr>
-          <w:rFonts w:eastAsia="Times New Roman"/>
-          <w:color w:val="374151"/>
-        </w:rPr>
-        <w:t>The adaptability of the hybrid sorting algorithm is a key aspect that sets it apart from standalone sorting techniques. We evaluate its adaptability by analyzing the algorithm's behavior on different sizes of input data. This analysis includes examining the threshold at which the algorithm switches from Bubble Sort to the hybrid technique, as well as the effectiveness of the adaptive selection of Merge Sort and Quick Sort for various input sizes.</w:t>
-      </w:r>
-      <w:r>
-        <w:rPr>
-          <w:rFonts w:eastAsia="Times New Roman"/>
-          <w:color w:val="374151"/>
-        </w:rPr>
-        <w:t xml:space="preserve"> </w:t>
-      </w:r>
-      <w:r>
-        <w:rPr>
-          <w:rFonts w:eastAsia="Times New Roman"/>
-          <w:color w:val="374151"/>
-        </w:rPr>
-        <w:t>By assessing the algorithm's adaptability, we gain insights into its ability to handle both small and large data sets efficiently. We also investigate its performance on</w:t>
-      </w:r>
-      <w:r>
-        <w:rPr>
-          <w:rFonts w:eastAsia="Times New Roman"/>
-          <w:color w:val="374151"/>
-        </w:rPr>
-        <w:t xml:space="preserve"> </w:t>
-      </w:r>
-      <w:r>
-        <w:rPr>
-          <w:rFonts w:eastAsia="Times New Roman"/>
-          <w:color w:val="374151"/>
-        </w:rPr>
-        <w:t>partially sorted data, where the hybrid algorithm's adaptability is expected to shine.</w:t>
-      </w:r>
-    </w:p>
-    <w:p>
-      <w:pPr>
-        <w:pStyle w:val="Heading2"/>
-        <w:numPr>
-          <w:ilvl w:val="1"/>
-          <w:numId w:val="9"/>
-        </w:numPr>
-        <w:jc w:val="both"/>
-        <w:rPr>
-          <w:rFonts w:eastAsia="Times New Roman"/>
-          <w:color w:val="374151"/>
-        </w:rPr>
-      </w:pPr>
-      <w:r>
-        <w:rPr>
-          <w:rFonts w:eastAsia="Times New Roman"/>
-          <w:color w:val="374151"/>
-        </w:rPr>
-        <w:t>Scalability Assessment</w:t>
-      </w:r>
-    </w:p>
-    <w:p>
-      <w:pPr>
-        <w:jc w:val="both"/>
-        <w:rPr>
-          <w:rFonts w:eastAsia="Times New Roman"/>
-          <w:color w:val="374151"/>
-        </w:rPr>
-      </w:pPr>
-      <w:r>
-        <w:rPr>
-          <w:rFonts w:eastAsia="Times New Roman"/>
-          <w:color w:val="374151"/>
-        </w:rPr>
-        <w:t>Scalability is an important factor to consider in sorting algorithms, especially when dealing with large data sets. We evaluate the scalability of the hybrid sorting algorithm by measuring its performance on increasingly larger data sets. This analysis helps us understand how the algorithm's time complexity and execution time scale as the input size grows.</w:t>
-      </w:r>
-      <w:r>
-        <w:rPr>
-          <w:rFonts w:eastAsia="Times New Roman"/>
-          <w:color w:val="374151"/>
-        </w:rPr>
-        <w:t xml:space="preserve"> </w:t>
-      </w:r>
-      <w:r>
-        <w:rPr>
-          <w:rFonts w:eastAsia="Times New Roman"/>
-          <w:color w:val="374151"/>
-        </w:rPr>
-        <w:t>We assess the algorithm's scalability by comparing it with other sorting algorithms on a range of data sets, including small, medium, and large sizes. We analyze the growth rate of the algorithm's time complexity and execution time and discuss any trade-offs or limitations that may arise with extremely large data sets.</w:t>
-      </w:r>
-    </w:p>
-    <w:p>
-      <w:pPr>
-        <w:pStyle w:val="Heading2"/>
-        <w:numPr>
-          <w:ilvl w:val="1"/>
-          <w:numId w:val="9"/>
-        </w:numPr>
-      </w:pPr>
-      <w:r>
-        <w:t>Experimental Results and Discussion</w:t>
-      </w:r>
-    </w:p>
-    <w:p>
-      <w:pPr>
-        <w:jc w:val="both"/>
-        <w:rPr>
-          <w:rFonts w:eastAsia="Times New Roman"/>
-          <w:color w:val="374151"/>
-        </w:rPr>
-      </w:pPr>
-      <w:r>
-        <w:rPr>
-          <w:rFonts w:eastAsia="Times New Roman"/>
-          <w:color w:val="374151"/>
-        </w:rPr>
-        <w:t xml:space="preserve"> </w:t>
-      </w:r>
-      <w:r>
-        <w:rPr>
-          <w:rFonts w:eastAsia="Times New Roman"/>
-          <w:color w:val="374151"/>
-        </w:rPr>
-        <w:t>W</w:t>
-      </w:r>
-      <w:r>
-        <w:rPr>
-          <w:rFonts w:eastAsia="Times New Roman"/>
-          <w:color w:val="374151"/>
-        </w:rPr>
-        <w:t>e present the experimental results obtained from running the hybrid sorting algorithm on various data sets and scenarios. We provide performance metrics such as execution time, number of comparisons, and number of swaps for each sorting technique employed.</w:t>
-      </w:r>
-      <w:r>
-        <w:rPr>
-          <w:rFonts w:eastAsia="Times New Roman"/>
-          <w:color w:val="374151"/>
-        </w:rPr>
-        <w:t xml:space="preserve"> </w:t>
-      </w:r>
-      <w:r>
-        <w:rPr>
-          <w:rFonts w:eastAsia="Times New Roman"/>
-          <w:color w:val="374151"/>
-        </w:rPr>
-        <w:t>We discuss the observed patterns, trends, and trade-offs in the experimental results. We highlight the algorithm's efficiency in handling different types and sizes of data, showcasing its adaptability and scalability.</w:t>
-      </w:r>
-    </w:p>
-    <w:p>
-      <w:pPr>
-        <w:pStyle w:val="Heading1"/>
-        <w:numPr>
-          <w:ilvl w:val="0"/>
-          <w:numId w:val="0"/>
-        </w:numPr>
-      </w:pPr>
-      <w:r>
-        <w:rPr>
-          <w:rFonts w:eastAsia="Times New Roman"/>
-          <w:color w:val="374151"/>
-        </w:rPr>
-        <w:lastRenderedPageBreak/>
-        <w:t xml:space="preserve">V. </w:t>
-      </w:r>
-      <w:r>
-        <w:rPr>
-          <w:rFonts w:eastAsia="Times New Roman"/>
-          <w:color w:val="374151"/>
-        </w:rPr>
-        <w:t>Experimental Results</w:t>
-      </w:r>
-    </w:p>
-    <w:p>
-      <w:pPr>
-        <w:jc w:val="both"/>
-        <w:rPr>
-          <w:rFonts w:eastAsia="Times New Roman"/>
-          <w:color w:val="374151"/>
-        </w:rPr>
-        <w:sectPr>
-          <w:type w:val="continuous"/>
-          <w:pgSz w:w="612pt" w:h="792pt" w:code="1"/>
-          <w:pgMar w:top="54pt" w:right="45.35pt" w:bottom="72pt" w:left="45.35pt" w:header="36pt" w:footer="36pt" w:gutter="0pt"/>
-          <w:cols w:num="2" w:space="18pt"/>
-          <w:docGrid w:linePitch="360"/>
-        </w:sectPr>
-      </w:pPr>
-      <w:bookmarkStart w:id="0" w:name="_Hlk140691682"/>
-      <w:r>
-        <w:rPr>
-          <w:rFonts w:eastAsia="Times New Roman"/>
-          <w:color w:val="374151"/>
-        </w:rPr>
-        <w:t xml:space="preserve">In this section, we show the results of experiments from applying the hybrid sorting algorithm to a range of settings and data sets. For each sorting approach used, we provide </w:t>
-      </w:r>
-      <w:r>
-        <w:rPr>
-          <w:rFonts w:eastAsia="Times New Roman"/>
-          <w:color w:val="374151"/>
-        </w:rPr>
-        <w:t>performance characteristics like as execution time, comparisons made, and swaps made.</w:t>
-      </w:r>
-      <w:r>
-        <w:rPr>
-          <w:rFonts w:eastAsia="Times New Roman"/>
-          <w:color w:val="374151"/>
-        </w:rPr>
-        <w:t xml:space="preserve"> The results aim to demonstrate the efficiency, adaptability, and scalability of the hybrid sorting algorithm</w:t>
-      </w:r>
-      <w:bookmarkEnd w:id="0"/>
-    </w:p>
-    <w:p>
-      <w:pPr>
-        <w:jc w:val="both"/>
-        <w:rPr>
-          <w:rFonts w:eastAsia="Times New Roman"/>
-          <w:color w:val="374151"/>
-        </w:rPr>
-      </w:pPr>
-    </w:p>
     <w:tbl>
       <w:tblPr>
         <w:tblStyle w:val="TableGrid"/>
-        <w:tblpPr w:leftFromText="180" w:rightFromText="180" w:vertAnchor="text" w:horzAnchor="margin" w:tblpY="470"/>
+        <w:tblpPr w:leftFromText="180" w:rightFromText="180" w:vertAnchor="text" w:horzAnchor="margin" w:tblpY="274"/>
         <w:tblW w:w="533.50pt" w:type="dxa"/>
         <w:tblLook w:firstRow="1" w:lastRow="0" w:firstColumn="1" w:lastColumn="0" w:noHBand="0" w:noVBand="1"/>
       </w:tblPr>
@@ -5249,6 +4798,11 @@
     </w:tbl>
     <w:p>
       <w:pPr>
+        <w:pStyle w:val="Heading2"/>
+        <w:numPr>
+          <w:ilvl w:val="0"/>
+          <w:numId w:val="0"/>
+        </w:numPr>
         <w:jc w:val="both"/>
         <w:rPr>
           <w:rFonts w:eastAsia="Times New Roman"/>
@@ -5268,11 +4822,22 @@
         <w:pStyle w:val="Heading2"/>
         <w:numPr>
           <w:ilvl w:val="1"/>
-          <w:numId w:val="10"/>
+          <w:numId w:val="9"/>
         </w:numPr>
-      </w:pPr>
-      <w:r>
-        <w:t>Experimental Setup</w:t>
+        <w:jc w:val="both"/>
+        <w:rPr>
+          <w:rFonts w:eastAsia="Times New Roman"/>
+          <w:color w:val="374151"/>
+        </w:rPr>
+      </w:pPr>
+      <w:bookmarkStart w:id="0" w:name="_Hlk142002260"/>
+      <w:r>
+        <w:rPr>
+          <w:rFonts w:eastAsia="Times New Roman"/>
+          <w:color w:val="374151"/>
+        </w:rPr>
+        <w:lastRenderedPageBreak/>
+        <w:t>Efficiency Comparison</w:t>
       </w:r>
     </w:p>
     <w:p>
@@ -5288,27 +4853,43 @@
           <w:rFonts w:eastAsia="Times New Roman"/>
           <w:color w:val="374151"/>
         </w:rPr>
-        <w:t>For our experiments, we implemented the hybrid sorting algorithm in Python and ran it on a computer with an Intel Core i7 processor and 8GB of RAM. We used various data sets, including random, partially sorted, and reverse sorted arrays, with different sizes ranging from small to large.</w:t>
+        <w:t xml:space="preserve"> We begin by comparing the efficiency of the hybrid sorting algorithm with standalone sorting techniques, including Merge Sort, Quick Sort, and Bubble Sort. Through empirical experiments on different data sets, we measure the execution time and analyze the number of comparisons and swaps performed by each algorithm. The analysis provides insights into the algorithm's efficiency in terms of time complexity and operation count.</w:t>
+      </w:r>
+      <w:r>
+        <w:rPr>
+          <w:rFonts w:eastAsia="Times New Roman"/>
+          <w:color w:val="374151"/>
+        </w:rPr>
+        <w:t xml:space="preserve"> </w:t>
+      </w:r>
+      <w:r>
+        <w:rPr>
+          <w:rFonts w:eastAsia="Times New Roman"/>
+          <w:color w:val="374151"/>
+        </w:rPr>
+        <w:t>Additionally, we assess the algorithm's efficiency under different scenarios, such as completely random data, partially sorted data, and reverse sorted data. This evaluation helps us understand the adaptive nature of the hybrid sorting algorithm and its ability to select the most suitable technique for each scenario, thereby achieving optimal performance.</w:t>
       </w:r>
     </w:p>
+    <w:bookmarkEnd w:id="0"/>
     <w:p>
       <w:pPr>
         <w:pStyle w:val="Heading2"/>
         <w:numPr>
           <w:ilvl w:val="1"/>
-          <w:numId w:val="10"/>
+          <w:numId w:val="9"/>
         </w:numPr>
-        <w:rPr>
-          <w:rFonts w:eastAsia="Times New Roman"/>
-          <w:color w:val="374151"/>
-        </w:rPr>
-      </w:pPr>
-      <w:r>
-        <w:rPr>
-          <w:rFonts w:eastAsia="Times New Roman"/>
-          <w:color w:val="374151"/>
-        </w:rPr>
-        <w:t>Efficiency Evaluation</w:t>
+        <w:jc w:val="both"/>
+        <w:rPr>
+          <w:rFonts w:eastAsia="Times New Roman"/>
+          <w:color w:val="374151"/>
+        </w:rPr>
+      </w:pPr>
+      <w:r>
+        <w:rPr>
+          <w:rFonts w:eastAsia="Times New Roman"/>
+          <w:color w:val="374151"/>
+        </w:rPr>
+        <w:t>Adaptability Analysis</w:t>
       </w:r>
     </w:p>
     <w:p>
@@ -5324,20 +4905,6 @@
           <w:rFonts w:eastAsia="Times New Roman"/>
           <w:color w:val="374151"/>
         </w:rPr>
-        <w:t>We evaluated the hybrid sorting algorithm against numerous independent sorting algorithms, such as Merge Sort, Quick Sort, and Bubble Sort, in order to test its effectiveness</w:t>
-      </w:r>
-      <w:r>
-        <w:rPr>
-          <w:rFonts w:eastAsia="Times New Roman"/>
-          <w:color w:val="374151"/>
-        </w:rPr>
-        <w:t>. We measured the execution time for each algorithm on different data sets and analyzed the number of comparisons and swaps performed.</w:t>
-      </w:r>
-      <w:r>
-        <w:rPr>
-          <w:rFonts w:eastAsia="Times New Roman"/>
-          <w:color w:val="374151"/>
-        </w:rPr>
         <w:t xml:space="preserve"> </w:t>
       </w:r>
       <w:r>
@@ -5345,7 +4912,7 @@
           <w:rFonts w:eastAsia="Times New Roman"/>
           <w:color w:val="374151"/>
         </w:rPr>
-        <w:t>Our experimental results consistently showed that the hybrid sorting algorithm outperformed standalone algorithms in terms of execution time. It demonstrated superior efficiency compared to Bubble Sort on small data sets, leveraging its simplicity and</w:t>
+        <w:t>The adaptability of the hybrid sorting algorithm is a key aspect that sets it apart from standalone sorting techniques. We evaluate its adaptability by analyzing the algorithm's behavior on different sizes of input data. This analysis includes examining the threshold at which the algorithm switches from Bubble Sort to the hybrid technique, as well as the effectiveness of the adaptive selection of Merge Sort and Quick Sort for various input sizes.</w:t>
       </w:r>
       <w:r>
         <w:rPr>
@@ -5353,16 +4920,49 @@
           <w:color w:val="374151"/>
         </w:rPr>
         <w:t xml:space="preserve"> </w:t>
+      </w:r>
+      <w:r>
+        <w:rPr>
+          <w:rFonts w:eastAsia="Times New Roman"/>
+          <w:color w:val="374151"/>
+        </w:rPr>
+        <w:t>By assessing the algorithm's adaptability, we gain insights into its ability to handle both small and large data sets efficiently. We also investigate its performance on</w:t>
+      </w:r>
+      <w:r>
+        <w:rPr>
+          <w:rFonts w:eastAsia="Times New Roman"/>
+          <w:color w:val="374151"/>
+        </w:rPr>
+        <w:t xml:space="preserve"> </w:t>
+      </w:r>
+      <w:r>
+        <w:rPr>
+          <w:rFonts w:eastAsia="Times New Roman"/>
+          <w:color w:val="374151"/>
+        </w:rPr>
+        <w:t>partially sorted data, where the hybrid algorithm's adaptability is expected to shine.</w:t>
       </w:r>
     </w:p>
     <w:p>
       <w:pPr>
+        <w:pStyle w:val="Heading2"/>
+        <w:numPr>
+          <w:ilvl w:val="1"/>
+          <w:numId w:val="9"/>
+        </w:numPr>
         <w:jc w:val="both"/>
         <w:rPr>
           <w:rFonts w:eastAsia="Times New Roman"/>
           <w:color w:val="374151"/>
         </w:rPr>
       </w:pPr>
+      <w:r>
+        <w:rPr>
+          <w:rFonts w:eastAsia="Times New Roman"/>
+          <w:color w:val="374151"/>
+        </w:rPr>
+        <w:t>Scalability Assessment</w:t>
+      </w:r>
     </w:p>
     <w:p>
       <w:pPr>
@@ -5372,47 +4972,361 @@
           <w:color w:val="374151"/>
         </w:rPr>
       </w:pPr>
+      <w:r>
+        <w:rPr>
+          <w:rFonts w:eastAsia="Times New Roman"/>
+          <w:color w:val="374151"/>
+        </w:rPr>
+        <w:t>Scalability is an important factor to consider in sorting algorithms, especially when dealing with large data sets. We evaluate the scalability of the hybrid sorting algorithm by measuring its performance on increasingly larger data sets. This analysis helps us understand how the algorithm's time complexity and execution time scale as the input size grows.</w:t>
+      </w:r>
+      <w:r>
+        <w:rPr>
+          <w:rFonts w:eastAsia="Times New Roman"/>
+          <w:color w:val="374151"/>
+        </w:rPr>
+        <w:t xml:space="preserve"> </w:t>
+      </w:r>
+      <w:r>
+        <w:rPr>
+          <w:rFonts w:eastAsia="Times New Roman"/>
+          <w:color w:val="374151"/>
+        </w:rPr>
+        <w:t>We assess the algorithm's scalability by comparing it with other sorting algorithms on a range of data sets, including small, medium, and large sizes. We analyze the growth rate of the algorithm's time complexity and execution time and discuss any trade-offs or limitations that may arise with extremely large data sets.</w:t>
+      </w:r>
     </w:p>
     <w:p>
       <w:pPr>
-        <w:jc w:val="both"/>
-        <w:rPr>
-          <w:rFonts w:eastAsia="Times New Roman"/>
-          <w:color w:val="374151"/>
-        </w:rPr>
-      </w:pPr>
+        <w:pStyle w:val="Heading2"/>
+        <w:numPr>
+          <w:ilvl w:val="1"/>
+          <w:numId w:val="9"/>
+        </w:numPr>
+      </w:pPr>
+      <w:r>
+        <w:t>Experimental Results and Discussion</w:t>
+      </w:r>
     </w:p>
     <w:p>
       <w:pPr>
         <w:jc w:val="both"/>
-      </w:pPr>
-      <w:r>
-        <w:rPr>
-          <w:rFonts w:eastAsia="Times New Roman"/>
-          <w:color w:val="374151"/>
-        </w:rPr>
-        <w:t>reduced number of comparisons. For larger data sets, the hybrid algorithm demonstrated better performance than Quick Sort and Merge Sort individually, benefiting from the adaptive selection of techniques.</w:t>
+        <w:rPr>
+          <w:rFonts w:eastAsia="Times New Roman"/>
+          <w:color w:val="374151"/>
+        </w:rPr>
+      </w:pPr>
+      <w:r>
+        <w:rPr>
+          <w:rFonts w:eastAsia="Times New Roman"/>
+          <w:color w:val="374151"/>
+        </w:rPr>
+        <w:t xml:space="preserve"> </w:t>
+      </w:r>
+      <w:r>
+        <w:rPr>
+          <w:rFonts w:eastAsia="Times New Roman"/>
+          <w:color w:val="374151"/>
+        </w:rPr>
+        <w:t>W</w:t>
+      </w:r>
+      <w:r>
+        <w:rPr>
+          <w:rFonts w:eastAsia="Times New Roman"/>
+          <w:color w:val="374151"/>
+        </w:rPr>
+        <w:t>e present the experimental results obtained from running the hybrid sorting algorithm on various data sets and scenarios. We provide performance metrics such as execution time, number of comparisons, and number of swaps for each sorting technique employed.</w:t>
+      </w:r>
+      <w:r>
+        <w:rPr>
+          <w:rFonts w:eastAsia="Times New Roman"/>
+          <w:color w:val="374151"/>
+        </w:rPr>
+        <w:t xml:space="preserve"> </w:t>
+      </w:r>
+      <w:r>
+        <w:rPr>
+          <w:rFonts w:eastAsia="Times New Roman"/>
+          <w:color w:val="374151"/>
+        </w:rPr>
+        <w:t>We discuss the observed patterns, trends, and trade-offs in the experimental results. We highlight the algorithm's efficiency in handling different types and sizes of data, showcasing its adaptability and scalability.</w:t>
       </w:r>
     </w:p>
     <w:p>
       <w:pPr>
-        <w:pStyle w:val="Heading2"/>
-        <w:rPr>
-          <w:rFonts w:eastAsia="Times New Roman"/>
-          <w:color w:val="374151"/>
-        </w:rPr>
-      </w:pPr>
-      <w:r>
-        <w:rPr>
-          <w:rFonts w:eastAsia="Times New Roman"/>
-          <w:color w:val="374151"/>
-        </w:rPr>
-        <w:t>Adaptability Analysis</w:t>
-      </w:r>
+        <w:jc w:val="both"/>
+        <w:rPr>
+          <w:rFonts w:eastAsia="Times New Roman"/>
+          <w:color w:val="374151"/>
+        </w:rPr>
+      </w:pPr>
     </w:p>
     <w:p>
       <w:pPr>
+        <w:pStyle w:val="Heading1"/>
+        <w:numPr>
+          <w:ilvl w:val="0"/>
+          <w:numId w:val="0"/>
+        </w:numPr>
+      </w:pPr>
+      <w:r>
+        <w:t>Conclusion</w:t>
+      </w:r>
+    </w:p>
+    <w:p>
+      <w:pPr>
         <w:jc w:val="both"/>
+        <w:rPr>
+          <w:rFonts w:eastAsia="Times New Roman"/>
+          <w:color w:val="374151"/>
+        </w:rPr>
+      </w:pPr>
+      <w:r>
+        <w:rPr>
+          <w:rFonts w:eastAsia="Times New Roman"/>
+          <w:color w:val="374151"/>
+        </w:rPr>
+        <w:t>In order to take advantage of the benefits</w:t>
+      </w:r>
+      <w:r>
+        <w:rPr>
+          <w:rFonts w:eastAsia="Times New Roman"/>
+          <w:color w:val="374151"/>
+        </w:rPr>
+        <w:t xml:space="preserve"> of Merge Sort, Quick Sort and Bubble Sort</w:t>
+      </w:r>
+      <w:r>
+        <w:rPr>
+          <w:rFonts w:eastAsia="Times New Roman"/>
+          <w:color w:val="374151"/>
+        </w:rPr>
+        <w:t xml:space="preserve"> and minimize their drawbacks, </w:t>
+      </w:r>
+      <w:r>
+        <w:rPr>
+          <w:rFonts w:eastAsia="Times New Roman"/>
+          <w:color w:val="374151"/>
+        </w:rPr>
+        <w:t>they</w:t>
+      </w:r>
+      <w:r>
+        <w:rPr>
+          <w:rFonts w:eastAsia="Times New Roman"/>
+          <w:color w:val="374151"/>
+        </w:rPr>
+        <w:t xml:space="preserve"> are </w:t>
+      </w:r>
+      <w:r>
+        <w:rPr>
+          <w:rFonts w:eastAsia="Times New Roman"/>
+          <w:color w:val="374151"/>
+        </w:rPr>
+        <w:t xml:space="preserve">combined into a new hybrid sorting algorithm </w:t>
+      </w:r>
+      <w:r>
+        <w:rPr>
+          <w:rFonts w:eastAsia="Times New Roman"/>
+          <w:color w:val="374151"/>
+        </w:rPr>
+        <w:t>which</w:t>
+      </w:r>
+      <w:r>
+        <w:rPr>
+          <w:rFonts w:eastAsia="Times New Roman"/>
+          <w:color w:val="374151"/>
+        </w:rPr>
+        <w:t xml:space="preserve"> is discussed in this paper.</w:t>
+      </w:r>
+      <w:r>
+        <w:rPr>
+          <w:rFonts w:eastAsia="Times New Roman"/>
+          <w:color w:val="374151"/>
+        </w:rPr>
+        <w:t xml:space="preserve"> The hybrid algorithm offers improved efficiency, adaptability, and scalability compared to standalone sorting techniques. Through a detailed analysis and experimental evaluation, we have demonstrated the effectiveness of the hybrid sorting algorithm. The algorithm outperforms standalone sorting algorithms in terms of execution time, adaptability to different data sizes, and scalability to handle large data sets. Its adaptive approach allows for efficient sorting in various scenarios, ensuring stability and minimizing unnecessary operations. The</w:t>
+      </w:r>
+      <w:r>
+        <w:rPr>
+          <w:rFonts w:eastAsia="Times New Roman"/>
+          <w:color w:val="374151"/>
+        </w:rPr>
+        <w:t xml:space="preserve"> </w:t>
+      </w:r>
+      <w:r>
+        <w:rPr>
+          <w:rFonts w:eastAsia="Times New Roman"/>
+          <w:color w:val="374151"/>
+        </w:rPr>
+        <w:t>practical applications of the hybrid sorting algorithm span across diverse domains. It can enhance data processing and analysis tasks, improve information retrieval and search efficiency, optimize computational sciences and simulations, and benefit multimedia applications, e-commerce platforms, and recommendation systems. The hybrid sorting algorithm presented in this paper opens avenues for further research and development. Future work can focus on exploring additional optimizations, refining the adaptive selection process, and investigating its performance in specific domains and applications. Additionally, advancements in parallel processing and distributed computing can be integrated to further enhance the algorithm's efficiency and scalability.</w:t>
+      </w:r>
+      <w:r>
+        <w:rPr>
+          <w:rFonts w:eastAsia="Times New Roman"/>
+          <w:color w:val="374151"/>
+        </w:rPr>
+        <w:t xml:space="preserve"> </w:t>
+      </w:r>
+      <w:r>
+        <w:rPr>
+          <w:rFonts w:eastAsia="Times New Roman"/>
+          <w:color w:val="374151"/>
+        </w:rPr>
+        <w:t>The hybrid sorting algorithm offers versatile applications in various domains. It efficiently processes data, improves search performance, and optimizes computational workflows. In data processing, it enhances data cleansing, transformation, and aggregation. It also boosts information retrieval, search engines, and database queries. Moreover, the algorithm optimizes computational sciences, simulations, multimedia applications, e-commerce platforms, and recommendation systems. Its adaptability and efficiency make it valuable in diverse sorting tasks, enabling faster and more accurate results.</w:t>
+      </w:r>
+    </w:p>
+    <w:p>
+      <w:pPr>
+        <w:pStyle w:val="Heading1"/>
+        <w:numPr>
+          <w:ilvl w:val="0"/>
+          <w:numId w:val="0"/>
+        </w:numPr>
+      </w:pPr>
+      <w:r>
+        <w:t>References</w:t>
+      </w:r>
+    </w:p>
+    <w:p>
+      <w:pPr>
+        <w:pStyle w:val="ListParagraph"/>
+        <w:numPr>
+          <w:ilvl w:val="0"/>
+          <w:numId w:val="16"/>
+        </w:numPr>
+        <w:jc w:val="both"/>
+      </w:pPr>
+      <w:bookmarkStart w:id="1" w:name="_Hlk140910678"/>
+      <w:r>
+        <w:t xml:space="preserve">M. Khurana, N. Faujdar and S. Saraswat, "Hybrid bucket sort switching internal sorting based on the data inside the bucket," 2017 6th International Conference on Reliability, Infocom Technologies and Optimization (Trends and Future Directions) (ICRITO), Noida, India, 2017, pp. 476-482, </w:t>
+      </w:r>
+      <w:proofErr w:type="spellStart"/>
+      <w:r>
+        <w:t>doi</w:t>
+      </w:r>
+      <w:proofErr w:type="spellEnd"/>
+      <w:r>
+        <w:t>: 10.1109/ICRITO.2017.8342474.</w:t>
+      </w:r>
+    </w:p>
+    <w:p>
+      <w:pPr>
+        <w:pStyle w:val="ListParagraph"/>
+        <w:numPr>
+          <w:ilvl w:val="0"/>
+          <w:numId w:val="16"/>
+        </w:numPr>
+        <w:jc w:val="both"/>
+      </w:pPr>
+      <w:proofErr w:type="spellStart"/>
+      <w:r>
+        <w:t>Uyar</w:t>
+      </w:r>
+      <w:proofErr w:type="spellEnd"/>
+      <w:r>
+        <w:t xml:space="preserve">, "Parallel merge sort with double merging," 2014 IEEE 8th International Conference on Application of Information and Communication Technologies (AICT), Astana, Kazakhstan, 2014, pp. 1-5, </w:t>
+      </w:r>
+      <w:proofErr w:type="spellStart"/>
+      <w:r>
+        <w:t>doi</w:t>
+      </w:r>
+      <w:proofErr w:type="spellEnd"/>
+      <w:r>
+        <w:t>: 10.1109/ICAICT.2014.7036012.</w:t>
+      </w:r>
+    </w:p>
+    <w:p>
+      <w:pPr>
+        <w:pStyle w:val="ListParagraph"/>
+        <w:numPr>
+          <w:ilvl w:val="0"/>
+          <w:numId w:val="16"/>
+        </w:numPr>
+        <w:jc w:val="both"/>
+      </w:pPr>
+      <w:r>
+        <w:t xml:space="preserve">M. </w:t>
+      </w:r>
+      <w:proofErr w:type="spellStart"/>
+      <w:r>
+        <w:t>Marcellino</w:t>
+      </w:r>
+      <w:proofErr w:type="spellEnd"/>
+      <w:r>
+        <w:t xml:space="preserve">, D. W. </w:t>
+      </w:r>
+      <w:proofErr w:type="spellStart"/>
+      <w:r>
+        <w:t>Pratama</w:t>
+      </w:r>
+      <w:proofErr w:type="spellEnd"/>
+      <w:r>
+        <w:t xml:space="preserve">, S. S. </w:t>
+      </w:r>
+      <w:proofErr w:type="spellStart"/>
+      <w:r>
+        <w:t>Suntiarko</w:t>
+      </w:r>
+      <w:proofErr w:type="spellEnd"/>
+      <w:r>
+        <w:t xml:space="preserve"> and K. Margi, "Comparative of Advanced Sorting Algorithms (Quick Sort, Heap Sort, Merge Sort, Intro Sort, Radix Sort) Based on Time and Memory Usage," 2021 1st International Conference on Computer Science and Artificial Intelligence (ICCSAI), Jakarta, Indonesia, 2021, pp. 154-160, </w:t>
+      </w:r>
+      <w:proofErr w:type="spellStart"/>
+      <w:r>
+        <w:t>doi</w:t>
+      </w:r>
+      <w:proofErr w:type="spellEnd"/>
+      <w:r>
+        <w:t>: 10.1109/ICCSAI53272.2021.9609715.</w:t>
+      </w:r>
+    </w:p>
+    <w:p>
+      <w:pPr>
+        <w:pStyle w:val="ListParagraph"/>
+        <w:numPr>
+          <w:ilvl w:val="0"/>
+          <w:numId w:val="16"/>
+        </w:numPr>
+        <w:jc w:val="both"/>
+      </w:pPr>
+      <w:r>
+        <w:lastRenderedPageBreak/>
+        <w:t xml:space="preserve">T. Paul, "Enhancement of Bubble and Insertion Sort Algorithm Using Block Partitioning," 2022 25th International Conference on Computer and Information Technology (ICCIT), Cox's Bazar, Bangladesh, 2022, pp. 412-417, </w:t>
+      </w:r>
+      <w:proofErr w:type="spellStart"/>
+      <w:r>
+        <w:t>doi</w:t>
+      </w:r>
+      <w:proofErr w:type="spellEnd"/>
+      <w:r>
+        <w:t>: 10.1109/ICCIT57492.2022.10055404.</w:t>
+      </w:r>
+    </w:p>
+    <w:p>
+      <w:pPr>
+        <w:pStyle w:val="ListParagraph"/>
+        <w:numPr>
+          <w:ilvl w:val="0"/>
+          <w:numId w:val="16"/>
+        </w:numPr>
+        <w:jc w:val="both"/>
+      </w:pPr>
+      <w:r>
+        <w:t xml:space="preserve">S. M. Cheema, N. Sarwar and F. Yousaf, "Contrastive analysis of bubble &amp; merge sort proposing hybrid approach," 2016 Sixth International Conference on Innovative Computing Technology (INTECH), Dublin, Ireland, 2016, pp. 371-375, </w:t>
+      </w:r>
+      <w:proofErr w:type="spellStart"/>
+      <w:r>
+        <w:t>doi</w:t>
+      </w:r>
+      <w:proofErr w:type="spellEnd"/>
+      <w:r>
+        <w:t>: 10.1109/INTECH.2016.7845075</w:t>
+      </w:r>
+      <w:bookmarkEnd w:id="1"/>
+    </w:p>
+    <w:p>
+      <w:pPr>
+        <w:jc w:val="both"/>
+        <w:rPr>
+          <w:rFonts w:eastAsia="Times New Roman"/>
+          <w:color w:val="374151"/>
+        </w:rPr>
         <w:sectPr>
           <w:type w:val="continuous"/>
           <w:pgSz w:w="612pt" w:h="792pt" w:code="1"/>
@@ -5421,333 +5335,6 @@
           <w:docGrid w:linePitch="360"/>
         </w:sectPr>
       </w:pPr>
-      <w:r>
-        <w:rPr>
-          <w:rFonts w:eastAsia="Times New Roman"/>
-          <w:color w:val="374151"/>
-        </w:rPr>
-        <w:t>To assess the adaptability of the hybrid sorting algorithm, we examined its behavior on different sizes of input data. We analyzed the threshold at which the algorithm switched from Bubble Sort to the hybrid technique, as well as the effectiveness of the adaptive selection of Merge Sort and Quick Sort for various input sizes</w:t>
-      </w:r>
-      <w:r>
-        <w:rPr>
-          <w:rFonts w:eastAsia="Times New Roman"/>
-          <w:color w:val="374151"/>
-        </w:rPr>
-        <w:t xml:space="preserve"> </w:t>
-      </w:r>
-      <w:r>
-        <w:rPr>
-          <w:rFonts w:eastAsia="Times New Roman"/>
-          <w:color w:val="374151"/>
-        </w:rPr>
-        <w:t xml:space="preserve">Our experimental results confirmed the algorithm's adaptability, as it consistently selected the most suitable technique based on the input size. The hybrid algorithm switched from Bubble Sort to the hybrid technique at the predefined threshold, leading to improved performance. </w:t>
-      </w:r>
-      <w:r>
-        <w:rPr>
-          <w:rFonts w:eastAsia="Times New Roman"/>
-          <w:color w:val="374151"/>
-        </w:rPr>
-        <w:t>The adaptability of the algorithm was demonstrated by the effective sorting for various data sizes achieved by the adaptive choice of Merge Sort and Quick Sort.</w:t>
-      </w:r>
-    </w:p>
-    <w:p>
-      <w:pPr>
-        <w:pStyle w:val="Heading2"/>
-      </w:pPr>
-      <w:r>
-        <w:lastRenderedPageBreak/>
-        <w:t>Scalability Assessment</w:t>
-      </w:r>
-    </w:p>
-    <w:p>
-      <w:pPr>
-        <w:jc w:val="both"/>
-        <w:rPr>
-          <w:rFonts w:eastAsia="Times New Roman"/>
-          <w:color w:val="374151"/>
-        </w:rPr>
-      </w:pPr>
-      <w:r>
-        <w:rPr>
-          <w:rFonts w:eastAsia="Times New Roman"/>
-          <w:color w:val="374151"/>
-        </w:rPr>
-        <w:t>To evaluate the scalability of the hybrid sorting algorithm, we measured its performance on increasingly larger data sets. We analyzed the growth rate of the algorithm's time complexity and execution time as the input size increased.</w:t>
-      </w:r>
-      <w:r>
-        <w:rPr>
-          <w:rFonts w:eastAsia="Times New Roman"/>
-          <w:color w:val="374151"/>
-        </w:rPr>
-        <w:t xml:space="preserve"> </w:t>
-      </w:r>
-      <w:r>
-        <w:rPr>
-          <w:rFonts w:eastAsia="Times New Roman"/>
-          <w:color w:val="374151"/>
-        </w:rPr>
-        <w:t>Our experimental results showed that the hybrid sorting algorithm exhibited good scalability. As the input size grew, the algorithm's time complexity increased moderately, indicating efficient performance even on large data sets. The execution time scaled reasonably well, demonstrating the algorithm's suitability for real-world scenarios that involve sorting substantial amounts of data.</w:t>
-      </w:r>
-    </w:p>
-    <w:p>
-      <w:pPr>
-        <w:pStyle w:val="Heading1"/>
-        <w:numPr>
-          <w:ilvl w:val="0"/>
-          <w:numId w:val="0"/>
-        </w:numPr>
-      </w:pPr>
-      <w:r>
-        <w:t>Conclusion</w:t>
-      </w:r>
-    </w:p>
-    <w:p>
-      <w:pPr>
-        <w:jc w:val="both"/>
-        <w:rPr>
-          <w:rFonts w:eastAsia="Times New Roman"/>
-          <w:color w:val="374151"/>
-        </w:rPr>
-      </w:pPr>
-      <w:r>
-        <w:rPr>
-          <w:rFonts w:eastAsia="Times New Roman"/>
-          <w:color w:val="374151"/>
-        </w:rPr>
-        <w:t>In order to take advantage of the benefits</w:t>
-      </w:r>
-      <w:r>
-        <w:rPr>
-          <w:rFonts w:eastAsia="Times New Roman"/>
-          <w:color w:val="374151"/>
-        </w:rPr>
-        <w:t xml:space="preserve"> of Merge Sort, Quick Sort and Bubble Sort</w:t>
-      </w:r>
-      <w:r>
-        <w:rPr>
-          <w:rFonts w:eastAsia="Times New Roman"/>
-          <w:color w:val="374151"/>
-        </w:rPr>
-        <w:t xml:space="preserve"> and minimize their drawbacks, </w:t>
-      </w:r>
-      <w:r>
-        <w:rPr>
-          <w:rFonts w:eastAsia="Times New Roman"/>
-          <w:color w:val="374151"/>
-        </w:rPr>
-        <w:t>they</w:t>
-      </w:r>
-      <w:r>
-        <w:rPr>
-          <w:rFonts w:eastAsia="Times New Roman"/>
-          <w:color w:val="374151"/>
-        </w:rPr>
-        <w:t xml:space="preserve"> are combined into a new hybrid sorting algorithm </w:t>
-      </w:r>
-      <w:r>
-        <w:rPr>
-          <w:rFonts w:eastAsia="Times New Roman"/>
-          <w:color w:val="374151"/>
-        </w:rPr>
-        <w:t>which</w:t>
-      </w:r>
-      <w:r>
-        <w:rPr>
-          <w:rFonts w:eastAsia="Times New Roman"/>
-          <w:color w:val="374151"/>
-        </w:rPr>
-        <w:t xml:space="preserve"> is discussed in this paper.</w:t>
-      </w:r>
-      <w:r>
-        <w:rPr>
-          <w:rFonts w:eastAsia="Times New Roman"/>
-          <w:color w:val="374151"/>
-        </w:rPr>
-        <w:t xml:space="preserve"> The hybrid algorithm offers improved efficiency, adaptability, and scalability compared to standalone sorting techniques. Through a detailed analysis and experimental evaluation, we have demonstrated the effectiveness of the hybrid sorting algorithm. The algorithm outperforms standalone sorting algorithms in terms of execution time, adaptability to different data sizes, and scalability to handle large data sets. Its adaptive approach allows for efficient sorting in various scenarios, ensuring stability and minimizing unnecessary operations. The</w:t>
-      </w:r>
-      <w:r>
-        <w:rPr>
-          <w:rFonts w:eastAsia="Times New Roman"/>
-          <w:color w:val="374151"/>
-        </w:rPr>
-        <w:t xml:space="preserve"> </w:t>
-      </w:r>
-      <w:r>
-        <w:rPr>
-          <w:rFonts w:eastAsia="Times New Roman"/>
-          <w:color w:val="374151"/>
-        </w:rPr>
-        <w:t>practical applications of the hybrid sorting algorithm span across diverse domains. It can enhance data processing and analysis tasks, improve information retrieval and search efficiency, optimize computational sciences and simulations, and benefit multimedia applications, e-commerce platforms, and recommendation systems. The hybrid sorting algorithm presented in this paper opens avenues for further research and development. Future work can focus on exploring additional optimizations, refining the adaptive selection process, and investigating its performance in specific domains and applications. Additionally, advancements in parallel processing and distributed computing can be integrated to further enhance the algorithm's efficiency and scalability.</w:t>
-      </w:r>
-      <w:r>
-        <w:rPr>
-          <w:rFonts w:eastAsia="Times New Roman"/>
-          <w:color w:val="374151"/>
-        </w:rPr>
-        <w:t xml:space="preserve"> </w:t>
-      </w:r>
-      <w:r>
-        <w:rPr>
-          <w:rFonts w:eastAsia="Times New Roman"/>
-          <w:color w:val="374151"/>
-        </w:rPr>
-        <w:t xml:space="preserve">The hybrid sorting algorithm offers versatile applications in various domains. It efficiently processes data, improves search performance, and optimizes computational workflows. In data processing, it enhances data cleansing, transformation, and aggregation. It also boosts information retrieval, search engines, and database queries. Moreover, the algorithm optimizes computational sciences, simulations, multimedia applications, e-commerce platforms, and recommendation systems. Its </w:t>
-      </w:r>
-      <w:r>
-        <w:rPr>
-          <w:rFonts w:eastAsia="Times New Roman"/>
-          <w:color w:val="374151"/>
-        </w:rPr>
-        <w:t>adaptability and efficiency make it valuable in diverse sorting tasks, enabling faster and more accurate results.</w:t>
-      </w:r>
-    </w:p>
-    <w:p>
-      <w:pPr>
-        <w:pStyle w:val="Heading1"/>
-        <w:numPr>
-          <w:ilvl w:val="0"/>
-          <w:numId w:val="0"/>
-        </w:numPr>
-      </w:pPr>
-      <w:r>
-        <w:t>References</w:t>
-      </w:r>
-    </w:p>
-    <w:p>
-      <w:pPr>
-        <w:pStyle w:val="ListParagraph"/>
-        <w:numPr>
-          <w:ilvl w:val="0"/>
-          <w:numId w:val="16"/>
-        </w:numPr>
-        <w:jc w:val="both"/>
-      </w:pPr>
-      <w:bookmarkStart w:id="1" w:name="_Hlk140910678"/>
-      <w:r>
-        <w:t xml:space="preserve">M. Khurana, N. Faujdar and S. Saraswat, "Hybrid bucket sort switching internal sorting based on the data inside the bucket," 2017 6th International Conference on Reliability, Infocom Technologies and Optimization (Trends and Future Directions) (ICRITO), Noida, India, 2017, pp. 476-482, </w:t>
-      </w:r>
-      <w:proofErr w:type="spellStart"/>
-      <w:r>
-        <w:t>doi</w:t>
-      </w:r>
-      <w:proofErr w:type="spellEnd"/>
-      <w:r>
-        <w:t>: 10.1109/ICRITO.2017.8342474.</w:t>
-      </w:r>
-    </w:p>
-    <w:p>
-      <w:pPr>
-        <w:pStyle w:val="ListParagraph"/>
-        <w:numPr>
-          <w:ilvl w:val="0"/>
-          <w:numId w:val="16"/>
-        </w:numPr>
-        <w:jc w:val="both"/>
-      </w:pPr>
-      <w:proofErr w:type="spellStart"/>
-      <w:r>
-        <w:t>Uyar</w:t>
-      </w:r>
-      <w:proofErr w:type="spellEnd"/>
-      <w:r>
-        <w:t xml:space="preserve">, "Parallel merge sort with double merging," 2014 IEEE 8th International Conference on Application of Information and Communication Technologies (AICT), Astana, Kazakhstan, 2014, pp. 1-5, </w:t>
-      </w:r>
-      <w:proofErr w:type="spellStart"/>
-      <w:r>
-        <w:t>doi</w:t>
-      </w:r>
-      <w:proofErr w:type="spellEnd"/>
-      <w:r>
-        <w:t>: 10.1109/ICAICT.2014.7036012.</w:t>
-      </w:r>
-    </w:p>
-    <w:p>
-      <w:pPr>
-        <w:pStyle w:val="ListParagraph"/>
-        <w:numPr>
-          <w:ilvl w:val="0"/>
-          <w:numId w:val="16"/>
-        </w:numPr>
-        <w:jc w:val="both"/>
-      </w:pPr>
-      <w:r>
-        <w:t xml:space="preserve">M. </w:t>
-      </w:r>
-      <w:proofErr w:type="spellStart"/>
-      <w:r>
-        <w:t>Marcellino</w:t>
-      </w:r>
-      <w:proofErr w:type="spellEnd"/>
-      <w:r>
-        <w:t xml:space="preserve">, D. W. </w:t>
-      </w:r>
-      <w:proofErr w:type="spellStart"/>
-      <w:r>
-        <w:t>Pratama</w:t>
-      </w:r>
-      <w:proofErr w:type="spellEnd"/>
-      <w:r>
-        <w:t xml:space="preserve">, S. S. </w:t>
-      </w:r>
-      <w:proofErr w:type="spellStart"/>
-      <w:r>
-        <w:t>Suntiarko</w:t>
-      </w:r>
-      <w:proofErr w:type="spellEnd"/>
-      <w:r>
-        <w:t xml:space="preserve"> and K. Margi, "Comparative of Advanced Sorting Algorithms (Quick Sort, Heap Sort, Merge Sort, Intro Sort, Radix Sort) Based on Time and Memory Usage," 2021 1st International Conference on Computer Science and Artificial Intelligence (ICCSAI), Jakarta, Indonesia, 2021, pp. 154-160, </w:t>
-      </w:r>
-      <w:proofErr w:type="spellStart"/>
-      <w:r>
-        <w:t>doi</w:t>
-      </w:r>
-      <w:proofErr w:type="spellEnd"/>
-      <w:r>
-        <w:t>: 10.1109/ICCSAI53272.2021.9609715.</w:t>
-      </w:r>
-    </w:p>
-    <w:p>
-      <w:pPr>
-        <w:pStyle w:val="ListParagraph"/>
-        <w:numPr>
-          <w:ilvl w:val="0"/>
-          <w:numId w:val="16"/>
-        </w:numPr>
-        <w:jc w:val="both"/>
-      </w:pPr>
-      <w:r>
-        <w:t xml:space="preserve">T. Paul, "Enhancement of Bubble and Insertion Sort Algorithm Using Block Partitioning," 2022 25th International Conference on Computer and Information Technology (ICCIT), Cox's Bazar, Bangladesh, 2022, pp. 412-417, </w:t>
-      </w:r>
-      <w:proofErr w:type="spellStart"/>
-      <w:r>
-        <w:t>doi</w:t>
-      </w:r>
-      <w:proofErr w:type="spellEnd"/>
-      <w:r>
-        <w:t>: 10.1109/ICCIT57492.2022.10055404.</w:t>
-      </w:r>
-    </w:p>
-    <w:p>
-      <w:pPr>
-        <w:pStyle w:val="ListParagraph"/>
-        <w:numPr>
-          <w:ilvl w:val="0"/>
-          <w:numId w:val="16"/>
-        </w:numPr>
-        <w:jc w:val="both"/>
-      </w:pPr>
-      <w:r>
-        <w:t xml:space="preserve">S. M. Cheema, N. Sarwar and F. Yousaf, "Contrastive analysis of bubble &amp; merge sort proposing hybrid approach," 2016 Sixth International Conference on Innovative Computing Technology (INTECH), Dublin, Ireland, 2016, pp. 371-375, </w:t>
-      </w:r>
-      <w:proofErr w:type="spellStart"/>
-      <w:r>
-        <w:t>doi</w:t>
-      </w:r>
-      <w:proofErr w:type="spellEnd"/>
-      <w:r>
-        <w:t>: 10.1109/INTECH.2016.7845075</w:t>
-      </w:r>
-      <w:bookmarkEnd w:id="1"/>
     </w:p>
     <w:p>
       <w:pPr>
@@ -7978,6 +7565,15 @@
       <w:iCs/>
     </w:rPr>
   </w:style>
+  <w:style w:type="character" w:styleId="FollowedHyperlink">
+    <w:name w:val="FollowedHyperlink"/>
+    <w:basedOn w:val="DefaultParagraphFont"/>
+    <w:rsid w:val="0062712B"/>
+    <w:rPr>
+      <w:color w:val="954F72" w:themeColor="followedHyperlink"/>
+      <w:u w:val="single"/>
+    </w:rPr>
+  </w:style>
 </w:styles>
 </file>
 
@@ -8247,7 +7843,7 @@
 </file>
 
 <file path=customXml/itemProps1.xml><?xml version="1.0" encoding="utf-8"?>
-<ds:datastoreItem xmlns:ds="http://purl.oclc.org/ooxml/officeDocument/customXml" ds:itemID="{FAA7436E-3731-4580-AB16-0CA5AAF478FB}">
+<ds:datastoreItem xmlns:ds="http://purl.oclc.org/ooxml/officeDocument/customXml" ds:itemID="{BD033929-6460-4222-904F-8F7349525DAF}">
   <ds:schemaRefs>
     <ds:schemaRef ds:uri="http://schemas.openxmlformats.org/officeDocument/2006/bibliography"/>
   </ds:schemaRefs>

--- a/conference paper.docx
+++ b/conference paper.docx
@@ -11,6 +11,13 @@
           <w:szCs w:val="20"/>
         </w:rPr>
       </w:pPr>
+      <w:r>
+        <w:rPr>
+          <w:b/>
+          <w:szCs w:val="20"/>
+        </w:rPr>
+        <w:t xml:space="preserve">BQM </w:t>
+      </w:r>
       <w:r>
         <w:rPr>
           <w:b/>
@@ -725,39 +732,21 @@
           <w:rFonts w:eastAsia="Times New Roman"/>
           <w:color w:val="374151"/>
         </w:rPr>
-        <w:t xml:space="preserve">y </w:t>
-      </w:r>
-      <w:proofErr w:type="spellStart"/>
-      <w:r>
-        <w:rPr>
-          <w:rFonts w:eastAsia="Times New Roman"/>
-          <w:color w:val="374151"/>
-        </w:rPr>
-        <w:t>Medha</w:t>
-      </w:r>
-      <w:proofErr w:type="spellEnd"/>
-      <w:r>
-        <w:rPr>
-          <w:rFonts w:eastAsia="Times New Roman"/>
-          <w:color w:val="374151"/>
-        </w:rPr>
-        <w:t xml:space="preserve"> Khurana, Neetu Faujdar and </w:t>
-      </w:r>
-      <w:proofErr w:type="spellStart"/>
-      <w:r>
-        <w:rPr>
-          <w:rFonts w:eastAsia="Times New Roman"/>
-          <w:color w:val="374151"/>
-        </w:rPr>
-        <w:t>Shirpa</w:t>
-      </w:r>
-      <w:proofErr w:type="spellEnd"/>
-      <w:r>
-        <w:rPr>
-          <w:rFonts w:eastAsia="Times New Roman"/>
-          <w:color w:val="374151"/>
-        </w:rPr>
-        <w:t xml:space="preserve"> Saraswat [1]</w:t>
+        <w:t>y</w:t>
+      </w:r>
+      <w:r>
+        <w:rPr>
+          <w:rFonts w:eastAsia="Times New Roman"/>
+          <w:color w:val="374151"/>
+        </w:rPr>
+        <w:t xml:space="preserve"> Reference</w:t>
+      </w:r>
+      <w:r>
+        <w:rPr>
+          <w:rFonts w:eastAsia="Times New Roman"/>
+          <w:color w:val="374151"/>
+        </w:rPr>
+        <w:t xml:space="preserve"> [1]</w:t>
       </w:r>
       <w:r>
         <w:rPr>
@@ -806,7 +795,7 @@
           <w:rFonts w:eastAsia="Times New Roman"/>
           <w:color w:val="374151"/>
         </w:rPr>
-        <w:t xml:space="preserve">, ensuring balanced sorting within buckets through bubble sort, quick sort, and merge sort. However, our enhanced threshold strategies lead to superior sorting results and optimized resource utilization. The algorithm proves to be </w:t>
+        <w:t xml:space="preserve">, ensuring balanced sorting within buckets through bubble sort, quick sort, and merge sort. However, our enhanced threshold strategies lead to superior sorting results and optimized resource utilization. The algorithm proves to be highly efficient for diverse datasets, </w:t>
       </w:r>
       <w:r>
         <w:rPr>
@@ -814,7 +803,7 @@
           <w:color w:val="374151"/>
         </w:rPr>
         <w:lastRenderedPageBreak/>
-        <w:t>highly efficient for diverse datasets, making it a compelling solution for adaptive sorting. Our research contributes valuable insights into sorting efficiency and further refines the hybrid approach for enhanced performance in real-world scenarios.</w:t>
+        <w:t>making it a compelling solution for adaptive sorting. Our research contributes valuable insights into sorting efficiency and further refines the hybrid approach for enhanced performance in real-world scenarios.</w:t>
       </w:r>
     </w:p>
     <w:p>
@@ -830,23 +819,14 @@
           <w:rFonts w:eastAsia="Times New Roman"/>
           <w:color w:val="374151"/>
         </w:rPr>
-        <w:t xml:space="preserve">Ahmet </w:t>
-      </w:r>
-      <w:proofErr w:type="spellStart"/>
-      <w:r>
-        <w:rPr>
-          <w:rFonts w:eastAsia="Times New Roman"/>
-          <w:color w:val="374151"/>
-        </w:rPr>
-        <w:t>Uyar</w:t>
-      </w:r>
-      <w:proofErr w:type="spellEnd"/>
-      <w:r>
-        <w:rPr>
-          <w:rFonts w:eastAsia="Times New Roman"/>
-          <w:color w:val="374151"/>
-        </w:rPr>
-        <w:t xml:space="preserve"> [2] w</w:t>
+        <w:t xml:space="preserve">Reference </w:t>
+      </w:r>
+      <w:r>
+        <w:rPr>
+          <w:rFonts w:eastAsia="Times New Roman"/>
+          <w:color w:val="374151"/>
+        </w:rPr>
+        <w:t>[2] w</w:t>
       </w:r>
       <w:r>
         <w:rPr>
@@ -926,71 +906,14 @@
           <w:rFonts w:eastAsia="Times New Roman"/>
           <w:color w:val="374151"/>
         </w:rPr>
-        <w:t xml:space="preserve">An innovative approach by </w:t>
-      </w:r>
-      <w:proofErr w:type="spellStart"/>
-      <w:r>
-        <w:rPr>
-          <w:rFonts w:eastAsia="Times New Roman"/>
-          <w:color w:val="374151"/>
-        </w:rPr>
-        <w:t>Marcellino</w:t>
-      </w:r>
-      <w:proofErr w:type="spellEnd"/>
-      <w:r>
-        <w:rPr>
-          <w:rFonts w:eastAsia="Times New Roman"/>
-          <w:color w:val="374151"/>
-        </w:rPr>
-        <w:t xml:space="preserve"> </w:t>
-      </w:r>
-      <w:proofErr w:type="spellStart"/>
-      <w:r>
-        <w:rPr>
-          <w:rFonts w:eastAsia="Times New Roman"/>
-          <w:color w:val="374151"/>
-        </w:rPr>
-        <w:t>Marcellino</w:t>
-      </w:r>
-      <w:proofErr w:type="spellEnd"/>
-      <w:r>
-        <w:rPr>
-          <w:rFonts w:eastAsia="Times New Roman"/>
-          <w:color w:val="374151"/>
-        </w:rPr>
-        <w:t xml:space="preserve">, Davin William Prathama and Steven </w:t>
-      </w:r>
-      <w:proofErr w:type="spellStart"/>
-      <w:r>
-        <w:rPr>
-          <w:rFonts w:eastAsia="Times New Roman"/>
-          <w:color w:val="374151"/>
-        </w:rPr>
-        <w:t>Santoso</w:t>
-      </w:r>
-      <w:proofErr w:type="spellEnd"/>
-      <w:r>
-        <w:rPr>
-          <w:rFonts w:eastAsia="Times New Roman"/>
-          <w:color w:val="374151"/>
-        </w:rPr>
-        <w:t xml:space="preserve"> </w:t>
-      </w:r>
-      <w:proofErr w:type="spellStart"/>
-      <w:r>
-        <w:rPr>
-          <w:rFonts w:eastAsia="Times New Roman"/>
-          <w:color w:val="374151"/>
-        </w:rPr>
-        <w:t>Suntiarko</w:t>
-      </w:r>
-      <w:proofErr w:type="spellEnd"/>
-      <w:r>
-        <w:rPr>
-          <w:rFonts w:eastAsia="Times New Roman"/>
-          <w:color w:val="374151"/>
-        </w:rPr>
-        <w:t xml:space="preserve"> [3] d</w:t>
+        <w:t xml:space="preserve">Reference </w:t>
+      </w:r>
+      <w:r>
+        <w:rPr>
+          <w:rFonts w:eastAsia="Times New Roman"/>
+          <w:color w:val="374151"/>
+        </w:rPr>
+        <w:t>[3] d</w:t>
       </w:r>
       <w:r>
         <w:rPr>
@@ -1221,21 +1144,19 @@
           <w:color w:val="374151"/>
         </w:rPr>
       </w:pPr>
-      <w:proofErr w:type="spellStart"/>
       <w:r>
         <w:rPr>
           <w:bCs/>
           <w:color w:val="374151"/>
         </w:rPr>
-        <w:t>Tithi</w:t>
-      </w:r>
-      <w:proofErr w:type="spellEnd"/>
+        <w:t xml:space="preserve">Reference </w:t>
+      </w:r>
       <w:r>
         <w:rPr>
           <w:bCs/>
           <w:color w:val="374151"/>
         </w:rPr>
-        <w:t xml:space="preserve"> Paul [4] e</w:t>
+        <w:t>[4] e</w:t>
       </w:r>
       <w:r>
         <w:rPr>
@@ -1270,28 +1191,28 @@
           <w:bCs/>
           <w:color w:val="374151"/>
         </w:rPr>
-        <w:t xml:space="preserve"> for arranging components in a </w:t>
+        <w:t xml:space="preserve"> for arranging components in a specific order. It focuses on the </w:t>
       </w:r>
       <w:r>
         <w:rPr>
           <w:bCs/>
           <w:color w:val="374151"/>
         </w:rPr>
-        <w:t xml:space="preserve">specific order. It focuses on the </w:t>
+        <w:t>Bubble sort and Insertion sort, two popular algorithms, differ in their temporal complexity</w:t>
       </w:r>
       <w:r>
         <w:rPr>
           <w:bCs/>
           <w:color w:val="374151"/>
         </w:rPr>
-        <w:t>Bubble sort and Insertion sort, two popular algorithms, differ in their temporal complexity</w:t>
+        <w:t xml:space="preserve">, </w:t>
       </w:r>
       <w:r>
         <w:rPr>
           <w:bCs/>
           <w:color w:val="374151"/>
         </w:rPr>
-        <w:t xml:space="preserve">, both having a quadratic </w:t>
+        <w:t xml:space="preserve">both having a quadratic </w:t>
       </w:r>
       <w:r>
         <w:rPr>
@@ -1373,21 +1294,19 @@
           <w:color w:val="374151"/>
         </w:rPr>
       </w:pPr>
-      <w:proofErr w:type="spellStart"/>
       <w:r>
         <w:rPr>
           <w:bCs/>
           <w:color w:val="374151"/>
         </w:rPr>
-        <w:t>Sehrish</w:t>
-      </w:r>
-      <w:proofErr w:type="spellEnd"/>
+        <w:t xml:space="preserve">Reference </w:t>
+      </w:r>
       <w:r>
         <w:rPr>
           <w:bCs/>
           <w:color w:val="374151"/>
         </w:rPr>
-        <w:t xml:space="preserve"> Munawar Cheema, Nadeem Sarwar and Fatima Yousaf [5] d</w:t>
+        <w:t>[5] d</w:t>
       </w:r>
       <w:r>
         <w:rPr>
@@ -1696,7 +1615,6 @@
         </w:numPr>
       </w:pPr>
       <w:r>
-        <w:lastRenderedPageBreak/>
         <w:t xml:space="preserve">III. </w:t>
       </w:r>
       <w:r>
@@ -1713,7 +1631,15 @@
           <w:color w:val="374151"/>
         </w:rPr>
         <w:br/>
-        <w:t xml:space="preserve">Our hybrid sorting algorithm combines the strengths of Merge Sort, Quick Sort, and Bubble Sort while addressing their limitations. It intelligently selects the most suitable sorting technique based on the dataset size, allowing efficient sorting for both small and large datasets. By leveraging the advantages of each sorting method, our hybrid algorithm offers an adaptable and efficient solution for a wide range of sorting scenarios. Through rigorous experimentation, we demonstrate its superior performance compared to individual sorting techniques. The dynamic selection of sorting techniques based on dataset size makes our algorithm a valuable addition to sorting algorithms, providing optimized sorting for real-world applications. </w:t>
+        <w:t xml:space="preserve">Our hybrid sorting algorithm combines the strengths of Merge Sort, Quick Sort, and Bubble Sort while addressing their </w:t>
+      </w:r>
+      <w:r>
+        <w:rPr>
+          <w:rFonts w:eastAsia="Times New Roman"/>
+          <w:color w:val="374151"/>
+        </w:rPr>
+        <w:lastRenderedPageBreak/>
+        <w:t xml:space="preserve">limitations. It intelligently selects the most suitable sorting technique based on the dataset size, allowing efficient sorting for both small and large datasets. By leveraging the advantages of each sorting method, our hybrid algorithm offers an adaptable and efficient solution for a wide range of sorting scenarios. Through rigorous experimentation, we demonstrate its superior performance compared to individual sorting techniques. The dynamic selection of sorting techniques based on dataset size makes our algorithm a valuable addition to sorting algorithms, providing optimized sorting for real-world applications. </w:t>
       </w:r>
       <w:r>
         <w:rPr>
@@ -1902,14 +1828,7 @@
           <w:rFonts w:eastAsia="Times New Roman"/>
           <w:color w:val="374151"/>
         </w:rPr>
-        <w:t xml:space="preserve">The hybrid sorting algorithm starts by checking the size of the input array. If the size is below a predefined threshold, the algorithm switches to Bubble Sort due to its simplicity and </w:t>
-      </w:r>
-      <w:r>
-        <w:rPr>
-          <w:rFonts w:eastAsia="Times New Roman"/>
-          <w:color w:val="374151"/>
-        </w:rPr>
-        <w:t>efficiency for small data sets. For larger data sets, the algorithm applies a hybrid approach that utilizes Merge Sort and Quick Sort.</w:t>
+        <w:t>The hybrid sorting algorithm starts by checking the size of the input array. If the size is below a predefined threshold, the algorithm switches to Bubble Sort due to its simplicity and efficiency for small data sets. For larger data sets, the algorithm applies a hybrid approach that utilizes Merge Sort and Quick Sort.</w:t>
       </w:r>
     </w:p>
     <w:p>
@@ -2176,15 +2095,7 @@
           <w:rFonts w:eastAsia="Times New Roman"/>
           <w:color w:val="374151"/>
         </w:rPr>
-        <w:t xml:space="preserve">We present a comprehensive performance analysis of the hybrid sorting algorithm. We evaluate its efficiency, adaptability, and scalability by comparing it with standalone </w:t>
-      </w:r>
-      <w:r>
-        <w:rPr>
-          <w:rFonts w:eastAsia="Times New Roman"/>
-          <w:color w:val="374151"/>
-        </w:rPr>
-        <w:lastRenderedPageBreak/>
-        <w:t>sorting algorithms and examining its performance across various data sets and scenarios</w:t>
+        <w:t>We present a comprehensive performance analysis of the hybrid sorting algorithm. We evaluate its efficiency, adaptability, and scalability by comparing it with standalone sorting algorithms and examining its performance across various data sets and scenarios</w:t>
       </w:r>
       <w:r>
         <w:rPr>
@@ -2223,7 +2134,7 @@
       <w:tblPr>
         <w:tblStyle w:val="TableGrid"/>
         <w:tblW w:w="530.05pt" w:type="dxa"/>
-        <w:tblInd w:w="-4.75pt" w:type="dxa"/>
+        <w:tblInd w:w="-2.75pt" w:type="dxa"/>
         <w:tblLook w:firstRow="1" w:lastRow="0" w:firstColumn="1" w:lastColumn="0" w:noHBand="0" w:noVBand="1"/>
       </w:tblPr>
       <w:tblGrid>
@@ -2254,6 +2165,7 @@
               <w:rPr>
                 <w:color w:val="FF0000"/>
               </w:rPr>
+              <w:lastRenderedPageBreak/>
               <w:drawing>
                 <wp:inline distT="0" distB="0" distL="0" distR="0" wp14:anchorId="571D9C94" wp14:editId="260CB21C">
                   <wp:extent cx="6604000" cy="3152633"/>
@@ -7843,7 +7755,7 @@
 </file>
 
 <file path=customXml/itemProps1.xml><?xml version="1.0" encoding="utf-8"?>
-<ds:datastoreItem xmlns:ds="http://purl.oclc.org/ooxml/officeDocument/customXml" ds:itemID="{BD033929-6460-4222-904F-8F7349525DAF}">
+<ds:datastoreItem xmlns:ds="http://purl.oclc.org/ooxml/officeDocument/customXml" ds:itemID="{772A55BE-37C3-4CD5-890C-EDDCE0352573}">
   <ds:schemaRefs>
     <ds:schemaRef ds:uri="http://schemas.openxmlformats.org/officeDocument/2006/bibliography"/>
   </ds:schemaRefs>

--- a/conference paper.docx
+++ b/conference paper.docx
@@ -1020,15 +1020,13 @@
         </w:rPr>
         <w:t xml:space="preserve">ing 11K </w:t>
       </w:r>
-      <w:proofErr w:type="spellStart"/>
-      <w:r>
-        <w:rPr>
-          <w:rFonts w:eastAsia="Times New Roman"/>
-          <w:color w:val="374151"/>
-        </w:rPr>
-        <w:t>GoodRead's</w:t>
-      </w:r>
-      <w:proofErr w:type="spellEnd"/>
+      <w:r>
+        <w:rPr>
+          <w:rFonts w:eastAsia="Times New Roman"/>
+          <w:color w:val="374151"/>
+        </w:rPr>
+        <w:t>Good Read’s</w:t>
+      </w:r>
       <w:r>
         <w:rPr>
           <w:rFonts w:eastAsia="Times New Roman"/>
@@ -2035,15 +2033,13 @@
         </w:rPr>
         <w:t xml:space="preserve">The temporal complexity of the hybrid sorting algorithm relies on the particular sorting methods applied. In the worst-case scenario, Bubble Sort's time complexity is O(n2). Average and worst-case time complexity for Merge Sort and Quick Sort is </w:t>
       </w:r>
-      <w:proofErr w:type="gramStart"/>
-      <w:r>
-        <w:rPr>
-          <w:rFonts w:eastAsia="Times New Roman"/>
-          <w:color w:val="374151"/>
-        </w:rPr>
-        <w:t>O(</w:t>
-      </w:r>
-      <w:proofErr w:type="gramEnd"/>
+      <w:r>
+        <w:rPr>
+          <w:rFonts w:eastAsia="Times New Roman"/>
+          <w:color w:val="374151"/>
+        </w:rPr>
+        <w:t>O (</w:t>
+      </w:r>
       <w:r>
         <w:rPr>
           <w:rFonts w:eastAsia="Times New Roman"/>
@@ -2134,7 +2130,7 @@
       <w:tblPr>
         <w:tblStyle w:val="TableGrid"/>
         <w:tblW w:w="530.05pt" w:type="dxa"/>
-        <w:tblInd w:w="-2.75pt" w:type="dxa"/>
+        <w:tblInd w:w="-1.25pt" w:type="dxa"/>
         <w:tblLook w:firstRow="1" w:lastRow="0" w:firstColumn="1" w:lastColumn="0" w:noHBand="0" w:noVBand="1"/>
       </w:tblPr>
       <w:tblGrid>
@@ -5218,27 +5214,6 @@
           <w:numId w:val="16"/>
         </w:numPr>
         <w:jc w:val="both"/>
-      </w:pPr>
-      <w:r>
-        <w:t xml:space="preserve">S. M. Cheema, N. Sarwar and F. Yousaf, "Contrastive analysis of bubble &amp; merge sort proposing hybrid approach," 2016 Sixth International Conference on Innovative Computing Technology (INTECH), Dublin, Ireland, 2016, pp. 371-375, </w:t>
-      </w:r>
-      <w:proofErr w:type="spellStart"/>
-      <w:r>
-        <w:t>doi</w:t>
-      </w:r>
-      <w:proofErr w:type="spellEnd"/>
-      <w:r>
-        <w:t>: 10.1109/INTECH.2016.7845075</w:t>
-      </w:r>
-      <w:bookmarkEnd w:id="1"/>
-    </w:p>
-    <w:p>
-      <w:pPr>
-        <w:jc w:val="both"/>
-        <w:rPr>
-          <w:rFonts w:eastAsia="Times New Roman"/>
-          <w:color w:val="374151"/>
-        </w:rPr>
         <w:sectPr>
           <w:type w:val="continuous"/>
           <w:pgSz w:w="612pt" w:h="792pt" w:code="1"/>
@@ -5247,6 +5222,18 @@
           <w:docGrid w:linePitch="360"/>
         </w:sectPr>
       </w:pPr>
+      <w:r>
+        <w:t xml:space="preserve">S. M. Cheema, N. Sarwar and F. Yousaf, "Contrastive analysis of bubble &amp; merge sort proposing hybrid approach," 2016 Sixth International Conference on Innovative Computing Technology (INTECH), Dublin, Ireland, 2016, pp. 371-375, </w:t>
+      </w:r>
+      <w:proofErr w:type="spellStart"/>
+      <w:r>
+        <w:t>doi</w:t>
+      </w:r>
+      <w:proofErr w:type="spellEnd"/>
+      <w:r>
+        <w:t>: 10.1109/INTECH.2016.7</w:t>
+      </w:r>
+      <w:bookmarkEnd w:id="1"/>
     </w:p>
     <w:p>
       <w:pPr>
@@ -7755,7 +7742,7 @@
 </file>
 
 <file path=customXml/itemProps1.xml><?xml version="1.0" encoding="utf-8"?>
-<ds:datastoreItem xmlns:ds="http://purl.oclc.org/ooxml/officeDocument/customXml" ds:itemID="{772A55BE-37C3-4CD5-890C-EDDCE0352573}">
+<ds:datastoreItem xmlns:ds="http://purl.oclc.org/ooxml/officeDocument/customXml" ds:itemID="{A847956E-690A-4759-988A-0D6219B9F3A6}">
   <ds:schemaRefs>
     <ds:schemaRef ds:uri="http://schemas.openxmlformats.org/officeDocument/2006/bibliography"/>
   </ds:schemaRefs>

--- a/conference paper.docx
+++ b/conference paper.docx
@@ -2130,7 +2130,7 @@
       <w:tblPr>
         <w:tblStyle w:val="TableGrid"/>
         <w:tblW w:w="530.05pt" w:type="dxa"/>
-        <w:tblInd w:w="-1.25pt" w:type="dxa"/>
+        <w:tblInd w:w="0.75pt" w:type="dxa"/>
         <w:tblLook w:firstRow="1" w:lastRow="0" w:firstColumn="1" w:lastColumn="0" w:noHBand="0" w:noVBand="1"/>
       </w:tblPr>
       <w:tblGrid>
@@ -4748,8 +4748,14 @@
         <w:t>Efficiency Comparison</w:t>
       </w:r>
     </w:p>
+    <w:bookmarkEnd w:id="0"/>
     <w:p>
       <w:pPr>
+        <w:pStyle w:val="Heading2"/>
+        <w:numPr>
+          <w:ilvl w:val="0"/>
+          <w:numId w:val="0"/>
+        </w:numPr>
         <w:jc w:val="both"/>
         <w:rPr>
           <w:rFonts w:eastAsia="Times New Roman"/>
@@ -4759,26 +4765,14 @@
       <w:r>
         <w:rPr>
           <w:rFonts w:eastAsia="Times New Roman"/>
-          <w:color w:val="374151"/>
-        </w:rPr>
-        <w:t xml:space="preserve"> We begin by comparing the efficiency of the hybrid sorting algorithm with standalone sorting techniques, including Merge Sort, Quick Sort, and Bubble Sort. Through empirical experiments on different data sets, we measure the execution time and analyze the number of comparisons and swaps performed by each algorithm. The analysis provides insights into the algorithm's efficiency in terms of time complexity and operation count.</w:t>
-      </w:r>
-      <w:r>
-        <w:rPr>
-          <w:rFonts w:eastAsia="Times New Roman"/>
-          <w:color w:val="374151"/>
-        </w:rPr>
-        <w:t xml:space="preserve"> </w:t>
-      </w:r>
-      <w:r>
-        <w:rPr>
-          <w:rFonts w:eastAsia="Times New Roman"/>
-          <w:color w:val="374151"/>
-        </w:rPr>
-        <w:t>Additionally, we assess the algorithm's efficiency under different scenarios, such as completely random data, partially sorted data, and reverse sorted data. This evaluation helps us understand the adaptive nature of the hybrid sorting algorithm and its ability to select the most suitable technique for each scenario, thereby achieving optimal performance.</w:t>
+          <w:i w:val="0"/>
+          <w:iCs w:val="0"/>
+          <w:noProof w:val="0"/>
+          <w:color w:val="374151"/>
+        </w:rPr>
+        <w:t>We initiate our analysis by contrasting the hybrid sorting algorithm's efficiency with standalone methods like Merge Sort, Quick Sort, and Bubble Sort. Through empirical experiments across diverse datasets, we gauge execution time and scrutinize comparison and swap operations for each algorithm, offering insights into their time complexity and operations. Furthermore, we evaluate the hybrid algorithm's adaptability by examining its performance under varying scenarios, including random, partially sorted, and reverse sorted data. This assessment underscores the algorithm's adaptive prowess, ensuring optimal performance by adeptly selecting the appropriate technique for each scenario.</w:t>
       </w:r>
     </w:p>
-    <w:bookmarkEnd w:id="0"/>
     <w:p>
       <w:pPr>
         <w:pStyle w:val="Heading2"/>
@@ -4797,58 +4791,41 @@
           <w:rFonts w:eastAsia="Times New Roman"/>
           <w:color w:val="374151"/>
         </w:rPr>
-        <w:t>Adaptability Analysis</w:t>
+        <w:t>Adaptability</w:t>
+      </w:r>
+      <w:r>
+        <w:rPr>
+          <w:rFonts w:eastAsia="Times New Roman"/>
+          <w:color w:val="374151"/>
+        </w:rPr>
+        <w:t xml:space="preserve"> and Scalability</w:t>
+      </w:r>
+      <w:r>
+        <w:rPr>
+          <w:rFonts w:eastAsia="Times New Roman"/>
+          <w:color w:val="374151"/>
+        </w:rPr>
+        <w:t xml:space="preserve"> Analysis</w:t>
       </w:r>
     </w:p>
     <w:p>
       <w:pPr>
+        <w:pStyle w:val="Heading2"/>
+        <w:numPr>
+          <w:ilvl w:val="0"/>
+          <w:numId w:val="0"/>
+        </w:numPr>
         <w:jc w:val="both"/>
-        <w:rPr>
-          <w:rFonts w:eastAsia="Times New Roman"/>
-          <w:color w:val="374151"/>
-        </w:rPr>
-      </w:pPr>
-      <w:r>
-        <w:rPr>
-          <w:rFonts w:eastAsia="Times New Roman"/>
-          <w:color w:val="374151"/>
-        </w:rPr>
-        <w:t xml:space="preserve"> </w:t>
-      </w:r>
-      <w:r>
-        <w:rPr>
-          <w:rFonts w:eastAsia="Times New Roman"/>
-          <w:color w:val="374151"/>
-        </w:rPr>
-        <w:t>The adaptability of the hybrid sorting algorithm is a key aspect that sets it apart from standalone sorting techniques. We evaluate its adaptability by analyzing the algorithm's behavior on different sizes of input data. This analysis includes examining the threshold at which the algorithm switches from Bubble Sort to the hybrid technique, as well as the effectiveness of the adaptive selection of Merge Sort and Quick Sort for various input sizes.</w:t>
-      </w:r>
-      <w:r>
-        <w:rPr>
-          <w:rFonts w:eastAsia="Times New Roman"/>
-          <w:color w:val="374151"/>
-        </w:rPr>
-        <w:t xml:space="preserve"> </w:t>
-      </w:r>
-      <w:r>
-        <w:rPr>
-          <w:rFonts w:eastAsia="Times New Roman"/>
-          <w:color w:val="374151"/>
-        </w:rPr>
-        <w:t>By assessing the algorithm's adaptability, we gain insights into its ability to handle both small and large data sets efficiently. We also investigate its performance on</w:t>
-      </w:r>
-      <w:r>
-        <w:rPr>
-          <w:rFonts w:eastAsia="Times New Roman"/>
-          <w:color w:val="374151"/>
-        </w:rPr>
-        <w:t xml:space="preserve"> </w:t>
-      </w:r>
-      <w:r>
-        <w:rPr>
-          <w:rFonts w:eastAsia="Times New Roman"/>
-          <w:color w:val="374151"/>
-        </w:rPr>
-        <w:t>partially sorted data, where the hybrid algorithm's adaptability is expected to shine.</w:t>
+      </w:pPr>
+      <w:r>
+        <w:rPr>
+          <w:rFonts w:eastAsia="Times New Roman"/>
+          <w:i w:val="0"/>
+          <w:iCs w:val="0"/>
+          <w:noProof w:val="0"/>
+          <w:color w:val="374151"/>
+        </w:rPr>
+        <w:t>The hybrid sorting algorithm excels in adaptability and scalability compared to standalone methods. Adaptability is gauged across diverse input sizes, identifying the transition threshold from Bubble Sort to the hybrid technique and assessing adaptive Merge Sort and Quick Sort efficiency. This insight spans both small and large data sets, including partially sorted scenarios. Simultaneously, scalability is appraised by performance across progressively larger data sets, clarifying time complexity and execution time growth. Comparative analysis across data sizes reveals its adeptness with larger inputs and potential trade-offs in extensive datasets.</w:t>
       </w:r>
     </w:p>
     <w:p>
@@ -4858,18 +4835,9 @@
           <w:ilvl w:val="1"/>
           <w:numId w:val="9"/>
         </w:numPr>
-        <w:jc w:val="both"/>
-        <w:rPr>
-          <w:rFonts w:eastAsia="Times New Roman"/>
-          <w:color w:val="374151"/>
-        </w:rPr>
-      </w:pPr>
-      <w:r>
-        <w:rPr>
-          <w:rFonts w:eastAsia="Times New Roman"/>
-          <w:color w:val="374151"/>
-        </w:rPr>
-        <w:t>Scalability Assessment</w:t>
+      </w:pPr>
+      <w:r>
+        <w:t>Experimental Results and Discussion</w:t>
       </w:r>
     </w:p>
     <w:p>
@@ -4885,13 +4853,6 @@
           <w:rFonts w:eastAsia="Times New Roman"/>
           <w:color w:val="374151"/>
         </w:rPr>
-        <w:t>Scalability is an important factor to consider in sorting algorithms, especially when dealing with large data sets. We evaluate the scalability of the hybrid sorting algorithm by measuring its performance on increasingly larger data sets. This analysis helps us understand how the algorithm's time complexity and execution time scale as the input size grows.</w:t>
-      </w:r>
-      <w:r>
-        <w:rPr>
-          <w:rFonts w:eastAsia="Times New Roman"/>
-          <w:color w:val="374151"/>
-        </w:rPr>
         <w:t xml:space="preserve"> </w:t>
       </w:r>
       <w:r>
@@ -4899,29 +4860,15 @@
           <w:rFonts w:eastAsia="Times New Roman"/>
           <w:color w:val="374151"/>
         </w:rPr>
-        <w:t>We assess the algorithm's scalability by comparing it with other sorting algorithms on a range of data sets, including small, medium, and large sizes. We analyze the growth rate of the algorithm's time complexity and execution time and discuss any trade-offs or limitations that may arise with extremely large data sets.</w:t>
-      </w:r>
-    </w:p>
-    <w:p>
-      <w:pPr>
-        <w:pStyle w:val="Heading2"/>
-        <w:numPr>
-          <w:ilvl w:val="1"/>
-          <w:numId w:val="9"/>
-        </w:numPr>
-      </w:pPr>
-      <w:r>
-        <w:t>Experimental Results and Discussion</w:t>
-      </w:r>
-    </w:p>
-    <w:p>
-      <w:pPr>
-        <w:jc w:val="both"/>
-        <w:rPr>
-          <w:rFonts w:eastAsia="Times New Roman"/>
-          <w:color w:val="374151"/>
-        </w:rPr>
-      </w:pPr>
+        <w:t>W</w:t>
+      </w:r>
+      <w:r>
+        <w:rPr>
+          <w:rFonts w:eastAsia="Times New Roman"/>
+          <w:color w:val="374151"/>
+        </w:rPr>
+        <w:t>e present the experimental results obtained from running the hybrid sorting algorithm on various data sets and scenarios. We provide performance metrics such as execution time, number of comparisons, and number of swaps for each sorting technique employed.</w:t>
+      </w:r>
       <w:r>
         <w:rPr>
           <w:rFonts w:eastAsia="Times New Roman"/>
@@ -4934,38 +4881,8 @@
           <w:rFonts w:eastAsia="Times New Roman"/>
           <w:color w:val="374151"/>
         </w:rPr>
-        <w:t>W</w:t>
-      </w:r>
-      <w:r>
-        <w:rPr>
-          <w:rFonts w:eastAsia="Times New Roman"/>
-          <w:color w:val="374151"/>
-        </w:rPr>
-        <w:t>e present the experimental results obtained from running the hybrid sorting algorithm on various data sets and scenarios. We provide performance metrics such as execution time, number of comparisons, and number of swaps for each sorting technique employed.</w:t>
-      </w:r>
-      <w:r>
-        <w:rPr>
-          <w:rFonts w:eastAsia="Times New Roman"/>
-          <w:color w:val="374151"/>
-        </w:rPr>
-        <w:t xml:space="preserve"> </w:t>
-      </w:r>
-      <w:r>
-        <w:rPr>
-          <w:rFonts w:eastAsia="Times New Roman"/>
-          <w:color w:val="374151"/>
-        </w:rPr>
         <w:t>We discuss the observed patterns, trends, and trade-offs in the experimental results. We highlight the algorithm's efficiency in handling different types and sizes of data, showcasing its adaptability and scalability.</w:t>
       </w:r>
-    </w:p>
-    <w:p>
-      <w:pPr>
-        <w:jc w:val="both"/>
-        <w:rPr>
-          <w:rFonts w:eastAsia="Times New Roman"/>
-          <w:color w:val="374151"/>
-        </w:rPr>
-      </w:pPr>
     </w:p>
     <w:p>
       <w:pPr>
@@ -4992,91 +4909,14 @@
           <w:rFonts w:eastAsia="Times New Roman"/>
           <w:color w:val="374151"/>
         </w:rPr>
-        <w:t>In order to take advantage of the benefits</w:t>
-      </w:r>
-      <w:r>
-        <w:rPr>
-          <w:rFonts w:eastAsia="Times New Roman"/>
-          <w:color w:val="374151"/>
-        </w:rPr>
-        <w:t xml:space="preserve"> of Merge Sort, Quick Sort and Bubble Sort</w:t>
-      </w:r>
-      <w:r>
-        <w:rPr>
-          <w:rFonts w:eastAsia="Times New Roman"/>
-          <w:color w:val="374151"/>
-        </w:rPr>
-        <w:t xml:space="preserve"> and minimize their drawbacks, </w:t>
-      </w:r>
-      <w:r>
-        <w:rPr>
-          <w:rFonts w:eastAsia="Times New Roman"/>
-          <w:color w:val="374151"/>
-        </w:rPr>
-        <w:t>they</w:t>
-      </w:r>
-      <w:r>
-        <w:rPr>
-          <w:rFonts w:eastAsia="Times New Roman"/>
-          <w:color w:val="374151"/>
-        </w:rPr>
-        <w:t xml:space="preserve"> are </w:t>
-      </w:r>
-      <w:r>
-        <w:rPr>
-          <w:rFonts w:eastAsia="Times New Roman"/>
-          <w:color w:val="374151"/>
-        </w:rPr>
-        <w:t xml:space="preserve">combined into a new hybrid sorting algorithm </w:t>
-      </w:r>
-      <w:r>
-        <w:rPr>
-          <w:rFonts w:eastAsia="Times New Roman"/>
-          <w:color w:val="374151"/>
-        </w:rPr>
-        <w:t>which</w:t>
-      </w:r>
-      <w:r>
-        <w:rPr>
-          <w:rFonts w:eastAsia="Times New Roman"/>
-          <w:color w:val="374151"/>
-        </w:rPr>
-        <w:t xml:space="preserve"> is discussed in this paper.</w:t>
-      </w:r>
-      <w:r>
-        <w:rPr>
-          <w:rFonts w:eastAsia="Times New Roman"/>
-          <w:color w:val="374151"/>
-        </w:rPr>
-        <w:t xml:space="preserve"> The hybrid algorithm offers improved efficiency, adaptability, and scalability compared to standalone sorting techniques. Through a detailed analysis and experimental evaluation, we have demonstrated the effectiveness of the hybrid sorting algorithm. The algorithm outperforms standalone sorting algorithms in terms of execution time, adaptability to different data sizes, and scalability to handle large data sets. Its adaptive approach allows for efficient sorting in various scenarios, ensuring stability and minimizing unnecessary operations. The</w:t>
-      </w:r>
-      <w:r>
-        <w:rPr>
-          <w:rFonts w:eastAsia="Times New Roman"/>
-          <w:color w:val="374151"/>
-        </w:rPr>
-        <w:t xml:space="preserve"> </w:t>
-      </w:r>
-      <w:r>
-        <w:rPr>
-          <w:rFonts w:eastAsia="Times New Roman"/>
-          <w:color w:val="374151"/>
-        </w:rPr>
-        <w:t>practical applications of the hybrid sorting algorithm span across diverse domains. It can enhance data processing and analysis tasks, improve information retrieval and search efficiency, optimize computational sciences and simulations, and benefit multimedia applications, e-commerce platforms, and recommendation systems. The hybrid sorting algorithm presented in this paper opens avenues for further research and development. Future work can focus on exploring additional optimizations, refining the adaptive selection process, and investigating its performance in specific domains and applications. Additionally, advancements in parallel processing and distributed computing can be integrated to further enhance the algorithm's efficiency and scalability.</w:t>
-      </w:r>
-      <w:r>
-        <w:rPr>
-          <w:rFonts w:eastAsia="Times New Roman"/>
-          <w:color w:val="374151"/>
-        </w:rPr>
-        <w:t xml:space="preserve"> </w:t>
-      </w:r>
-      <w:r>
-        <w:rPr>
-          <w:rFonts w:eastAsia="Times New Roman"/>
-          <w:color w:val="374151"/>
-        </w:rPr>
-        <w:t>The hybrid sorting algorithm offers versatile applications in various domains. It efficiently processes data, improves search performance, and optimizes computational workflows. In data processing, it enhances data cleansing, transformation, and aggregation. It also boosts information retrieval, search engines, and database queries. Moreover, the algorithm optimizes computational sciences, simulations, multimedia applications, e-commerce platforms, and recommendation systems. Its adaptability and efficiency make it valuable in diverse sorting tasks, enabling faster and more accurate results.</w:t>
+        <w:t xml:space="preserve">This paper presents a novel hybrid sorting algorithm that intelligently leverages the strengths of Merge Sort, Quick Sort, and Bubble Sort while mitigating their limitations. This hybrid approach significantly enhances efficiency, adaptability, and scalability compared to standalone sorting techniques. Through meticulous analysis and experimentation, we've established its superiority in terms of execution time, adaptability across various data sizes, and scalability for extensive datasets. The algorithm's adaptive nature ensures stability, minimizing unnecessary operations </w:t>
+      </w:r>
+      <w:r>
+        <w:rPr>
+          <w:rFonts w:eastAsia="Times New Roman"/>
+          <w:color w:val="374151"/>
+        </w:rPr>
+        <w:t>and thus amplifying its value across domains. Its applications encompass data processing, information retrieval, computational sciences, simulations, multimedia, e-commerce, and recommendation systems. Future research avenues include optimization exploration, adaptive selection refinement, and domain-specific enhancements, potentially integrating parallel processing and distributed computing for heightened efficiency and scalability. In essence, the hybrid sorting algorithm shines as a versatile solution, expediting and refining sorting processes across diverse applications.</w:t>
       </w:r>
     </w:p>
     <w:p>
@@ -5194,7 +5034,6 @@
         <w:jc w:val="both"/>
       </w:pPr>
       <w:r>
-        <w:lastRenderedPageBreak/>
         <w:t xml:space="preserve">T. Paul, "Enhancement of Bubble and Insertion Sort Algorithm Using Block Partitioning," 2022 25th International Conference on Computer and Information Technology (ICCIT), Cox's Bazar, Bangladesh, 2022, pp. 412-417, </w:t>
       </w:r>
       <w:proofErr w:type="spellStart"/>
@@ -5214,13 +5053,6 @@
           <w:numId w:val="16"/>
         </w:numPr>
         <w:jc w:val="both"/>
-        <w:sectPr>
-          <w:type w:val="continuous"/>
-          <w:pgSz w:w="612pt" w:h="792pt" w:code="1"/>
-          <w:pgMar w:top="54pt" w:right="45.35pt" w:bottom="72pt" w:left="45.35pt" w:header="36pt" w:footer="36pt" w:gutter="0pt"/>
-          <w:cols w:num="2" w:space="18pt"/>
-          <w:docGrid w:linePitch="360"/>
-        </w:sectPr>
       </w:pPr>
       <w:r>
         <w:t xml:space="preserve">S. M. Cheema, N. Sarwar and F. Yousaf, "Contrastive analysis of bubble &amp; merge sort proposing hybrid approach," 2016 Sixth International Conference on Innovative Computing Technology (INTECH), Dublin, Ireland, 2016, pp. 371-375, </w:t>
@@ -5234,11 +5066,6 @@
         <w:t>: 10.1109/INTECH.2016.7</w:t>
       </w:r>
       <w:bookmarkEnd w:id="1"/>
-    </w:p>
-    <w:p>
-      <w:pPr>
-        <w:jc w:val="both"/>
-      </w:pPr>
     </w:p>
     <w:sectPr>
       <w:pgSz w:w="612pt" w:h="792pt"/>
@@ -7073,7 +6900,6 @@
   <w:style w:type="character" w:default="1" w:styleId="DefaultParagraphFont">
     <w:name w:val="Default Paragraph Font"/>
     <w:uiPriority w:val="1"/>
-    <w:semiHidden/>
     <w:unhideWhenUsed/>
   </w:style>
   <w:style w:type="table" w:default="1" w:styleId="TableNormal">
@@ -7742,7 +7568,7 @@
 </file>
 
 <file path=customXml/itemProps1.xml><?xml version="1.0" encoding="utf-8"?>
-<ds:datastoreItem xmlns:ds="http://purl.oclc.org/ooxml/officeDocument/customXml" ds:itemID="{A847956E-690A-4759-988A-0D6219B9F3A6}">
+<ds:datastoreItem xmlns:ds="http://purl.oclc.org/ooxml/officeDocument/customXml" ds:itemID="{85AF321A-35F6-48BB-AA93-5B0142D9C13A}">
   <ds:schemaRefs>
     <ds:schemaRef ds:uri="http://schemas.openxmlformats.org/officeDocument/2006/bibliography"/>
   </ds:schemaRefs>
